--- a/paper/manuscript_tomography_internal.docx
+++ b/paper/manuscript_tomography_internal.docx
@@ -2,7 +2,7 @@
 <file path=word/document.xml><?xml version="1.0" encoding="utf-8"?>
 <w:document xmlns:w="http://schemas.openxmlformats.org/wordprocessingml/2006/main" xmlns:m="http://schemas.openxmlformats.org/officeDocument/2006/math" xmlns:r="http://schemas.openxmlformats.org/officeDocument/2006/relationships" xmlns:o="urn:schemas-microsoft-com:office:office" xmlns:v="urn:schemas-microsoft-com:vml" xmlns:w10="urn:schemas-microsoft-com:office:word" xmlns:a="http://schemas.openxmlformats.org/drawingml/2006/main" xmlns:pic="http://schemas.openxmlformats.org/drawingml/2006/picture" xmlns:wp="http://schemas.openxmlformats.org/drawingml/2006/wordprocessingDrawing">
   <w:body>
-    <w:bookmarkStart w:id="50" w:name="X8262add42ea8d56622f6b373f153214da92c143"/>
+    <w:bookmarkStart w:id="54" w:name="X8262add42ea8d56622f6b373f153214da92c143"/>
     <w:p>
       <w:pPr>
         <w:pStyle w:val="Heading1"/>
@@ -93,25 +93,31 @@
         <w:t xml:space="preserve"> </w:t>
       </w:r>
       <w:r>
-        <w:t xml:space="preserve">Imaging Archive, and twelve organs segmented with TotalSegmentator at inference only. Of 480 requested organ–series combinations, 455 were</w:t>
-      </w:r>
-      <w:r>
-        <w:t xml:space="preserve"> </w:t>
-      </w:r>
-      <w:r>
-        <w:t xml:space="preserve">produced; the remaining 25 organs lay outside the scanned range. Of the 455,</w:t>
-      </w:r>
-      <w:r>
-        <w:t xml:space="preserve"> </w:t>
-      </w:r>
-      <w:r>
-        <w:t xml:space="preserve">408 were untruncated and an index could be calculated for 386. Modulation weights spanned</w:t>
-      </w:r>
-      <w:r>
-        <w:t xml:space="preserve"> </w:t>
-      </w:r>
-      <w:r>
-        <w:t xml:space="preserve">0.59 to 1.69, so the index departs from the whole-scan CTDIvol by up to 70% within one</w:t>
+        <w:t xml:space="preserve">Imaging Archive, and twelve organs segmented with TotalSegmentator at inference only. Of</w:t>
+      </w:r>
+      <w:r>
+        <w:t xml:space="preserve"> </w:t>
+      </w:r>
+      <w:r>
+        <w:t xml:space="preserve">480 requested organ–series combinations, 455 were produced; the remaining 25 organs lay</w:t>
+      </w:r>
+      <w:r>
+        <w:t xml:space="preserve"> </w:t>
+      </w:r>
+      <w:r>
+        <w:t xml:space="preserve">outside the scanned range. A prespecified acquisition-constancy criterion admitted 39 of</w:t>
+      </w:r>
+      <w:r>
+        <w:t xml:space="preserve"> </w:t>
+      </w:r>
+      <w:r>
+        <w:t xml:space="preserve">the 40 series to the quantitative modulation analysis. Modulation weights spanned 0.59 to</w:t>
+      </w:r>
+      <w:r>
+        <w:t xml:space="preserve"> </w:t>
+      </w:r>
+      <w:r>
+        <w:t xml:space="preserve">1.69, so the index departs from the whole-scan CTDIvol by up to 70% within one</w:t>
       </w:r>
       <w:r>
         <w:t xml:space="preserve"> </w:t>
@@ -147,7 +153,7 @@
         <w:t xml:space="preserve"> </w:t>
       </w:r>
       <w:r>
-        <w:t xml:space="preserve">implementation and derived records are openly available and reproducible.</w:t>
+        <w:t xml:space="preserve">implementation and derived records are openly available.</w:t>
       </w:r>
     </w:p>
     <w:p>
@@ -519,7 +525,7 @@
       </w:r>
     </w:p>
     <w:bookmarkEnd w:id="10"/>
-    <w:bookmarkStart w:id="21" w:name="materials-and-methods"/>
+    <w:bookmarkStart w:id="22" w:name="materials-and-methods"/>
     <w:p>
       <w:pPr>
         <w:pStyle w:val="Heading2"/>
@@ -1066,7 +1072,19 @@
         <w:t xml:space="preserve"> </w:t>
       </w:r>
       <w:r>
-        <w:t xml:space="preserve">deterministic threshold contour following AAPM Report 220 [7].</w:t>
+        <w:t xml:space="preserve">deterministic threshold contour following AAPM Report 220 [7]. Figure 1 illustrates the</w:t>
+      </w:r>
+      <w:r>
+        <w:t xml:space="preserve"> </w:t>
+      </w:r>
+      <w:r>
+        <w:t xml:space="preserve">segmentation output and its correspondence with the CT anatomy in the representative</w:t>
+      </w:r>
+      <w:r>
+        <w:t xml:space="preserve"> </w:t>
+      </w:r>
+      <w:r>
+        <w:t xml:space="preserve">acquisition used for the end-to-end example.</w:t>
       </w:r>
     </w:p>
     <w:bookmarkEnd w:id="15"/>
@@ -1362,13 +1380,221 @@
         <w:t xml:space="preserve"> </w:t>
       </w:r>
       <w:r>
-        <w:t xml:space="preserve">are proportional to the recorded tube current. We checked this directly by reading every</w:t>
-      </w:r>
-      <w:r>
-        <w:t xml:space="preserve"> </w:t>
-      </w:r>
-      <w:r>
-        <w:t xml:space="preserve">slice header of every retained series; the result is shipped as</w:t>
+        <w:t xml:space="preserve">are proportional to the recorded tube current.</w:t>
+      </w:r>
+    </w:p>
+    <w:bookmarkEnd w:id="17"/>
+    <w:bookmarkStart w:id="18" w:name="the-acquisition-constancy-criterion"/>
+    <w:p>
+      <w:pPr>
+        <w:pStyle w:val="Heading3"/>
+      </w:pPr>
+      <w:r>
+        <w:t xml:space="preserve">2.8. The Acquisition-Constancy Criterion</w:t>
+      </w:r>
+    </w:p>
+    <w:p>
+      <w:pPr>
+        <w:pStyle w:val="FirstParagraph"/>
+      </w:pPr>
+      <w:r>
+        <w:t xml:space="preserve">Rather than assume that assumption, we stated it as an eligibility rule in advance and</w:t>
+      </w:r>
+      <w:r>
+        <w:t xml:space="preserve"> </w:t>
+      </w:r>
+      <w:r>
+        <w:t xml:space="preserve">applied it mechanically:</w:t>
+      </w:r>
+    </w:p>
+    <w:p>
+      <w:pPr>
+        <w:pStyle w:val="BlockText"/>
+      </w:pPr>
+      <w:r>
+        <w:t xml:space="preserve">A series is eligible for quantitative anatomy-weighted CTDIvol analysis only when the</w:t>
+      </w:r>
+      <w:r>
+        <w:t xml:space="preserve"> </w:t>
+      </w:r>
+      <w:r>
+        <w:t xml:space="preserve">acquisition parameters required for scanner output to remain proportional to the</w:t>
+      </w:r>
+      <w:r>
+        <w:t xml:space="preserve"> </w:t>
+      </w:r>
+      <w:r>
+        <w:t xml:space="preserve">recorded tube current are constant within that series, to the extent verifiable from the</w:t>
+      </w:r>
+      <w:r>
+        <w:t xml:space="preserve"> </w:t>
+      </w:r>
+      <w:r>
+        <w:t xml:space="preserve">archived DICOM headers.</w:t>
+      </w:r>
+    </w:p>
+    <w:p>
+      <w:pPr>
+        <w:pStyle w:val="FirstParagraph"/>
+      </w:pPr>
+      <w:r>
+        <w:t xml:space="preserve">Every slice header of every series was read and each output-governing attribute — tube</w:t>
+      </w:r>
+      <w:r>
+        <w:t xml:space="preserve"> </w:t>
+      </w:r>
+      <w:r>
+        <w:t xml:space="preserve">voltage, exposure time, rotation time, pitch and total collimation width — classified into</w:t>
+      </w:r>
+      <w:r>
+        <w:t xml:space="preserve"> </w:t>
+      </w:r>
+      <w:r>
+        <w:t xml:space="preserve">one of four states.</w:t>
+      </w:r>
+      <w:r>
+        <w:t xml:space="preserve"> </w:t>
+      </w:r>
+      <w:r>
+        <w:rPr>
+          <w:i/>
+          <w:iCs/>
+        </w:rPr>
+        <w:t xml:space="preserve">Verified constant</w:t>
+      </w:r>
+      <w:r>
+        <w:t xml:space="preserve">: one value throughout.</w:t>
+      </w:r>
+      <w:r>
+        <w:t xml:space="preserve"> </w:t>
+      </w:r>
+      <w:r>
+        <w:rPr>
+          <w:i/>
+          <w:iCs/>
+        </w:rPr>
+        <w:t xml:space="preserve">Absent</w:t>
+      </w:r>
+      <w:r>
+        <w:t xml:space="preserve">: never written to</w:t>
+      </w:r>
+      <w:r>
+        <w:t xml:space="preserve"> </w:t>
+      </w:r>
+      <w:r>
+        <w:t xml:space="preserve">the archived headers, so constancy can be neither confirmed nor refuted; absence alone</w:t>
+      </w:r>
+      <w:r>
+        <w:t xml:space="preserve"> </w:t>
+      </w:r>
+      <w:r>
+        <w:t xml:space="preserve">does not disqualify a series, since excluding on it would remove series for a property of</w:t>
+      </w:r>
+      <w:r>
+        <w:t xml:space="preserve"> </w:t>
+      </w:r>
+      <w:r>
+        <w:t xml:space="preserve">the de-identified export rather than of the acquisition.</w:t>
+      </w:r>
+      <w:r>
+        <w:t xml:space="preserve"> </w:t>
+      </w:r>
+      <w:r>
+        <w:rPr>
+          <w:i/>
+          <w:iCs/>
+        </w:rPr>
+        <w:t xml:space="preserve">Negligible variation</w:t>
+      </w:r>
+      <w:r>
+        <w:t xml:space="preserve">: varying</w:t>
+      </w:r>
+      <w:r>
+        <w:t xml:space="preserve"> </w:t>
+      </w:r>
+      <w:r>
+        <w:t xml:space="preserve">by less than a relative tolerance of 0.02, attributable to the numeric representation —</w:t>
+      </w:r>
+      <w:r>
+        <w:t xml:space="preserve"> </w:t>
+      </w:r>
+      <w:r>
+        <w:t xml:space="preserve">exposure time is written as an integer number of milliseconds, so a one-unit step on a</w:t>
+      </w:r>
+      <w:r>
+        <w:t xml:space="preserve"> </w:t>
+      </w:r>
+      <w:r>
+        <w:t xml:space="preserve">value of a few hundred is a rounding artefact.</w:t>
+      </w:r>
+      <w:r>
+        <w:t xml:space="preserve"> </w:t>
+      </w:r>
+      <w:r>
+        <w:rPr>
+          <w:i/>
+          <w:iCs/>
+        </w:rPr>
+        <w:t xml:space="preserve">Materially variable</w:t>
+      </w:r>
+      <w:r>
+        <w:t xml:space="preserve">: varying by at least</w:t>
+      </w:r>
+      <w:r>
+        <w:t xml:space="preserve"> </w:t>
+      </w:r>
+      <w:r>
+        <w:t xml:space="preserve">that tolerance, which disqualifies the series. The tolerance is not fitted to these data:</w:t>
+      </w:r>
+      <w:r>
+        <w:t xml:space="preserve"> </w:t>
+      </w:r>
+      <w:r>
+        <w:t xml:space="preserve">any value between roughly 1% and 50% classifies this cohort identically, because the only</w:t>
+      </w:r>
+      <w:r>
+        <w:t xml:space="preserve"> </w:t>
+      </w:r>
+      <w:r>
+        <w:t xml:space="preserve">material variation observed is a factor of two.</w:t>
+      </w:r>
+    </w:p>
+    <w:p>
+      <w:pPr>
+        <w:pStyle w:val="BodyText"/>
+      </w:pPr>
+      <w:r>
+        <w:t xml:space="preserve">Tube voltage was verified constant in all 40 series, as were Image Type and convolution</w:t>
+      </w:r>
+      <w:r>
+        <w:t xml:space="preserve"> </w:t>
+      </w:r>
+      <w:r>
+        <w:t xml:space="preserve">kernel, so no series mixes acquisition or reconstruction types. Exposure time was verified</w:t>
+      </w:r>
+      <w:r>
+        <w:t xml:space="preserve"> </w:t>
+      </w:r>
+      <w:r>
+        <w:t xml:space="preserve">constant in 35 series, negligibly variable in 3, materially variable in 1 and absent in 1;</w:t>
+      </w:r>
+      <w:r>
+        <w:t xml:space="preserve"> </w:t>
+      </w:r>
+      <w:r>
+        <w:t xml:space="preserve">rotation time verified constant in 20, materially variable in 1 and absent in 19; pitch</w:t>
+      </w:r>
+      <w:r>
+        <w:t xml:space="preserve"> </w:t>
+      </w:r>
+      <w:r>
+        <w:t xml:space="preserve">verified constant in 32 and absent in 8; total collimation width verified constant in 31</w:t>
+      </w:r>
+      <w:r>
+        <w:t xml:space="preserve"> </w:t>
+      </w:r>
+      <w:r>
+        <w:t xml:space="preserve">and absent in 9. The full record is shipped as</w:t>
       </w:r>
       <w:r>
         <w:t xml:space="preserve"> </w:t>
@@ -1380,55 +1606,28 @@
         <w:t xml:space="preserve">results/acquisition_constancy.json</w:t>
       </w:r>
       <w:r>
-        <w:t xml:space="preserve">. Tube voltage was verified constant in all 40 series,</w:t>
-      </w:r>
-      <w:r>
-        <w:t xml:space="preserve"> </w:t>
-      </w:r>
-      <w:r>
-        <w:t xml:space="preserve">as were Image Type and convolution kernel, so no series mixes acquisition or</w:t>
-      </w:r>
-      <w:r>
-        <w:t xml:space="preserve"> </w:t>
-      </w:r>
-      <w:r>
-        <w:t xml:space="preserve">reconstruction types. Exposure time was verified constant in 35 series and absent from the</w:t>
-      </w:r>
-      <w:r>
-        <w:t xml:space="preserve"> </w:t>
-      </w:r>
-      <w:r>
-        <w:t xml:space="preserve">headers of 1; pitch was verified constant in 32 and absent in 8; total collimation width</w:t>
-      </w:r>
-      <w:r>
-        <w:t xml:space="preserve"> </w:t>
-      </w:r>
-      <w:r>
-        <w:t xml:space="preserve">was verified constant in 31 and absent in 9; rotation time was verified constant in 20 and</w:t>
-      </w:r>
-      <w:r>
-        <w:t xml:space="preserve"> </w:t>
-      </w:r>
-      <w:r>
-        <w:t xml:space="preserve">absent in 19. Attributes absent from the archived headers are reported as absent rather</w:t>
-      </w:r>
-      <w:r>
-        <w:t xml:space="preserve"> </w:t>
-      </w:r>
-      <w:r>
-        <w:t xml:space="preserve">than as verified: they are assumed constant on the basis that the series is represented as</w:t>
-      </w:r>
-      <w:r>
-        <w:t xml:space="preserve"> </w:t>
-      </w:r>
-      <w:r>
-        <w:t xml:space="preserve">a single acquisition, which the constant Image Type and kernel support, but this could not</w:t>
-      </w:r>
-      <w:r>
-        <w:t xml:space="preserve"> </w:t>
-      </w:r>
-      <w:r>
-        <w:t xml:space="preserve">be confirmed.</w:t>
+        <w:t xml:space="preserve"> </w:t>
+      </w:r>
+      <w:r>
+        <w:t xml:space="preserve">and</w:t>
+      </w:r>
+      <w:r>
+        <w:t xml:space="preserve"> </w:t>
+      </w:r>
+      <w:r>
+        <w:t xml:space="preserve">the eligibility decision for every series in</w:t>
+      </w:r>
+      <w:r>
+        <w:t xml:space="preserve"> </w:t>
+      </w:r>
+      <w:r>
+        <w:rPr>
+          <w:rStyle w:val="VerbatimChar"/>
+        </w:rPr>
+        <w:t xml:space="preserve">results/analysis_1.5mm.json</w:t>
+      </w:r>
+      <w:r>
+        <w:t xml:space="preserve">.</w:t>
       </w:r>
     </w:p>
     <w:p>
@@ -1436,43 +1635,19 @@
         <w:pStyle w:val="BodyText"/>
       </w:pPr>
       <w:r>
-        <w:t xml:space="preserve">Exposure time varied within 4 series. In 3 of these, all Philips, the variation was below</w:t>
-      </w:r>
-      <w:r>
-        <w:t xml:space="preserve"> </w:t>
-      </w:r>
-      <w:r>
-        <w:t xml:space="preserve">1% and reflects decimal rounding in the header rather than a change in the acquisition. In</w:t>
-      </w:r>
-      <w:r>
-        <w:t xml:space="preserve"> </w:t>
-      </w:r>
-      <w:r>
-        <w:t xml:space="preserve">the remaining series — the GE acquisition also identified in Section 2.3 as two</w:t>
-      </w:r>
-      <w:r>
-        <w:t xml:space="preserve"> </w:t>
-      </w:r>
-      <w:r>
-        <w:t xml:space="preserve">reconstructions sharing one Series Instance UID — exposure time takes the values 400 and</w:t>
-      </w:r>
-      <w:r>
-        <w:t xml:space="preserve"> </w:t>
-      </w:r>
-      <w:r>
-        <w:t xml:space="preserve">800 ms and rotation time 0.4 and 0.8 s in contiguous blocks, so scanner output in that</w:t>
-      </w:r>
-      <w:r>
-        <w:t xml:space="preserve"> </w:t>
-      </w:r>
-      <w:r>
-        <w:t xml:space="preserve">series is not proportional to tube current alone. Its organ weights lie between 0.98 and</w:t>
-      </w:r>
-      <w:r>
-        <w:t xml:space="preserve"> </w:t>
-      </w:r>
-      <w:r>
-        <w:t xml:space="preserve">1.21 and do not contribute to the reported range; the consequence is treated in Section 4.</w:t>
+        <w:t xml:space="preserve">Series failing the criterion are retained for the archive-availability, segmentation,</w:t>
+      </w:r>
+      <w:r>
+        <w:t xml:space="preserve"> </w:t>
+      </w:r>
+      <w:r>
+        <w:t xml:space="preserve">estimated-mass and provenance analyses, and excluded only from quantitative</w:t>
+      </w:r>
+      <w:r>
+        <w:t xml:space="preserve"> </w:t>
+      </w:r>
+      <w:r>
+        <w:t xml:space="preserve">modulation-weight and anatomy-weighted-index summaries.</w:t>
       </w:r>
     </w:p>
     <w:p>
@@ -1533,14 +1708,14 @@
         <w:t xml:space="preserve">exposed part. Such organs are flagged and excluded from whole-organ comparisons.</w:t>
       </w:r>
     </w:p>
-    <w:bookmarkEnd w:id="17"/>
-    <w:bookmarkStart w:id="18" w:name="organ-record-flow"/>
+    <w:bookmarkEnd w:id="18"/>
+    <w:bookmarkStart w:id="19" w:name="organ-record-flow"/>
     <w:p>
       <w:pPr>
         <w:pStyle w:val="Heading3"/>
       </w:pPr>
       <w:r>
-        <w:t xml:space="preserve">2.8. Organ Record Flow</w:t>
+        <w:t xml:space="preserve">2.9. Organ Record Flow</w:t>
       </w:r>
     </w:p>
     <w:p>
@@ -1658,14 +1833,14 @@
         <w:t xml:space="preserve">.</w:t>
       </w:r>
     </w:p>
-    <w:bookmarkEnd w:id="18"/>
-    <w:bookmarkStart w:id="19" w:name="Xac99610bd1667e2236e31b4cc065aa132b167b5"/>
+    <w:bookmarkEnd w:id="19"/>
+    <w:bookmarkStart w:id="20" w:name="Xac99610bd1667e2236e31b4cc065aa132b167b5"/>
     <w:p>
       <w:pPr>
         <w:pStyle w:val="Heading3"/>
       </w:pPr>
       <w:r>
-        <w:t xml:space="preserve">2.9. What the Index Does and Does Not Represent</w:t>
+        <w:t xml:space="preserve">2.10. What the Index Does and Does Not Represent</w:t>
       </w:r>
     </w:p>
     <w:p>
@@ -1734,14 +1909,14 @@
         <w:t xml:space="preserve">modulation, and a derived index in the units of the parent CTDIvol.</w:t>
       </w:r>
     </w:p>
-    <w:bookmarkEnd w:id="19"/>
-    <w:bookmarkStart w:id="20" w:name="verification-and-reproducibility"/>
+    <w:bookmarkEnd w:id="20"/>
+    <w:bookmarkStart w:id="21" w:name="verification-and-reproducibility"/>
     <w:p>
       <w:pPr>
         <w:pStyle w:val="Heading3"/>
       </w:pPr>
       <w:r>
-        <w:t xml:space="preserve">2.10. Verification and Reproducibility</w:t>
+        <w:t xml:space="preserve">2.11. Verification and Reproducibility</w:t>
       </w:r>
     </w:p>
     <w:p>
@@ -1898,9 +2073,9 @@
         <w:t xml:space="preserve">archived version DOI are given in the Data Availability Statement.</w:t>
       </w:r>
     </w:p>
-    <w:bookmarkEnd w:id="20"/>
     <w:bookmarkEnd w:id="21"/>
-    <w:bookmarkStart w:id="39" w:name="results"/>
+    <w:bookmarkEnd w:id="22"/>
+    <w:bookmarkStart w:id="43" w:name="results"/>
     <w:p>
       <w:pPr>
         <w:pStyle w:val="Heading2"/>
@@ -1909,7 +2084,7 @@
         <w:t xml:space="preserve">3. Results</w:t>
       </w:r>
     </w:p>
-    <w:bookmarkStart w:id="22" w:name="cohort-and-records"/>
+    <w:bookmarkStart w:id="26" w:name="cohort-and-records"/>
     <w:p>
       <w:pPr>
         <w:pStyle w:val="Heading3"/>
@@ -1935,43 +2110,13 @@
         <w:t xml:space="preserve"> </w:t>
       </w:r>
       <w:r>
-        <w:t xml:space="preserve">organ records were produced across 12 organs, with the flow as given in Section 2.8.</w:t>
-      </w:r>
-    </w:p>
-    <w:bookmarkEnd w:id="22"/>
-    <w:bookmarkStart w:id="26" w:name="organ-specific-modulation-weights"/>
-    <w:p>
-      <w:pPr>
-        <w:pStyle w:val="Heading3"/>
-      </w:pPr>
-      <w:r>
-        <w:t xml:space="preserve">3.2. Organ-Specific Modulation Weights</w:t>
-      </w:r>
-    </w:p>
-    <w:p>
-      <w:pPr>
-        <w:pStyle w:val="FirstParagraph"/>
-      </w:pPr>
-      <w:r>
-        <w:t xml:space="preserve">Organ-specific modulation weights across the cohort span 0.59 to 1.69. The</w:t>
-      </w:r>
-      <w:r>
-        <w:t xml:space="preserve"> </w:t>
-      </w:r>
-      <w:r>
-        <w:t xml:space="preserve">anatomy-weighted index therefore departs from the whole-scan CTDIvol by up to roughly 70%</w:t>
-      </w:r>
-      <w:r>
-        <w:t xml:space="preserve"> </w:t>
-      </w:r>
-      <w:r>
-        <w:t xml:space="preserve">in either direction within a single acquisition, which is the variation the index exists</w:t>
-      </w:r>
-      <w:r>
-        <w:t xml:space="preserve"> </w:t>
-      </w:r>
-      <w:r>
-        <w:t xml:space="preserve">to express.</w:t>
+        <w:t xml:space="preserve">organ records were produced across 12 organs, with the flow as given in Section 2.9.</w:t>
+      </w:r>
+      <w:r>
+        <w:t xml:space="preserve"> </w:t>
+      </w:r>
+      <w:r>
+        <w:t xml:space="preserve">Figure 1 shows the segmentation output for a representative acquisition.</w:t>
       </w:r>
     </w:p>
     <w:p>
@@ -1979,43 +2124,37 @@
         <w:pStyle w:val="BodyText"/>
       </w:pPr>
       <w:r>
-        <w:t xml:space="preserve">Figure 1 shows one acquisition end to end: a Canon/Toshiba Aquilion PRIME series of 268</w:t>
-      </w:r>
-      <w:r>
-        <w:t xml:space="preserve"> </w:t>
-      </w:r>
-      <w:r>
-        <w:t xml:space="preserve">slices with a recorded CTDIvol of 16.1 mGy and a scan mean tube current of 265 mA. The</w:t>
-      </w:r>
-      <w:r>
-        <w:t xml:space="preserve"> </w:t>
-      </w:r>
-      <w:r>
-        <w:t xml:space="preserve">small bowel and colon, lying in the inferior abdomen where the modulation raised the</w:t>
-      </w:r>
-      <w:r>
-        <w:t xml:space="preserve"> </w:t>
-      </w:r>
-      <w:r>
-        <w:t xml:space="preserve">current to about 447 and 435 mA, take weights of 1.69 and 1.64 respectively, giving indices</w:t>
-      </w:r>
-      <w:r>
-        <w:t xml:space="preserve"> </w:t>
-      </w:r>
-      <w:r>
-        <w:t xml:space="preserve">near 27 mGy; the left kidney and stomach, higher in the scan, take weights of 0.94 and</w:t>
-      </w:r>
-      <w:r>
-        <w:t xml:space="preserve"> </w:t>
-      </w:r>
-      <w:r>
-        <w:t xml:space="preserve">indices near 15 mGy. Two organs in the same acquisition thus differ by a factor of 1.8 in</w:t>
-      </w:r>
-      <w:r>
-        <w:t xml:space="preserve"> </w:t>
-      </w:r>
-      <w:r>
-        <w:t xml:space="preserve">their anatomy-weighted index, a difference no whole-scan value can express.</w:t>
+        <w:t xml:space="preserve">Of the 40 segmented series, 39 met the acquisition-constancy criterion of Section 2.8. One</w:t>
+      </w:r>
+      <w:r>
+        <w:t xml:space="preserve"> </w:t>
+      </w:r>
+      <w:r>
+        <w:t xml:space="preserve">archived GE series contained two blocks with different exposure and rotation times; it was</w:t>
+      </w:r>
+      <w:r>
+        <w:t xml:space="preserve"> </w:t>
+      </w:r>
+      <w:r>
+        <w:t xml:space="preserve">retained for the segmentation, estimated-mass and archive-availability analyses and</w:t>
+      </w:r>
+      <w:r>
+        <w:t xml:space="preserve"> </w:t>
+      </w:r>
+      <w:r>
+        <w:t xml:space="preserve">excluded from the modulation-weight and anatomy-weighted-index summaries. The quantitative</w:t>
+      </w:r>
+      <w:r>
+        <w:t xml:space="preserve"> </w:t>
+      </w:r>
+      <w:r>
+        <w:t xml:space="preserve">modulation analysis therefore rests on 375 organ records from the 33 eligible series that</w:t>
+      </w:r>
+      <w:r>
+        <w:t xml:space="preserve"> </w:t>
+      </w:r>
+      <w:r>
+        <w:t xml:space="preserve">also carry a CTDIvol.</w:t>
       </w:r>
     </w:p>
     <w:p>
@@ -2025,20 +2164,258 @@
       <w:r>
         <w:drawing>
           <wp:inline>
-            <wp:extent cx="5334000" cy="4659094"/>
+            <wp:extent cx="4957010" cy="5784324"/>
             <wp:effectExtent b="0" l="0" r="0" t="0"/>
             <wp:docPr descr="" title="" id="24" name="Picture"/>
             <a:graphic>
               <a:graphicData uri="http://schemas.openxmlformats.org/drawingml/2006/picture">
                 <pic:pic>
                   <pic:nvPicPr>
-                    <pic:cNvPr descr="figures/fig1_demonstration_case.png" id="25" name="Picture"/>
+                    <pic:cNvPr descr="figures/fig1_segmentation.png" id="25" name="Picture"/>
                     <pic:cNvPicPr>
                       <a:picLocks noChangeArrowheads="1" noChangeAspect="1"/>
                     </pic:cNvPicPr>
                   </pic:nvPicPr>
                   <pic:blipFill>
                     <a:blip r:embed="rId23"/>
+                    <a:stretch>
+                      <a:fillRect/>
+                    </a:stretch>
+                  </pic:blipFill>
+                  <pic:spPr bwMode="auto">
+                    <a:xfrm>
+                      <a:off x="0" y="0"/>
+                      <a:ext cx="4957010" cy="5784324"/>
+                    </a:xfrm>
+                    <a:prstGeom prst="rect">
+                      <a:avLst/>
+                    </a:prstGeom>
+                    <a:noFill/>
+                    <a:ln w="9525">
+                      <a:noFill/>
+                      <a:headEnd/>
+                      <a:tailEnd/>
+                    </a:ln>
+                  </pic:spPr>
+                </pic:pic>
+              </a:graphicData>
+            </a:graphic>
+          </wp:inline>
+        </w:drawing>
+      </w:r>
+    </w:p>
+    <w:p>
+      <w:pPr>
+        <w:pStyle w:val="BodyText"/>
+      </w:pPr>
+      <w:r>
+        <w:rPr>
+          <w:b/>
+          <w:bCs/>
+        </w:rPr>
+        <w:t xml:space="preserve">Figure 1.</w:t>
+      </w:r>
+      <w:r>
+        <w:t xml:space="preserve"> </w:t>
+      </w:r>
+      <w:r>
+        <w:t xml:space="preserve">Representative TotalSegmentator output from one abdominal CT series used in</w:t>
+      </w:r>
+      <w:r>
+        <w:t xml:space="preserve"> </w:t>
+      </w:r>
+      <w:r>
+        <w:t xml:space="preserve">the analysis. (</w:t>
+      </w:r>
+      <w:r>
+        <w:rPr>
+          <w:b/>
+          <w:bCs/>
+        </w:rPr>
+        <w:t xml:space="preserve">a</w:t>
+      </w:r>
+      <w:r>
+        <w:t xml:space="preserve">) Coronal reformat with multi-organ overlays. (</w:t>
+      </w:r>
+      <w:r>
+        <w:rPr>
+          <w:b/>
+          <w:bCs/>
+        </w:rPr>
+        <w:t xml:space="preserve">b</w:t>
+      </w:r>
+      <w:r>
+        <w:t xml:space="preserve">–</w:t>
+      </w:r>
+      <w:r>
+        <w:rPr>
+          <w:b/>
+          <w:bCs/>
+        </w:rPr>
+        <w:t xml:space="preserve">d</w:t>
+      </w:r>
+      <w:r>
+        <w:t xml:space="preserve">) Axial</w:t>
+      </w:r>
+      <w:r>
+        <w:t xml:space="preserve"> </w:t>
+      </w:r>
+      <w:r>
+        <w:t xml:space="preserve">levels through the upper abdomen, the renal level and the lower abdomen. Masks were</w:t>
+      </w:r>
+      <w:r>
+        <w:t xml:space="preserve"> </w:t>
+      </w:r>
+      <w:r>
+        <w:t xml:space="preserve">generated with TotalSegmentator v2.17 using the 1.5 mm full-resolution</w:t>
+      </w:r>
+      <w:r>
+        <w:t xml:space="preserve"> </w:t>
+      </w:r>
+      <w:r>
+        <w:rPr>
+          <w:rStyle w:val="VerbatimChar"/>
+        </w:rPr>
+        <w:t xml:space="preserve">total</w:t>
+      </w:r>
+      <w:r>
+        <w:t xml:space="preserve"> </w:t>
+      </w:r>
+      <w:r>
+        <w:t xml:space="preserve">task and</w:t>
+      </w:r>
+      <w:r>
+        <w:t xml:space="preserve"> </w:t>
+      </w:r>
+      <w:r>
+        <w:t xml:space="preserve">returned to the native DICOM-derived image grid; overlays are translucent so the anatomy</w:t>
+      </w:r>
+      <w:r>
+        <w:t xml:space="preserve"> </w:t>
+      </w:r>
+      <w:r>
+        <w:t xml:space="preserve">they are drawn against remains visible, and the key lists the structures actually shown.</w:t>
+      </w:r>
+      <w:r>
+        <w:t xml:space="preserve"> </w:t>
+      </w:r>
+      <w:r>
+        <w:t xml:space="preserve">The same acquisition appears in Figure 2. Images are displayed in radiological convention,</w:t>
+      </w:r>
+      <w:r>
+        <w:t xml:space="preserve"> </w:t>
+      </w:r>
+      <w:r>
+        <w:t xml:space="preserve">with the patient’s left on the viewer’s right. Only de-identified imaging from The Cancer</w:t>
+      </w:r>
+      <w:r>
+        <w:t xml:space="preserve"> </w:t>
+      </w:r>
+      <w:r>
+        <w:t xml:space="preserve">Imaging Archive is shown.</w:t>
+      </w:r>
+    </w:p>
+    <w:bookmarkEnd w:id="26"/>
+    <w:bookmarkStart w:id="30" w:name="organ-specific-modulation-weights"/>
+    <w:p>
+      <w:pPr>
+        <w:pStyle w:val="Heading3"/>
+      </w:pPr>
+      <w:r>
+        <w:t xml:space="preserve">3.2. Organ-Specific Modulation Weights</w:t>
+      </w:r>
+    </w:p>
+    <w:p>
+      <w:pPr>
+        <w:pStyle w:val="FirstParagraph"/>
+      </w:pPr>
+      <w:r>
+        <w:t xml:space="preserve">Across the eligible series, organ-specific modulation weights span 0.59 to 1.69. The</w:t>
+      </w:r>
+      <w:r>
+        <w:t xml:space="preserve"> </w:t>
+      </w:r>
+      <w:r>
+        <w:t xml:space="preserve">anatomy-weighted index therefore departs from the whole-scan CTDIvol by up to roughly 70%</w:t>
+      </w:r>
+      <w:r>
+        <w:t xml:space="preserve"> </w:t>
+      </w:r>
+      <w:r>
+        <w:t xml:space="preserve">in either direction within a single acquisition, which is the variation the index exists</w:t>
+      </w:r>
+      <w:r>
+        <w:t xml:space="preserve"> </w:t>
+      </w:r>
+      <w:r>
+        <w:t xml:space="preserve">to express.</w:t>
+      </w:r>
+    </w:p>
+    <w:p>
+      <w:pPr>
+        <w:pStyle w:val="BodyText"/>
+      </w:pPr>
+      <w:r>
+        <w:t xml:space="preserve">Figure 2 shows one acquisition end to end: a Canon/Toshiba Aquilion PRIME series of 268</w:t>
+      </w:r>
+      <w:r>
+        <w:t xml:space="preserve"> </w:t>
+      </w:r>
+      <w:r>
+        <w:t xml:space="preserve">slices with a recorded CTDIvol of 16.1 mGy and a scan mean tube current of 265 mA. The</w:t>
+      </w:r>
+      <w:r>
+        <w:t xml:space="preserve"> </w:t>
+      </w:r>
+      <w:r>
+        <w:t xml:space="preserve">small bowel and colon, lying in the inferior abdomen where the modulation raised the</w:t>
+      </w:r>
+      <w:r>
+        <w:t xml:space="preserve"> </w:t>
+      </w:r>
+      <w:r>
+        <w:t xml:space="preserve">current to about 447 and 435 mA, take weights of 1.69 and 1.64 respectively, giving indices</w:t>
+      </w:r>
+      <w:r>
+        <w:t xml:space="preserve"> </w:t>
+      </w:r>
+      <w:r>
+        <w:t xml:space="preserve">near 27 mGy; the left kidney and stomach, higher in the scan, take weights of 0.94 and</w:t>
+      </w:r>
+      <w:r>
+        <w:t xml:space="preserve"> </w:t>
+      </w:r>
+      <w:r>
+        <w:t xml:space="preserve">indices near 15 mGy. Two organs in the same acquisition thus differ by a factor of 1.8 in</w:t>
+      </w:r>
+      <w:r>
+        <w:t xml:space="preserve"> </w:t>
+      </w:r>
+      <w:r>
+        <w:t xml:space="preserve">their anatomy-weighted index, a difference no whole-scan value can express.</w:t>
+      </w:r>
+    </w:p>
+    <w:p>
+      <w:pPr>
+        <w:pStyle w:val="BodyText"/>
+      </w:pPr>
+      <w:r>
+        <w:drawing>
+          <wp:inline>
+            <wp:extent cx="5334000" cy="4659094"/>
+            <wp:effectExtent b="0" l="0" r="0" t="0"/>
+            <wp:docPr descr="" title="" id="28" name="Picture"/>
+            <a:graphic>
+              <a:graphicData uri="http://schemas.openxmlformats.org/drawingml/2006/picture">
+                <pic:pic>
+                  <pic:nvPicPr>
+                    <pic:cNvPr descr="figures/fig2_demonstration_case.png" id="29" name="Picture"/>
+                    <pic:cNvPicPr>
+                      <a:picLocks noChangeArrowheads="1" noChangeAspect="1"/>
+                    </pic:cNvPicPr>
+                  </pic:nvPicPr>
+                  <pic:blipFill>
+                    <a:blip r:embed="rId27"/>
                     <a:stretch>
                       <a:fillRect/>
                     </a:stretch>
@@ -2074,7 +2451,7 @@
           <w:b/>
           <w:bCs/>
         </w:rPr>
-        <w:t xml:space="preserve">Figure 1.</w:t>
+        <w:t xml:space="preserve">Figure 2.</w:t>
       </w:r>
       <w:r>
         <w:t xml:space="preserve"> </w:t>
@@ -2127,8 +2504,8 @@
         <w:t xml:space="preserve">are modulation-weighted indices, not absorbed doses.</w:t>
       </w:r>
     </w:p>
-    <w:bookmarkEnd w:id="26"/>
-    <w:bookmarkStart w:id="30" w:name="X1e80acbb71a080ba11eed7c879b65fdaf9935e5"/>
+    <w:bookmarkEnd w:id="30"/>
+    <w:bookmarkStart w:id="34" w:name="X1e80acbb71a080ba11eed7c879b65fdaf9935e5"/>
     <w:p>
       <w:pPr>
         <w:pStyle w:val="Heading3"/>
@@ -2148,7 +2525,7 @@
         <w:t xml:space="preserve"> </w:t>
       </w:r>
       <w:r>
-        <w:t xml:space="preserve">headers, 5 were reconstructable from acquisition physics, and 6 were neither (Figure 2).</w:t>
+        <w:t xml:space="preserve">headers, 5 were reconstructable from acquisition physics, and 6 were neither (Figure 3).</w:t>
       </w:r>
     </w:p>
     <w:p>
@@ -2210,18 +2587,18 @@
           <wp:inline>
             <wp:extent cx="5334000" cy="2898815"/>
             <wp:effectExtent b="0" l="0" r="0" t="0"/>
-            <wp:docPr descr="" title="" id="28" name="Picture"/>
+            <wp:docPr descr="" title="" id="32" name="Picture"/>
             <a:graphic>
               <a:graphicData uri="http://schemas.openxmlformats.org/drawingml/2006/picture">
                 <pic:pic>
                   <pic:nvPicPr>
-                    <pic:cNvPr descr="figures/fig2_dose_index_availability.png" id="29" name="Picture"/>
+                    <pic:cNvPr descr="figures/fig3_dose_index_availability.png" id="33" name="Picture"/>
                     <pic:cNvPicPr>
                       <a:picLocks noChangeArrowheads="1" noChangeAspect="1"/>
                     </pic:cNvPicPr>
                   </pic:nvPicPr>
                   <pic:blipFill>
-                    <a:blip r:embed="rId27"/>
+                    <a:blip r:embed="rId31"/>
                     <a:stretch>
                       <a:fillRect/>
                     </a:stretch>
@@ -2257,7 +2634,7 @@
           <w:b/>
           <w:bCs/>
         </w:rPr>
-        <w:t xml:space="preserve">Figure 2.</w:t>
+        <w:t xml:space="preserve">Figure 3.</w:t>
       </w:r>
       <w:r>
         <w:t xml:space="preserve"> </w:t>
@@ -2284,8 +2661,8 @@
         <w:t xml:space="preserve">distinguished by fill pattern as well as tone.</w:t>
       </w:r>
     </w:p>
-    <w:bookmarkEnd w:id="30"/>
-    <w:bookmarkStart w:id="34" w:name="X70cbf5043a3c777e943a08818979130bc3ea1a7"/>
+    <w:bookmarkEnd w:id="34"/>
+    <w:bookmarkStart w:id="38" w:name="X70cbf5043a3c777e943a08818979130bc3ea1a7"/>
     <w:p>
       <w:pPr>
         <w:pStyle w:val="Heading3"/>
@@ -2299,7 +2676,7 @@
         <w:pStyle w:val="FirstParagraph"/>
       </w:pPr>
       <w:r>
-        <w:t xml:space="preserve">Table 1 and Figure 3 place attenuation-derived estimated organ mass beside the ICRP 89</w:t>
+        <w:t xml:space="preserve">Table 1 and Figure 4 place attenuation-derived estimated organ mass beside the ICRP 89</w:t>
       </w:r>
       <w:r>
         <w:t xml:space="preserve"> </w:t>
@@ -2671,18 +3048,18 @@
           <wp:inline>
             <wp:extent cx="5147224" cy="2942580"/>
             <wp:effectExtent b="0" l="0" r="0" t="0"/>
-            <wp:docPr descr="" title="" id="32" name="Picture"/>
+            <wp:docPr descr="" title="" id="36" name="Picture"/>
             <a:graphic>
               <a:graphicData uri="http://schemas.openxmlformats.org/drawingml/2006/picture">
                 <pic:pic>
                   <pic:nvPicPr>
-                    <pic:cNvPr descr="figures/fig3_organ_mass_vs_icrp89.png" id="33" name="Picture"/>
+                    <pic:cNvPr descr="figures/fig4_organ_mass_vs_icrp89.png" id="37" name="Picture"/>
                     <pic:cNvPicPr>
                       <a:picLocks noChangeArrowheads="1" noChangeAspect="1"/>
                     </pic:cNvPicPr>
                   </pic:nvPicPr>
                   <pic:blipFill>
-                    <a:blip r:embed="rId31"/>
+                    <a:blip r:embed="rId35"/>
                     <a:stretch>
                       <a:fillRect/>
                     </a:stretch>
@@ -2718,7 +3095,7 @@
           <w:b/>
           <w:bCs/>
         </w:rPr>
-        <w:t xml:space="preserve">Figure 3.</w:t>
+        <w:t xml:space="preserve">Figure 4.</w:t>
       </w:r>
       <w:r>
         <w:t xml:space="preserve"> </w:t>
@@ -2751,8 +3128,8 @@
         <w:t xml:space="preserve">readable in greyscale.</w:t>
       </w:r>
     </w:p>
-    <w:bookmarkEnd w:id="34"/>
-    <w:bookmarkStart w:id="38" w:name="Xe502f279f709e96f2f22f37520e1c85ca7cf199"/>
+    <w:bookmarkEnd w:id="38"/>
+    <w:bookmarkStart w:id="42" w:name="Xe502f279f709e96f2f22f37520e1c85ca7cf199"/>
     <w:p>
       <w:pPr>
         <w:pStyle w:val="Heading3"/>
@@ -2772,7 +3149,7 @@
         <w:t xml:space="preserve"> </w:t>
       </w:r>
       <w:r>
-        <w:t xml:space="preserve">sampled manufacturers (Figure 4).</w:t>
+        <w:t xml:space="preserve">sampled manufacturers (Figure 5).</w:t>
       </w:r>
     </w:p>
     <w:p>
@@ -2842,18 +3219,18 @@
           <wp:inline>
             <wp:extent cx="5296186" cy="2342147"/>
             <wp:effectExtent b="0" l="0" r="0" t="0"/>
-            <wp:docPr descr="" title="" id="36" name="Picture"/>
+            <wp:docPr descr="" title="" id="40" name="Picture"/>
             <a:graphic>
               <a:graphicData uri="http://schemas.openxmlformats.org/drawingml/2006/picture">
                 <pic:pic>
                   <pic:nvPicPr>
-                    <pic:cNvPr descr="figures/fig4_study_limits.png" id="37" name="Picture"/>
+                    <pic:cNvPr descr="figures/fig5_study_limits.png" id="41" name="Picture"/>
                     <pic:cNvPicPr>
                       <a:picLocks noChangeArrowheads="1" noChangeAspect="1"/>
                     </pic:cNvPicPr>
                   </pic:nvPicPr>
                   <pic:blipFill>
-                    <a:blip r:embed="rId35"/>
+                    <a:blip r:embed="rId39"/>
                     <a:stretch>
                       <a:fillRect/>
                     </a:stretch>
@@ -2889,7 +3266,7 @@
           <w:b/>
           <w:bCs/>
         </w:rPr>
-        <w:t xml:space="preserve">Figure 4.</w:t>
+        <w:t xml:space="preserve">Figure 5.</w:t>
       </w:r>
       <w:r>
         <w:t xml:space="preserve"> </w:t>
@@ -2936,9 +3313,9 @@
         <w:t xml:space="preserve">the dashed line is the threshold below which a series carries no usable variation.</w:t>
       </w:r>
     </w:p>
-    <w:bookmarkEnd w:id="38"/>
-    <w:bookmarkEnd w:id="39"/>
-    <w:bookmarkStart w:id="40" w:name="discussion"/>
+    <w:bookmarkEnd w:id="42"/>
+    <w:bookmarkEnd w:id="43"/>
+    <w:bookmarkStart w:id="44" w:name="discussion"/>
     <w:p>
       <w:pPr>
         <w:pStyle w:val="Heading2"/>
@@ -3040,7 +3417,7 @@
         <w:t xml:space="preserve"> </w:t>
       </w:r>
       <w:r>
-        <w:t xml:space="preserve">As set out in Section 2.9, the index addresses</w:t>
+        <w:t xml:space="preserve">As set out in Section 2.10, the index addresses</w:t>
       </w:r>
       <w:r>
         <w:t xml:space="preserve"> </w:t>
@@ -3328,67 +3705,61 @@
           <w:b/>
           <w:bCs/>
         </w:rPr>
-        <w:t xml:space="preserve">A series in which the weighting assumption does not hold.</w:t>
-      </w:r>
-      <w:r>
-        <w:t xml:space="preserve"> </w:t>
-      </w:r>
-      <w:r>
-        <w:t xml:space="preserve">As reported in Section 2.7,</w:t>
-      </w:r>
-      <w:r>
-        <w:t xml:space="preserve"> </w:t>
-      </w:r>
-      <w:r>
-        <w:t xml:space="preserve">one GE series contains two contiguous blocks acquired at different rotation and exposure</w:t>
-      </w:r>
-      <w:r>
-        <w:t xml:space="preserve"> </w:t>
-      </w:r>
-      <w:r>
-        <w:t xml:space="preserve">times, so its scanner output is not proportional to tube current alone. Weighting that</w:t>
-      </w:r>
-      <w:r>
-        <w:t xml:space="preserve"> </w:t>
-      </w:r>
-      <w:r>
-        <w:t xml:space="preserve">series by the product of tube current and exposure time instead shifts its organ weights</w:t>
-      </w:r>
-      <w:r>
-        <w:t xml:space="preserve"> </w:t>
-      </w:r>
-      <w:r>
-        <w:t xml:space="preserve">by up to about 35% in either direction. Its weights, 0.98 to 1.21, are interior to the</w:t>
-      </w:r>
-      <w:r>
-        <w:t xml:space="preserve"> </w:t>
-      </w:r>
-      <w:r>
-        <w:t xml:space="preserve">cohort range, which is 0.59 to 1.69 with or without it, so no reported result depends on</w:t>
-      </w:r>
-      <w:r>
-        <w:t xml:space="preserve"> </w:t>
-      </w:r>
-      <w:r>
-        <w:t xml:space="preserve">it; but the weights for that one series should be read as describing recorded tube current</w:t>
-      </w:r>
-      <w:r>
-        <w:t xml:space="preserve"> </w:t>
-      </w:r>
-      <w:r>
-        <w:t xml:space="preserve">rather than scanner output. A current–time product would be the more faithful weighting in</w:t>
-      </w:r>
-      <w:r>
-        <w:t xml:space="preserve"> </w:t>
-      </w:r>
-      <w:r>
-        <w:t xml:space="preserve">general, and is not adopted here because exposure time is absent from the archived headers</w:t>
-      </w:r>
-      <w:r>
-        <w:t xml:space="preserve"> </w:t>
-      </w:r>
-      <w:r>
-        <w:t xml:space="preserve">of one other series, so it could not be applied uniformly across the cohort.</w:t>
+        <w:t xml:space="preserve">Why acquisition constancy has to be screened.</w:t>
+      </w:r>
+      <w:r>
+        <w:t xml:space="preserve"> </w:t>
+      </w:r>
+      <w:r>
+        <w:t xml:space="preserve">The acquisition-constancy criterion</w:t>
+      </w:r>
+      <w:r>
+        <w:t xml:space="preserve"> </w:t>
+      </w:r>
+      <w:r>
+        <w:t xml:space="preserve">identified one series in which tube current alone was not proportional to scanner output,</w:t>
+      </w:r>
+      <w:r>
+        <w:t xml:space="preserve"> </w:t>
+      </w:r>
+      <w:r>
+        <w:t xml:space="preserve">because the acquisition changed rotation and exposure time part-way through. Excluding it</w:t>
+      </w:r>
+      <w:r>
+        <w:t xml:space="preserve"> </w:t>
+      </w:r>
+      <w:r>
+        <w:t xml:space="preserve">prevents a mixed acquisition from entering the quantitative modulation analysis, and</w:t>
+      </w:r>
+      <w:r>
+        <w:t xml:space="preserve"> </w:t>
+      </w:r>
+      <w:r>
+        <w:t xml:space="preserve">illustrates why constancy must be verified rather than assumed: nothing in the images, the</w:t>
+      </w:r>
+      <w:r>
+        <w:t xml:space="preserve"> </w:t>
+      </w:r>
+      <w:r>
+        <w:t xml:space="preserve">segmentation or the weights themselves would have revealed it. A current–time product</w:t>
+      </w:r>
+      <w:r>
+        <w:t xml:space="preserve"> </w:t>
+      </w:r>
+      <w:r>
+        <w:t xml:space="preserve">would be the more faithful weighting in general; it is not adopted here because exposure</w:t>
+      </w:r>
+      <w:r>
+        <w:t xml:space="preserve"> </w:t>
+      </w:r>
+      <w:r>
+        <w:t xml:space="preserve">time is absent from the archived headers of one other series and could not be applied</w:t>
+      </w:r>
+      <w:r>
+        <w:t xml:space="preserve"> </w:t>
+      </w:r>
+      <w:r>
+        <w:t xml:space="preserve">uniformly across the cohort.</w:t>
       </w:r>
     </w:p>
     <w:p>
@@ -3607,25 +3978,25 @@
         <w:t xml:space="preserve"> </w:t>
       </w:r>
       <w:r>
-        <w:t xml:space="preserve">within those series is assumed from the single-acquisition representation rather than</w:t>
-      </w:r>
-      <w:r>
-        <w:t xml:space="preserve"> </w:t>
-      </w:r>
-      <w:r>
-        <w:t xml:space="preserve">verified, and in one series the weighting assumption does not hold as described above. The</w:t>
-      </w:r>
-      <w:r>
-        <w:t xml:space="preserve"> </w:t>
-      </w:r>
-      <w:r>
-        <w:t xml:space="preserve">index addresses longitudinal modulation only, as set out in Section 2.9, and no absorbed</w:t>
-      </w:r>
-      <w:r>
-        <w:t xml:space="preserve"> </w:t>
-      </w:r>
-      <w:r>
-        <w:t xml:space="preserve">dose is reported.</w:t>
+        <w:t xml:space="preserve">within those series could not be fully verified and is assumed from the single-acquisition</w:t>
+      </w:r>
+      <w:r>
+        <w:t xml:space="preserve"> </w:t>
+      </w:r>
+      <w:r>
+        <w:t xml:space="preserve">representation; the acquisition-constancy criterion is therefore a screen against</w:t>
+      </w:r>
+      <w:r>
+        <w:t xml:space="preserve"> </w:t>
+      </w:r>
+      <w:r>
+        <w:t xml:space="preserve">detectable violations rather than a guarantee. The index addresses longitudinal modulation</w:t>
+      </w:r>
+      <w:r>
+        <w:t xml:space="preserve"> </w:t>
+      </w:r>
+      <w:r>
+        <w:t xml:space="preserve">only, as set out in Section 2.10, and no absorbed dose is reported.</w:t>
       </w:r>
     </w:p>
     <w:p>
@@ -3676,8 +4047,8 @@
         <w:t xml:space="preserve">rather than confounded.</w:t>
       </w:r>
     </w:p>
-    <w:bookmarkEnd w:id="40"/>
-    <w:bookmarkStart w:id="41" w:name="conclusions"/>
+    <w:bookmarkEnd w:id="44"/>
+    <w:bookmarkStart w:id="45" w:name="conclusions"/>
     <w:p>
       <w:pPr>
         <w:pStyle w:val="Heading2"/>
@@ -3766,8 +4137,8 @@
         <w:t xml:space="preserve">reproducible from the shipped results.</w:t>
       </w:r>
     </w:p>
-    <w:bookmarkEnd w:id="41"/>
-    <w:bookmarkStart w:id="42" w:name="author-contributions"/>
+    <w:bookmarkEnd w:id="45"/>
+    <w:bookmarkStart w:id="46" w:name="author-contributions"/>
     <w:p>
       <w:pPr>
         <w:pStyle w:val="Heading2"/>
@@ -3796,8 +4167,8 @@
         <w:t xml:space="preserve">visualisation. The author has read and agreed to the published version of the manuscript.</w:t>
       </w:r>
     </w:p>
-    <w:bookmarkEnd w:id="42"/>
-    <w:bookmarkStart w:id="43" w:name="funding"/>
+    <w:bookmarkEnd w:id="46"/>
+    <w:bookmarkStart w:id="47" w:name="funding"/>
     <w:p>
       <w:pPr>
         <w:pStyle w:val="Heading2"/>
@@ -3814,8 +4185,8 @@
         <w:t xml:space="preserve">This research received no external funding.</w:t>
       </w:r>
     </w:p>
-    <w:bookmarkEnd w:id="43"/>
-    <w:bookmarkStart w:id="44" w:name="institutional-review-board-statement"/>
+    <w:bookmarkEnd w:id="47"/>
+    <w:bookmarkStart w:id="48" w:name="institutional-review-board-statement"/>
     <w:p>
       <w:pPr>
         <w:pStyle w:val="Heading2"/>
@@ -3838,8 +4209,8 @@
         <w:t xml:space="preserve">Cancer Imaging Archive.</w:t>
       </w:r>
     </w:p>
-    <w:bookmarkEnd w:id="44"/>
-    <w:bookmarkStart w:id="45" w:name="informed-consent-statement"/>
+    <w:bookmarkEnd w:id="48"/>
+    <w:bookmarkStart w:id="49" w:name="informed-consent-statement"/>
     <w:p>
       <w:pPr>
         <w:pStyle w:val="Heading2"/>
@@ -3862,8 +4233,8 @@
         <w:t xml:space="preserve">Cancer Imaging Archive.</w:t>
       </w:r>
     </w:p>
-    <w:bookmarkEnd w:id="45"/>
-    <w:bookmarkStart w:id="46" w:name="data-availability-statement"/>
+    <w:bookmarkEnd w:id="49"/>
+    <w:bookmarkStart w:id="50" w:name="data-availability-statement"/>
     <w:p>
       <w:pPr>
         <w:pStyle w:val="Heading2"/>
@@ -4042,8 +4413,8 @@
         <w:t xml:space="preserve">Section 4.</w:t>
       </w:r>
     </w:p>
-    <w:bookmarkEnd w:id="46"/>
-    <w:bookmarkStart w:id="47" w:name="conflicts-of-interest"/>
+    <w:bookmarkEnd w:id="50"/>
+    <w:bookmarkStart w:id="51" w:name="conflicts-of-interest"/>
     <w:p>
       <w:pPr>
         <w:pStyle w:val="Heading2"/>
@@ -4084,8 +4455,8 @@
         <w:t xml:space="preserve">proprietary clinical data were used; all imaging is publicly available and de-identified.</w:t>
       </w:r>
     </w:p>
-    <w:bookmarkEnd w:id="47"/>
-    <w:bookmarkStart w:id="48" w:name="X662c2d66dd1eda3268d2087202c966cd73b2601"/>
+    <w:bookmarkEnd w:id="51"/>
+    <w:bookmarkStart w:id="52" w:name="X662c2d66dd1eda3268d2087202c966cd73b2601"/>
     <w:p>
       <w:pPr>
         <w:pStyle w:val="Heading2"/>
@@ -4132,8 +4503,8 @@
         <w:t xml:space="preserve">author’s, who takes full responsibility for the content of this article.</w:t>
       </w:r>
     </w:p>
-    <w:bookmarkEnd w:id="48"/>
-    <w:bookmarkStart w:id="49" w:name="references"/>
+    <w:bookmarkEnd w:id="52"/>
+    <w:bookmarkStart w:id="53" w:name="references"/>
     <w:p>
       <w:pPr>
         <w:pStyle w:val="Heading2"/>
@@ -4645,8 +5016,8 @@
         <w:t xml:space="preserve">https://doi.org/10.1088/0031-9155/41/1/009</w:t>
       </w:r>
     </w:p>
-    <w:bookmarkEnd w:id="49"/>
-    <w:bookmarkEnd w:id="50"/>
+    <w:bookmarkEnd w:id="53"/>
+    <w:bookmarkEnd w:id="54"/>
     <w:sectPr>
       <w:footnotePr>
         <w:numRestart w:val="eachSect"/>

--- a/paper/manuscript_tomography_internal.docx
+++ b/paper/manuscript_tomography_internal.docx
@@ -69,91 +69,91 @@
         <w:t xml:space="preserve"> </w:t>
       </w:r>
       <w:r>
-        <w:t xml:space="preserve">tube-current modulation varies along a patient. We derived an anatomy-weighted CTDIvol</w:t>
-      </w:r>
-      <w:r>
-        <w:t xml:space="preserve"> </w:t>
-      </w:r>
-      <w:r>
-        <w:t xml:space="preserve">index from routine DICOM metadata and automated organ segmentation; it characterises</w:t>
-      </w:r>
-      <w:r>
-        <w:t xml:space="preserve"> </w:t>
-      </w:r>
-      <w:r>
-        <w:t xml:space="preserve">organ-specific longitudinal tube-current modulation and is not an estimate of absorbed</w:t>
-      </w:r>
-      <w:r>
-        <w:t xml:space="preserve"> </w:t>
-      </w:r>
-      <w:r>
-        <w:t xml:space="preserve">organ dose. Forty abdominal CT series, ten per manufacturer, were drawn from The Cancer</w:t>
-      </w:r>
-      <w:r>
-        <w:t xml:space="preserve"> </w:t>
-      </w:r>
-      <w:r>
-        <w:t xml:space="preserve">Imaging Archive, and twelve organs segmented with TotalSegmentator at inference only. Of</w:t>
-      </w:r>
-      <w:r>
-        <w:t xml:space="preserve"> </w:t>
-      </w:r>
-      <w:r>
-        <w:t xml:space="preserve">480 requested organ–series combinations, 455 were produced; the remaining 25 organs lay</w:t>
-      </w:r>
-      <w:r>
-        <w:t xml:space="preserve"> </w:t>
-      </w:r>
-      <w:r>
-        <w:t xml:space="preserve">outside the scanned range. A prespecified acquisition-constancy criterion admitted 39 of</w:t>
-      </w:r>
-      <w:r>
-        <w:t xml:space="preserve"> </w:t>
-      </w:r>
-      <w:r>
-        <w:t xml:space="preserve">the 40 series to the quantitative modulation analysis. Modulation weights spanned 0.59 to</w:t>
-      </w:r>
-      <w:r>
-        <w:t xml:space="preserve"> </w:t>
-      </w:r>
-      <w:r>
-        <w:t xml:space="preserve">1.69, so the index departs from the whole-scan CTDIvol by up to 70% within one</w:t>
-      </w:r>
-      <w:r>
-        <w:t xml:space="preserve"> </w:t>
-      </w:r>
-      <w:r>
-        <w:t xml:space="preserve">acquisition. A recorded CTDIvol was retained in the archived headers of 29 of 40 series,</w:t>
-      </w:r>
-      <w:r>
-        <w:t xml:space="preserve"> </w:t>
-      </w:r>
-      <w:r>
-        <w:t xml:space="preserve">was reconstructable in 5 and unavailable in 6, differing markedly between manufacturers in</w:t>
-      </w:r>
-      <w:r>
-        <w:t xml:space="preserve"> </w:t>
-      </w:r>
-      <w:r>
-        <w:t xml:space="preserve">this sample. Estimated organ mass was broadly consistent with ICRP 89 values for liver and</w:t>
-      </w:r>
-      <w:r>
-        <w:t xml:space="preserve"> </w:t>
-      </w:r>
-      <w:r>
-        <w:t xml:space="preserve">kidneys; pancreas and spleen offsets were explored rather than corrected. Conversion to</w:t>
-      </w:r>
-      <w:r>
-        <w:t xml:space="preserve"> </w:t>
-      </w:r>
-      <w:r>
-        <w:t xml:space="preserve">absorbed organ dose requires Monte-Carlo coefficients this index does not replace. The</w:t>
-      </w:r>
-      <w:r>
-        <w:t xml:space="preserve"> </w:t>
-      </w:r>
-      <w:r>
-        <w:t xml:space="preserve">implementation and derived records are openly available.</w:t>
+        <w:t xml:space="preserve">tube-current modulation varies along a patient. An organ-specific weighted CTDIvol</w:t>
+      </w:r>
+      <w:r>
+        <w:t xml:space="preserve"> </w:t>
+      </w:r>
+      <w:r>
+        <w:t xml:space="preserve">addressing this has been reported previously, but on single-institution cohorts and often</w:t>
+      </w:r>
+      <w:r>
+        <w:t xml:space="preserve"> </w:t>
+      </w:r>
+      <w:r>
+        <w:t xml:space="preserve">from data archives do not retain. We operationalised that quantity openly across</w:t>
+      </w:r>
+      <w:r>
+        <w:t xml:space="preserve"> </w:t>
+      </w:r>
+      <w:r>
+        <w:t xml:space="preserve">manufacturers, from routine DICOM metadata and automated segmentation alone; it is not an</w:t>
+      </w:r>
+      <w:r>
+        <w:t xml:space="preserve"> </w:t>
+      </w:r>
+      <w:r>
+        <w:t xml:space="preserve">estimate of absorbed organ dose. Forty abdominal CT series, ten per manufacturer, were</w:t>
+      </w:r>
+      <w:r>
+        <w:t xml:space="preserve"> </w:t>
+      </w:r>
+      <w:r>
+        <w:t xml:space="preserve">drawn from The Cancer Imaging Archive and twelve organs segmented with TotalSegmentator at</w:t>
+      </w:r>
+      <w:r>
+        <w:t xml:space="preserve"> </w:t>
+      </w:r>
+      <w:r>
+        <w:t xml:space="preserve">inference only. Of 480 requested organ–series combinations, 455 were produced; the</w:t>
+      </w:r>
+      <w:r>
+        <w:t xml:space="preserve"> </w:t>
+      </w:r>
+      <w:r>
+        <w:t xml:space="preserve">remaining 25 organs lay outside the scanned range. A prespecified acquisition-constancy</w:t>
+      </w:r>
+      <w:r>
+        <w:t xml:space="preserve"> </w:t>
+      </w:r>
+      <w:r>
+        <w:t xml:space="preserve">criterion admitted 39 of the 40 series. Modulation weights spanned 0.59 to 1.69, so the</w:t>
+      </w:r>
+      <w:r>
+        <w:t xml:space="preserve"> </w:t>
+      </w:r>
+      <w:r>
+        <w:t xml:space="preserve">index departs from the whole-scan CTDIvol by up to 70% within one acquisition. A recorded</w:t>
+      </w:r>
+      <w:r>
+        <w:t xml:space="preserve"> </w:t>
+      </w:r>
+      <w:r>
+        <w:t xml:space="preserve">CTDIvol was retained in the archived headers of 29 of 40 series, was reconstructable in 5</w:t>
+      </w:r>
+      <w:r>
+        <w:t xml:space="preserve"> </w:t>
+      </w:r>
+      <w:r>
+        <w:t xml:space="preserve">and unavailable in 6, differing markedly between manufacturers. Estimated organ mass was</w:t>
+      </w:r>
+      <w:r>
+        <w:t xml:space="preserve"> </w:t>
+      </w:r>
+      <w:r>
+        <w:t xml:space="preserve">broadly consistent with ICRP 89 values for liver and kidneys. Conversion to absorbed organ</w:t>
+      </w:r>
+      <w:r>
+        <w:t xml:space="preserve"> </w:t>
+      </w:r>
+      <w:r>
+        <w:t xml:space="preserve">dose requires Monte-Carlo coefficients this index does not replace. The implementation and</w:t>
+      </w:r>
+      <w:r>
+        <w:t xml:space="preserve"> </w:t>
+      </w:r>
+      <w:r>
+        <w:t xml:space="preserve">derived records are openly available.</w:t>
       </w:r>
     </w:p>
     <w:p>
@@ -242,25 +242,25 @@
         <w:t xml:space="preserve"> </w:t>
       </w:r>
       <w:r>
-        <w:t xml:space="preserve">it. The second is that a single value per series cannot express variation along the</w:t>
-      </w:r>
-      <w:r>
-        <w:t xml:space="preserve"> </w:t>
-      </w:r>
-      <w:r>
-        <w:t xml:space="preserve">patient: almost every modern acquisition modulates the tube current longitudinally, so</w:t>
-      </w:r>
-      <w:r>
-        <w:t xml:space="preserve"> </w:t>
-      </w:r>
-      <w:r>
-        <w:t xml:space="preserve">the exposure conditions over the liver and over the bladder are not the same, and one</w:t>
-      </w:r>
-      <w:r>
-        <w:t xml:space="preserve"> </w:t>
-      </w:r>
-      <w:r>
-        <w:t xml:space="preserve">number for the series conceals that.</w:t>
+        <w:t xml:space="preserve">it — a distinction set out explicitly by McCollough et al. [1]. The second is that a</w:t>
+      </w:r>
+      <w:r>
+        <w:t xml:space="preserve"> </w:t>
+      </w:r>
+      <w:r>
+        <w:t xml:space="preserve">single value per series cannot express variation along the patient: almost every modern</w:t>
+      </w:r>
+      <w:r>
+        <w:t xml:space="preserve"> </w:t>
+      </w:r>
+      <w:r>
+        <w:t xml:space="preserve">acquisition modulates the tube current longitudinally, so the conditions over the liver</w:t>
+      </w:r>
+      <w:r>
+        <w:t xml:space="preserve"> </w:t>
+      </w:r>
+      <w:r>
+        <w:t xml:space="preserve">and over the bladder are not the same, and one number for the series conceals that.</w:t>
       </w:r>
     </w:p>
     <w:p>
@@ -268,65 +268,69 @@
         <w:pStyle w:val="BodyText"/>
       </w:pPr>
       <w:r>
-        <w:t xml:space="preserve">The information needed to describe the second is already in the file. The per-slice tube</w:t>
-      </w:r>
-      <w:r>
-        <w:t xml:space="preserve"> </w:t>
-      </w:r>
-      <w:r>
-        <w:t xml:space="preserve">current is written into the image header as X-Ray Tube Current (0018,1151). What has been</w:t>
-      </w:r>
-      <w:r>
-        <w:t xml:space="preserve"> </w:t>
-      </w:r>
-      <w:r>
-        <w:t xml:space="preserve">missing is not the exposure record but the anatomy: to weight the recorded current by an</w:t>
-      </w:r>
-      <w:r>
-        <w:t xml:space="preserve"> </w:t>
-      </w:r>
-      <w:r>
-        <w:t xml:space="preserve">organ’s own longitudinal extent, one must know where that organ lies, slice by slice, in</w:t>
-      </w:r>
-      <w:r>
-        <w:t xml:space="preserve"> </w:t>
-      </w:r>
-      <w:r>
-        <w:t xml:space="preserve">that patient. Manual contouring of a dose-relevant organ set across a multi-vendor cohort</w:t>
-      </w:r>
-      <w:r>
-        <w:t xml:space="preserve"> </w:t>
-      </w:r>
-      <w:r>
-        <w:t xml:space="preserve">has never been practical at scale.</w:t>
-      </w:r>
-    </w:p>
-    <w:p>
-      <w:pPr>
-        <w:pStyle w:val="BodyText"/>
-      </w:pPr>
-      <w:r>
-        <w:t xml:space="preserve">Deep-learning segmentation removes that obstacle. A general-purpose segmenter such as</w:t>
-      </w:r>
-      <w:r>
-        <w:t xml:space="preserve"> </w:t>
-      </w:r>
-      <w:r>
-        <w:t xml:space="preserve">TotalSegmentator [1] produces abdominal organ masks from a routine series in seconds on a</w:t>
-      </w:r>
-      <w:r>
-        <w:t xml:space="preserve"> </w:t>
-      </w:r>
-      <w:r>
-        <w:t xml:space="preserve">consumer GPU, at inference only. The anatomy is now effectively free.</w:t>
-      </w:r>
-    </w:p>
-    <w:p>
-      <w:pPr>
-        <w:pStyle w:val="BodyText"/>
-      </w:pPr>
-      <w:r>
-        <w:t xml:space="preserve">This study therefore constructs an</w:t>
+        <w:t xml:space="preserve">That second point is well established. Angel et al. showed that tube-current modulation</w:t>
+      </w:r>
+      <w:r>
+        <w:t xml:space="preserve"> </w:t>
+      </w:r>
+      <w:r>
+        <w:t xml:space="preserve">changes organ dose substantially and size-dependently [2]. Khatonabadi et al. demonstrated</w:t>
+      </w:r>
+      <w:r>
+        <w:t xml:space="preserve"> </w:t>
+      </w:r>
+      <w:r>
+        <w:t xml:space="preserve">that a</w:t>
+      </w:r>
+      <w:r>
+        <w:t xml:space="preserve"> </w:t>
+      </w:r>
+      <w:r>
+        <w:rPr>
+          <w:i/>
+          <w:iCs/>
+        </w:rPr>
+        <w:t xml:space="preserve">regional</w:t>
+      </w:r>
+      <w:r>
+        <w:t xml:space="preserve"> </w:t>
+      </w:r>
+      <w:r>
+        <w:t xml:space="preserve">or</w:t>
+      </w:r>
+      <w:r>
+        <w:t xml:space="preserve"> </w:t>
+      </w:r>
+      <w:r>
+        <w:rPr>
+          <w:i/>
+          <w:iCs/>
+        </w:rPr>
+        <w:t xml:space="preserve">organ-specific</w:t>
+      </w:r>
+      <w:r>
+        <w:t xml:space="preserve"> </w:t>
+      </w:r>
+      <w:r>
+        <w:t xml:space="preserve">CTDIvol, formed from the modulation profile over an</w:t>
+      </w:r>
+      <w:r>
+        <w:t xml:space="preserve"> </w:t>
+      </w:r>
+      <w:r>
+        <w:t xml:space="preserve">organ’s own location, tracks Monte-Carlo organ dose far better than the whole-scan value,</w:t>
+      </w:r>
+      <w:r>
+        <w:t xml:space="preserve"> </w:t>
+      </w:r>
+      <w:r>
+        <w:t xml:space="preserve">raising the coefficient of determination for liver dose from 0.26 to 0.86 [3]. Tian et al.</w:t>
+      </w:r>
+      <w:r>
+        <w:t xml:space="preserve"> </w:t>
+      </w:r>
+      <w:r>
+        <w:t xml:space="preserve">formalised a</w:t>
       </w:r>
       <w:r>
         <w:t xml:space="preserve"> </w:t>
@@ -336,34 +340,203 @@
           <w:b/>
           <w:bCs/>
         </w:rPr>
-        <w:t xml:space="preserve">anatomy-weighted CTDIvol index</w:t>
-      </w:r>
-      <w:r>
-        <w:t xml:space="preserve">: the whole-scan</w:t>
-      </w:r>
-      <w:r>
-        <w:t xml:space="preserve"> </w:t>
-      </w:r>
-      <w:r>
-        <w:t xml:space="preserve">CTDIvol scaled by a dimensionless, organ-specific weight formed from the recorded</w:t>
-      </w:r>
-      <w:r>
-        <w:t xml:space="preserve"> </w:t>
-      </w:r>
-      <w:r>
-        <w:t xml:space="preserve">per-slice tube current over that organ’s segmented longitudinal extent. The index</w:t>
-      </w:r>
-      <w:r>
-        <w:t xml:space="preserve"> </w:t>
-      </w:r>
-      <w:r>
-        <w:t xml:space="preserve">quantifies organ-specific longitudinal modulation relative to the whole-scan value. It is</w:t>
-      </w:r>
-      <w:r>
-        <w:t xml:space="preserve"> </w:t>
-      </w:r>
-      <w:r>
-        <w:t xml:space="preserve">explicitly</w:t>
+        <w:t xml:space="preserve">weighted organ-specific CTDIvol</w:t>
+      </w:r>
+      <w:r>
+        <w:t xml:space="preserve"> </w:t>
+      </w:r>
+      <w:r>
+        <w:t xml:space="preserve">computed from the modulation profile and</w:t>
+      </w:r>
+      <w:r>
+        <w:t xml:space="preserve"> </w:t>
+      </w:r>
+      <w:r>
+        <w:t xml:space="preserve">used it, with organ-dose coefficients, to predict organ dose prospectively [4]. Related</w:t>
+      </w:r>
+      <w:r>
+        <w:t xml:space="preserve"> </w:t>
+      </w:r>
+      <w:r>
+        <w:t xml:space="preserve">work has validated Monte-Carlo modelling of modulation [5], generalised organ-dose</w:t>
+      </w:r>
+      <w:r>
+        <w:t xml:space="preserve"> </w:t>
+      </w:r>
+      <w:r>
+        <w:t xml:space="preserve">estimation under modulation using patient-size descriptors [6], and recovered tube-current</w:t>
+      </w:r>
+      <w:r>
+        <w:t xml:space="preserve"> </w:t>
+      </w:r>
+      <w:r>
+        <w:t xml:space="preserve">profiles where they were not directly available [7].</w:t>
+      </w:r>
+    </w:p>
+    <w:p>
+      <w:pPr>
+        <w:pStyle w:val="BodyText"/>
+      </w:pPr>
+      <w:r>
+        <w:rPr>
+          <w:b/>
+          <w:bCs/>
+        </w:rPr>
+        <w:t xml:space="preserve">The quantity examined here is therefore not new, and no new index is proposed.</w:t>
+      </w:r>
+      <w:r>
+        <w:t xml:space="preserve"> </w:t>
+      </w:r>
+      <w:r>
+        <w:t xml:space="preserve">This</w:t>
+      </w:r>
+      <w:r>
+        <w:t xml:space="preserve"> </w:t>
+      </w:r>
+      <w:r>
+        <w:t xml:space="preserve">study takes the organ-specific weighted CTDIvol already reported in that literature and</w:t>
+      </w:r>
+      <w:r>
+        <w:t xml:space="preserve"> </w:t>
+      </w:r>
+      <w:r>
+        <w:t xml:space="preserve">asks a different question: what happens when it is operationalised openly, end to end, on</w:t>
+      </w:r>
+      <w:r>
+        <w:t xml:space="preserve"> </w:t>
+      </w:r>
+      <w:r>
+        <w:t xml:space="preserve">heterogeneous archived data from four manufacturers, using automated segmentation and</w:t>
+      </w:r>
+      <w:r>
+        <w:t xml:space="preserve"> </w:t>
+      </w:r>
+      <w:r>
+        <w:t xml:space="preserve">nothing but the metadata a scanner already writes?</w:t>
+      </w:r>
+    </w:p>
+    <w:p>
+      <w:pPr>
+        <w:pStyle w:val="BodyText"/>
+      </w:pPr>
+      <w:r>
+        <w:t xml:space="preserve">The existing work does not answer that, and the gap is structural rather than incidental.</w:t>
+      </w:r>
+      <w:r>
+        <w:t xml:space="preserve"> </w:t>
+      </w:r>
+      <w:r>
+        <w:t xml:space="preserve">Those studies rest on single-institution cohorts and one or two scanner models; several</w:t>
+      </w:r>
+      <w:r>
+        <w:t xml:space="preserve"> </w:t>
+      </w:r>
+      <w:r>
+        <w:t xml:space="preserve">require raw projection data or vendor-supplied modulation profiles, which archived DICOM</w:t>
+      </w:r>
+      <w:r>
+        <w:t xml:space="preserve"> </w:t>
+      </w:r>
+      <w:r>
+        <w:t xml:space="preserve">does not retain; their organ contours are manual or semi-automatic; and neither their</w:t>
+      </w:r>
+      <w:r>
+        <w:t xml:space="preserve"> </w:t>
+      </w:r>
+      <w:r>
+        <w:t xml:space="preserve">implementations nor their coefficient tables are openly redistributable. Three practical</w:t>
+      </w:r>
+      <w:r>
+        <w:t xml:space="preserve"> </w:t>
+      </w:r>
+      <w:r>
+        <w:t xml:space="preserve">questions therefore remain open: whether the quantity can be computed at all from what</w:t>
+      </w:r>
+      <w:r>
+        <w:t xml:space="preserve"> </w:t>
+      </w:r>
+      <w:r>
+        <w:t xml:space="preserve">public archives actually keep, how it behaves across manufacturers when it can, and what</w:t>
+      </w:r>
+      <w:r>
+        <w:t xml:space="preserve"> </w:t>
+      </w:r>
+      <w:r>
+        <w:t xml:space="preserve">fraction of archived data supports it. Deep-learning segmentation removes the obstacle</w:t>
+      </w:r>
+      <w:r>
+        <w:t xml:space="preserve"> </w:t>
+      </w:r>
+      <w:r>
+        <w:t xml:space="preserve">that previously made the attempt impractical at scale — a general-purpose segmenter such</w:t>
+      </w:r>
+      <w:r>
+        <w:t xml:space="preserve"> </w:t>
+      </w:r>
+      <w:r>
+        <w:t xml:space="preserve">as TotalSegmentator [8], built on nnU-Net [9], produces abdominal organ masks from a</w:t>
+      </w:r>
+      <w:r>
+        <w:t xml:space="preserve"> </w:t>
+      </w:r>
+      <w:r>
+        <w:t xml:space="preserve">routine series in seconds at inference only, so the anatomy is now effectively free.</w:t>
+      </w:r>
+    </w:p>
+    <w:p>
+      <w:pPr>
+        <w:pStyle w:val="BodyText"/>
+      </w:pPr>
+      <w:r>
+        <w:t xml:space="preserve">This study is accordingly an</w:t>
+      </w:r>
+      <w:r>
+        <w:t xml:space="preserve"> </w:t>
+      </w:r>
+      <w:r>
+        <w:rPr>
+          <w:b/>
+          <w:bCs/>
+        </w:rPr>
+        <w:t xml:space="preserve">open, multi-vendor operationalisation and empirical</w:t>
+      </w:r>
+      <w:r>
+        <w:rPr>
+          <w:b/>
+          <w:bCs/>
+        </w:rPr>
+        <w:t xml:space="preserve"> </w:t>
+      </w:r>
+      <w:r>
+        <w:rPr>
+          <w:b/>
+          <w:bCs/>
+        </w:rPr>
+        <w:t xml:space="preserve">characterisation</w:t>
+      </w:r>
+      <w:r>
+        <w:t xml:space="preserve"> </w:t>
+      </w:r>
+      <w:r>
+        <w:t xml:space="preserve">of a previously reported quantity: the whole-scan CTDIvol scaled by a</w:t>
+      </w:r>
+      <w:r>
+        <w:t xml:space="preserve"> </w:t>
+      </w:r>
+      <w:r>
+        <w:t xml:space="preserve">dimensionless, organ-specific weight formed from the recorded per-slice tube current over</w:t>
+      </w:r>
+      <w:r>
+        <w:t xml:space="preserve"> </w:t>
+      </w:r>
+      <w:r>
+        <w:t xml:space="preserve">that organ’s segmented longitudinal extent, referred to here as the anatomy-weighted</w:t>
+      </w:r>
+      <w:r>
+        <w:t xml:space="preserve"> </w:t>
+      </w:r>
+      <w:r>
+        <w:t xml:space="preserve">CTDIvol index. It is explicitly</w:t>
       </w:r>
       <w:r>
         <w:t xml:space="preserve"> </w:t>
@@ -379,13 +552,13 @@
         <w:t xml:space="preserve"> </w:t>
       </w:r>
       <w:r>
-        <w:t xml:space="preserve">an estimate of absorbed organ dose, and Section 2.9 sets out what it does</w:t>
-      </w:r>
-      <w:r>
-        <w:t xml:space="preserve"> </w:t>
-      </w:r>
-      <w:r>
-        <w:t xml:space="preserve">not account for.</w:t>
+        <w:t xml:space="preserve">an estimate of absorbed organ dose, and Section 2.10</w:t>
+      </w:r>
+      <w:r>
+        <w:t xml:space="preserve"> </w:t>
+      </w:r>
+      <w:r>
+        <w:t xml:space="preserve">sets out what it does not account for.</w:t>
       </w:r>
     </w:p>
     <w:p>
@@ -405,7 +578,7 @@
         <w:t xml:space="preserve"> </w:t>
       </w:r>
       <w:r>
-        <w:t xml:space="preserve">anthropomorphic phantoms and corrected for patient size [2,3]. Such coefficient sets</w:t>
+        <w:t xml:space="preserve">anthropomorphic phantoms and corrected for patient size [10,11,12]. Such coefficient sets</w:t>
       </w:r>
       <w:r>
         <w:t xml:space="preserve"> </w:t>
@@ -437,13 +610,19 @@
         </w:numPr>
       </w:pPr>
       <w:r>
-        <w:t xml:space="preserve">An anatomy-weighted CTDIvol index computed entirely from data a scanner already</w:t>
-      </w:r>
-      <w:r>
-        <w:t xml:space="preserve"> </w:t>
-      </w:r>
-      <w:r>
-        <w:t xml:space="preserve">records, implemented as an openly licensed, provenance-carrying engine.</w:t>
+        <w:t xml:space="preserve">An open, end-to-end implementation of the organ-specific weighted CTDIvol computed</w:t>
+      </w:r>
+      <w:r>
+        <w:t xml:space="preserve"> </w:t>
+      </w:r>
+      <w:r>
+        <w:t xml:space="preserve">entirely from data a scanner already records, requiring neither projection data nor</w:t>
+      </w:r>
+      <w:r>
+        <w:t xml:space="preserve"> </w:t>
+      </w:r>
+      <w:r>
+        <w:t xml:space="preserve">manual contouring.</w:t>
       </w:r>
     </w:p>
     <w:p>
@@ -455,13 +634,19 @@
         </w:numPr>
       </w:pPr>
       <w:r>
-        <w:t xml:space="preserve">A quantification of organ-specific longitudinal modulation across four manufacturers,</w:t>
-      </w:r>
-      <w:r>
-        <w:t xml:space="preserve"> </w:t>
-      </w:r>
-      <w:r>
-        <w:t xml:space="preserve">including its range within single acquisitions.</w:t>
+        <w:t xml:space="preserve">The first multi-vendor empirical characterisation of that quantity on public archive</w:t>
+      </w:r>
+      <w:r>
+        <w:t xml:space="preserve"> </w:t>
+      </w:r>
+      <w:r>
+        <w:t xml:space="preserve">data: its range, its within-acquisition spread, and its behaviour across four</w:t>
+      </w:r>
+      <w:r>
+        <w:t xml:space="preserve"> </w:t>
+      </w:r>
+      <w:r>
+        <w:t xml:space="preserve">manufacturers.</w:t>
       </w:r>
     </w:p>
     <w:p>
@@ -479,7 +664,13 @@
         <w:t xml:space="preserve"> </w:t>
       </w:r>
       <w:r>
-        <w:t xml:space="preserve">retained in archived DICOM headers.</w:t>
+        <w:t xml:space="preserve">retained in archived DICOM headers — a precondition for any retrospective study of</w:t>
+      </w:r>
+      <w:r>
+        <w:t xml:space="preserve"> </w:t>
+      </w:r>
+      <w:r>
+        <w:t xml:space="preserve">this kind.</w:t>
       </w:r>
     </w:p>
     <w:p>
@@ -491,13 +682,13 @@
         </w:numPr>
       </w:pPr>
       <w:r>
-        <w:t xml:space="preserve">An external reference comparison of attenuation-derived estimated organ mass against</w:t>
-      </w:r>
-      <w:r>
-        <w:t xml:space="preserve"> </w:t>
-      </w:r>
-      <w:r>
-        <w:t xml:space="preserve">ICRP 89 reference values [5].</w:t>
+        <w:t xml:space="preserve">A prespecified acquisition-constancy criterion that makes the assumption underlying</w:t>
+      </w:r>
+      <w:r>
+        <w:t xml:space="preserve"> </w:t>
+      </w:r>
+      <w:r>
+        <w:t xml:space="preserve">the weighting testable rather than implicit.</w:t>
       </w:r>
     </w:p>
     <w:p>
@@ -509,19 +700,19 @@
         </w:numPr>
       </w:pPr>
       <w:r>
-        <w:t xml:space="preserve">The practical limits an organ-level modulation analysis must handle: organ truncation</w:t>
-      </w:r>
-      <w:r>
-        <w:t xml:space="preserve"> </w:t>
-      </w:r>
-      <w:r>
-        <w:t xml:space="preserve">at the scan boundary, and acquisitions whose modulation does not vary across the</w:t>
-      </w:r>
-      <w:r>
-        <w:t xml:space="preserve"> </w:t>
-      </w:r>
-      <w:r>
-        <w:t xml:space="preserve">abdomen.</w:t>
+        <w:t xml:space="preserve">An external reference comparison of attenuation-derived estimated organ mass against</w:t>
+      </w:r>
+      <w:r>
+        <w:t xml:space="preserve"> </w:t>
+      </w:r>
+      <w:r>
+        <w:t xml:space="preserve">ICRP 89 reference values [13], and the practical limits an organ-level modulation</w:t>
+      </w:r>
+      <w:r>
+        <w:t xml:space="preserve"> </w:t>
+      </w:r>
+      <w:r>
+        <w:t xml:space="preserve">analysis must handle.</w:t>
       </w:r>
     </w:p>
     <w:bookmarkEnd w:id="10"/>
@@ -580,19 +771,25 @@
         <w:pStyle w:val="BodyText"/>
       </w:pPr>
       <w:r>
-        <w:t xml:space="preserve">The candidate index was built from 47,181 CT series across 21 abdominal collections, read</w:t>
-      </w:r>
-      <w:r>
-        <w:t xml:space="preserve"> </w:t>
-      </w:r>
-      <w:r>
-        <w:t xml:space="preserve">as series-level JSON with no pixel data. Candidates were seeded from the public-archive</w:t>
-      </w:r>
-      <w:r>
-        <w:t xml:space="preserve"> </w:t>
-      </w:r>
-      <w:r>
-        <w:t xml:space="preserve">survey distributed with the companion software release [6] — a software record, not a</w:t>
+        <w:t xml:space="preserve">All imaging was drawn from The Cancer Imaging Archive [19]. The candidate index was built</w:t>
+      </w:r>
+      <w:r>
+        <w:t xml:space="preserve"> </w:t>
+      </w:r>
+      <w:r>
+        <w:t xml:space="preserve">from 47,181 CT series across 21 abdominal collections, read as series-level JSON with no</w:t>
+      </w:r>
+      <w:r>
+        <w:t xml:space="preserve"> </w:t>
+      </w:r>
+      <w:r>
+        <w:t xml:space="preserve">pixel data. Candidates were seeded from the public-archive</w:t>
+      </w:r>
+      <w:r>
+        <w:t xml:space="preserve"> </w:t>
+      </w:r>
+      <w:r>
+        <w:t xml:space="preserve">survey distributed with the companion software release [15] — a software record, not a</w:t>
       </w:r>
       <w:r>
         <w:t xml:space="preserve"> </w:t>
@@ -993,7 +1190,7 @@
         <w:pStyle w:val="FirstParagraph"/>
       </w:pPr>
       <w:r>
-        <w:t xml:space="preserve">Twelve abdominal organs were segmented with TotalSegmentator v2.17 [1],</w:t>
+        <w:t xml:space="preserve">Twelve abdominal organs were segmented with TotalSegmentator v2.17 [8],</w:t>
       </w:r>
       <w:r>
         <w:t xml:space="preserve"> </w:t>
@@ -1072,7 +1269,7 @@
         <w:t xml:space="preserve"> </w:t>
       </w:r>
       <w:r>
-        <w:t xml:space="preserve">deterministic threshold contour following AAPM Report 220 [7]. Figure 1 illustrates the</w:t>
+        <w:t xml:space="preserve">deterministic threshold contour following AAPM Report 220 [16]. Figure 1 illustrates the</w:t>
       </w:r>
       <w:r>
         <w:t xml:space="preserve"> </w:t>
@@ -1108,13 +1305,13 @@
         <w:t xml:space="preserve"> </w:t>
       </w:r>
       <w:r>
-        <w:t xml:space="preserve">reference tissue anchor points, taking the densities from ICRU Report 44 [8] and the</w:t>
-      </w:r>
-      <w:r>
-        <w:t xml:space="preserve"> </w:t>
-      </w:r>
-      <w:r>
-        <w:t xml:space="preserve">construction from Schneider et al. [9]. Estimated organ mass is the sum of local density</w:t>
+        <w:t xml:space="preserve">reference tissue anchor points, taking the densities from ICRU Report 44 [17] and the</w:t>
+      </w:r>
+      <w:r>
+        <w:t xml:space="preserve"> </w:t>
+      </w:r>
+      <w:r>
+        <w:t xml:space="preserve">construction from Schneider et al. [18]. Estimated organ mass is the sum of local density</w:t>
       </w:r>
       <w:r>
         <w:t xml:space="preserve"> </w:t>
@@ -1667,7 +1864,7 @@
         <w:t xml:space="preserve"> </w:t>
       </w:r>
       <w:r>
-        <w:t xml:space="preserve">[4]; recorded and reconstructed values are never merged, and each series records which it</w:t>
+        <w:t xml:space="preserve">[14]; recorded and reconstructed values are never merged, and each series records which it</w:t>
       </w:r>
       <w:r>
         <w:t xml:space="preserve"> </w:t>
@@ -2682,7 +2879,7 @@
         <w:t xml:space="preserve"> </w:t>
       </w:r>
       <w:r>
-        <w:t xml:space="preserve">reference adult male values [5], over the 177 untruncated records of the five solid</w:t>
+        <w:t xml:space="preserve">reference adult male values [13], over the 177 untruncated records of the five solid</w:t>
       </w:r>
       <w:r>
         <w:t xml:space="preserve"> </w:t>
@@ -3411,43 +3608,103 @@
           <w:b/>
           <w:bCs/>
         </w:rPr>
-        <w:t xml:space="preserve">What the index is, and what it is not.</w:t>
-      </w:r>
-      <w:r>
-        <w:t xml:space="preserve"> </w:t>
-      </w:r>
-      <w:r>
-        <w:t xml:space="preserve">As set out in Section 2.10, the index addresses</w:t>
-      </w:r>
-      <w:r>
-        <w:t xml:space="preserve"> </w:t>
-      </w:r>
-      <w:r>
-        <w:t xml:space="preserve">longitudinal modulation alone. It does not account for scatter, for irradiation</w:t>
-      </w:r>
-      <w:r>
-        <w:t xml:space="preserve"> </w:t>
-      </w:r>
-      <w:r>
-        <w:t xml:space="preserve">originating outside the organ’s segmented extent, for angular modulation, for organ depth</w:t>
-      </w:r>
-      <w:r>
-        <w:t xml:space="preserve"> </w:t>
-      </w:r>
-      <w:r>
-        <w:t xml:space="preserve">and attenuation, or for radiation transport, and it is not an estimate of absorbed organ</w:t>
-      </w:r>
-      <w:r>
-        <w:t xml:space="preserve"> </w:t>
-      </w:r>
-      <w:r>
-        <w:t xml:space="preserve">dose in milligray. Its value lies in isolating one well-defined contribution — the</w:t>
-      </w:r>
-      <w:r>
-        <w:t xml:space="preserve"> </w:t>
-      </w:r>
-      <w:r>
-        <w:t xml:space="preserve">longitudinal one — and reporting it patient-specifically and reproducibly.</w:t>
+        <w:t xml:space="preserve">Relation to previous work.</w:t>
+      </w:r>
+      <w:r>
+        <w:t xml:space="preserve"> </w:t>
+      </w:r>
+      <w:r>
+        <w:t xml:space="preserve">The quantity is that of Khatonabadi et al. [3] and Tian et</w:t>
+      </w:r>
+      <w:r>
+        <w:t xml:space="preserve"> </w:t>
+      </w:r>
+      <w:r>
+        <w:t xml:space="preserve">al. [4]; what is new here is the conditions under which it was obtained. Those studies,</w:t>
+      </w:r>
+      <w:r>
+        <w:t xml:space="preserve"> </w:t>
+      </w:r>
+      <w:r>
+        <w:t xml:space="preserve">and the related modulation dosimetry of Angel et al. [2] and Bostani et al. [5,6],</w:t>
+      </w:r>
+      <w:r>
+        <w:t xml:space="preserve"> </w:t>
+      </w:r>
+      <w:r>
+        <w:t xml:space="preserve">established the concept and validated it against Monte-Carlo dose on single-institution</w:t>
+      </w:r>
+      <w:r>
+        <w:t xml:space="preserve"> </w:t>
+      </w:r>
+      <w:r>
+        <w:t xml:space="preserve">cohorts, typically with one or two scanner models, manual or semi-automatic contours, and</w:t>
+      </w:r>
+      <w:r>
+        <w:t xml:space="preserve"> </w:t>
+      </w:r>
+      <w:r>
+        <w:t xml:space="preserve">in several cases raw projection data or vendor-supplied modulation profiles. Archived</w:t>
+      </w:r>
+      <w:r>
+        <w:t xml:space="preserve"> </w:t>
+      </w:r>
+      <w:r>
+        <w:t xml:space="preserve">DICOM retains none of the latter. This study consequently answers questions those designs</w:t>
+      </w:r>
+      <w:r>
+        <w:t xml:space="preserve"> </w:t>
+      </w:r>
+      <w:r>
+        <w:t xml:space="preserve">were not positioned to address: that the quantity is computable from archived headers</w:t>
+      </w:r>
+      <w:r>
+        <w:t xml:space="preserve"> </w:t>
+      </w:r>
+      <w:r>
+        <w:t xml:space="preserve">alone, on four manufacturers and 23 scanner models, with contours obtained at inference;</w:t>
+      </w:r>
+      <w:r>
+        <w:t xml:space="preserve"> </w:t>
+      </w:r>
+      <w:r>
+        <w:t xml:space="preserve">that its range across such a cohort is 0.59 to 1.69; and — the finding with the most</w:t>
+      </w:r>
+      <w:r>
+        <w:t xml:space="preserve"> </w:t>
+      </w:r>
+      <w:r>
+        <w:t xml:space="preserve">practical consequence — that the whole-scan CTDIvol it scales is missing from a</w:t>
+      </w:r>
+      <w:r>
+        <w:t xml:space="preserve"> </w:t>
+      </w:r>
+      <w:r>
+        <w:t xml:space="preserve">manufacturer-associated fraction of archived series, which bounds any retrospective study</w:t>
+      </w:r>
+      <w:r>
+        <w:t xml:space="preserve"> </w:t>
+      </w:r>
+      <w:r>
+        <w:t xml:space="preserve">of this kind before segmentation is even attempted. The contribution is therefore</w:t>
+      </w:r>
+      <w:r>
+        <w:t xml:space="preserve"> </w:t>
+      </w:r>
+      <w:r>
+        <w:t xml:space="preserve">operationalisation and empirical characterisation, not a new index, and the reported</w:t>
+      </w:r>
+      <w:r>
+        <w:t xml:space="preserve"> </w:t>
+      </w:r>
+      <w:r>
+        <w:t xml:space="preserve">values should be read as describing archived multi-vendor data rather than as improving</w:t>
+      </w:r>
+      <w:r>
+        <w:t xml:space="preserve"> </w:t>
+      </w:r>
+      <w:r>
+        <w:t xml:space="preserve">on the Monte-Carlo validations already published.</w:t>
       </w:r>
     </w:p>
     <w:p>
@@ -3459,6 +3716,54 @@
           <w:b/>
           <w:bCs/>
         </w:rPr>
+        <w:t xml:space="preserve">What the index is, and what it is not.</w:t>
+      </w:r>
+      <w:r>
+        <w:t xml:space="preserve"> </w:t>
+      </w:r>
+      <w:r>
+        <w:t xml:space="preserve">As set out in Section 2.10, the index addresses</w:t>
+      </w:r>
+      <w:r>
+        <w:t xml:space="preserve"> </w:t>
+      </w:r>
+      <w:r>
+        <w:t xml:space="preserve">longitudinal modulation alone. It does not account for scatter, for irradiation</w:t>
+      </w:r>
+      <w:r>
+        <w:t xml:space="preserve"> </w:t>
+      </w:r>
+      <w:r>
+        <w:t xml:space="preserve">originating outside the organ’s segmented extent, for angular modulation, for organ depth</w:t>
+      </w:r>
+      <w:r>
+        <w:t xml:space="preserve"> </w:t>
+      </w:r>
+      <w:r>
+        <w:t xml:space="preserve">and attenuation, or for radiation transport, and it is not an estimate of absorbed organ</w:t>
+      </w:r>
+      <w:r>
+        <w:t xml:space="preserve"> </w:t>
+      </w:r>
+      <w:r>
+        <w:t xml:space="preserve">dose in milligray. Its value lies in isolating one well-defined contribution — the</w:t>
+      </w:r>
+      <w:r>
+        <w:t xml:space="preserve"> </w:t>
+      </w:r>
+      <w:r>
+        <w:t xml:space="preserve">longitudinal one — and reporting it patient-specifically and reproducibly.</w:t>
+      </w:r>
+    </w:p>
+    <w:p>
+      <w:pPr>
+        <w:pStyle w:val="BodyText"/>
+      </w:pPr>
+      <w:r>
+        <w:rPr>
+          <w:b/>
+          <w:bCs/>
+        </w:rPr>
         <w:t xml:space="preserve">External reference comparison of estimated mass.</w:t>
       </w:r>
       <w:r>
@@ -3495,7 +3800,7 @@
         <w:t xml:space="preserve"> </w:t>
       </w:r>
       <w:r>
-        <w:t xml:space="preserve">0.939 for the kidneys [1]), which supports reduced boundary agreement; but Dice is</w:t>
+        <w:t xml:space="preserve">0.939 for the kidneys [8]), which supports reduced boundary agreement; but Dice is</w:t>
       </w:r>
       <w:r>
         <w:t xml:space="preserve"> </w:t>
@@ -3828,13 +4133,13 @@
         <w:t xml:space="preserve"> </w:t>
       </w:r>
       <w:r>
-        <w:t xml:space="preserve">HU-to-density anchor values are used by citation to ICRU Report 44 [8] and Schneider et</w:t>
-      </w:r>
-      <w:r>
-        <w:t xml:space="preserve"> </w:t>
-      </w:r>
-      <w:r>
-        <w:t xml:space="preserve">al. [9] rather than redistributed; and no Monte-Carlo coefficient table is included at all.</w:t>
+        <w:t xml:space="preserve">HU-to-density anchor values are used by citation to ICRU Report 44 [17] and Schneider et</w:t>
+      </w:r>
+      <w:r>
+        <w:t xml:space="preserve"> </w:t>
+      </w:r>
+      <w:r>
+        <w:t xml:space="preserve">al. [18] rather than redistributed; and no Monte-Carlo coefficient table is included at all.</w:t>
       </w:r>
     </w:p>
     <w:p>
@@ -3864,13 +4169,13 @@
         <w:t xml:space="preserve"> </w:t>
       </w:r>
       <w:r>
-        <w:t xml:space="preserve">correction, of the kind established by Turner et al. [2] and extended over larger patient</w:t>
-      </w:r>
-      <w:r>
-        <w:t xml:space="preserve"> </w:t>
-      </w:r>
-      <w:r>
-        <w:t xml:space="preserve">model libraries by Tian et al. [3], together with the transport considerations listed in</w:t>
+        <w:t xml:space="preserve">correction, of the kind established by Turner et al. [10] and extended over larger patient</w:t>
+      </w:r>
+      <w:r>
+        <w:t xml:space="preserve"> </w:t>
+      </w:r>
+      <w:r>
+        <w:t xml:space="preserve">model libraries by Tian et al. [11], together with the transport considerations listed in</w:t>
       </w:r>
       <w:r>
         <w:t xml:space="preserve"> </w:t>
@@ -3900,7 +4205,7 @@
         <w:t xml:space="preserve"> </w:t>
       </w:r>
       <w:r>
-        <w:t xml:space="preserve">missing whole-scan index has been published under CC BY [4], which shows the convention is</w:t>
+        <w:t xml:space="preserve">missing whole-scan index has been published under CC BY [14], which shows the convention is</w:t>
       </w:r>
       <w:r>
         <w:t xml:space="preserve"> </w:t>
@@ -4062,19 +4367,25 @@
         <w:pStyle w:val="FirstParagraph"/>
       </w:pPr>
       <w:r>
-        <w:t xml:space="preserve">This study did not compute absorbed organ dose. It quantified organ-specific longitudinal</w:t>
-      </w:r>
-      <w:r>
-        <w:t xml:space="preserve"> </w:t>
-      </w:r>
-      <w:r>
-        <w:t xml:space="preserve">tube-current modulation in routine abdominal CT by deriving an anatomy-weighted CTDIvol</w:t>
-      </w:r>
-      <w:r>
-        <w:t xml:space="preserve"> </w:t>
-      </w:r>
-      <w:r>
-        <w:t xml:space="preserve">index from metadata a scanner already records and organ masks obtained at inference.</w:t>
+        <w:t xml:space="preserve">This study did not compute absorbed organ dose, and did not propose a new index. It took</w:t>
+      </w:r>
+      <w:r>
+        <w:t xml:space="preserve"> </w:t>
+      </w:r>
+      <w:r>
+        <w:t xml:space="preserve">an organ-specific weighted CTDIvol already reported in the literature and established what</w:t>
+      </w:r>
+      <w:r>
+        <w:t xml:space="preserve"> </w:t>
+      </w:r>
+      <w:r>
+        <w:t xml:space="preserve">it yields when operationalised openly across manufacturers, from metadata a scanner</w:t>
+      </w:r>
+      <w:r>
+        <w:t xml:space="preserve"> </w:t>
+      </w:r>
+      <w:r>
+        <w:t xml:space="preserve">already records and organ masks obtained at inference.</w:t>
       </w:r>
       <w:r>
         <w:t xml:space="preserve"> </w:t>
@@ -4363,7 +4674,7 @@
         <w:pStyle w:val="BodyText"/>
       </w:pPr>
       <w:r>
-        <w:t xml:space="preserve">Segmentation used TotalSegmentator [1]. Its software code is distributed under the Apache</w:t>
+        <w:t xml:space="preserve">Segmentation used TotalSegmentator [8]. Its software code is distributed under the Apache</w:t>
       </w:r>
       <w:r>
         <w:t xml:space="preserve"> </w:t>
@@ -4522,19 +4833,13 @@
         </w:numPr>
       </w:pPr>
       <w:r>
-        <w:t xml:space="preserve">Wasserthal, J.; Breit, H.-C.; Meyer, M.T.; Pradella, M.; Hinck, D.; Sauter, A.W.; Heye,</w:t>
-      </w:r>
-      <w:r>
-        <w:t xml:space="preserve"> </w:t>
-      </w:r>
-      <w:r>
-        <w:t xml:space="preserve">T.; Boll, D.T.; Cyriac, J.; Yang, S.; Bach, M.; Segeroth, M. TotalSegmentator: Robust</w:t>
-      </w:r>
-      <w:r>
-        <w:t xml:space="preserve"> </w:t>
-      </w:r>
-      <w:r>
-        <w:t xml:space="preserve">Segmentation of 104 Anatomic Structures in CT Images.</w:t>
+        <w:t xml:space="preserve">McCollough, C.H.; Leng, S.; Yu, L.; Cody, D.D.; Boone, J.M.; McNitt-Gray, M.F. CT Dose</w:t>
+      </w:r>
+      <w:r>
+        <w:t xml:space="preserve"> </w:t>
+      </w:r>
+      <w:r>
+        <w:t xml:space="preserve">Index and Patient Dose: They Are Not the Same Thing.</w:t>
       </w:r>
       <w:r>
         <w:t xml:space="preserve"> </w:t>
@@ -4544,7 +4849,7 @@
           <w:i/>
           <w:iCs/>
         </w:rPr>
-        <w:t xml:space="preserve">Radiol. Artif. Intell.</w:t>
+        <w:t xml:space="preserve">Radiology</w:t>
       </w:r>
       <w:r>
         <w:t xml:space="preserve"> </w:t>
@@ -4554,7 +4859,7 @@
           <w:b/>
           <w:bCs/>
         </w:rPr>
-        <w:t xml:space="preserve">2023</w:t>
+        <w:t xml:space="preserve">2011</w:t>
       </w:r>
       <w:r>
         <w:t xml:space="preserve">,</w:t>
@@ -4567,10 +4872,16 @@
           <w:i/>
           <w:iCs/>
         </w:rPr>
-        <w:t xml:space="preserve">5</w:t>
-      </w:r>
-      <w:r>
-        <w:t xml:space="preserve">, e230024. https://doi.org/10.1148/ryai.230024</w:t>
+        <w:t xml:space="preserve">259</w:t>
+      </w:r>
+      <w:r>
+        <w:t xml:space="preserve">,</w:t>
+      </w:r>
+      <w:r>
+        <w:t xml:space="preserve"> </w:t>
+      </w:r>
+      <w:r>
+        <w:t xml:space="preserve">311–316. https://doi.org/10.1148/radiol.11101800</w:t>
       </w:r>
     </w:p>
     <w:p>
@@ -4582,19 +4893,25 @@
         </w:numPr>
       </w:pPr>
       <w:r>
-        <w:t xml:space="preserve">Turner, A.C.; Zhang, D.; Khatonabadi, M.; Zankl, M.; DeMarco, J.J.; Cagnon, C.H.; Cody,</w:t>
-      </w:r>
-      <w:r>
-        <w:t xml:space="preserve"> </w:t>
-      </w:r>
-      <w:r>
-        <w:t xml:space="preserve">D.D.; Stevens, D.M.; McCollough, C.H.; McNitt-Gray, M.F. The Feasibility of Patient</w:t>
-      </w:r>
-      <w:r>
-        <w:t xml:space="preserve"> </w:t>
-      </w:r>
-      <w:r>
-        <w:t xml:space="preserve">Size-Corrected, Scanner-Independent Organ Dose Estimates for Abdominal CT Exams.</w:t>
+        <w:t xml:space="preserve">Angel, E.; Yaghmai, N.; Jude, C.M.; DeMarco, J.J.; Cagnon, C.H.; Goldin, J.G.; Primak,</w:t>
+      </w:r>
+      <w:r>
+        <w:t xml:space="preserve"> </w:t>
+      </w:r>
+      <w:r>
+        <w:t xml:space="preserve">A.N.; Stevens, D.M.; Cody, D.D.; McCollough, C.H.; McNitt-Gray, M.F. Monte Carlo</w:t>
+      </w:r>
+      <w:r>
+        <w:t xml:space="preserve"> </w:t>
+      </w:r>
+      <w:r>
+        <w:t xml:space="preserve">Simulations to Assess the Effects of Tube Current Modulation on Breast Dose for</w:t>
+      </w:r>
+      <w:r>
+        <w:t xml:space="preserve"> </w:t>
+      </w:r>
+      <w:r>
+        <w:t xml:space="preserve">Multidetector CT.</w:t>
       </w:r>
       <w:r>
         <w:t xml:space="preserve"> </w:t>
@@ -4604,47 +4921,39 @@
           <w:i/>
           <w:iCs/>
         </w:rPr>
-        <w:t xml:space="preserve">Med.</w:t>
+        <w:t xml:space="preserve">Phys. Med. Biol.</w:t>
+      </w:r>
+      <w:r>
+        <w:t xml:space="preserve"> </w:t>
+      </w:r>
+      <w:r>
+        <w:rPr>
+          <w:b/>
+          <w:bCs/>
+        </w:rPr>
+        <w:t xml:space="preserve">2009</w:t>
+      </w:r>
+      <w:r>
+        <w:t xml:space="preserve">,</w:t>
+      </w:r>
+      <w:r>
+        <w:t xml:space="preserve"> </w:t>
       </w:r>
       <w:r>
         <w:rPr>
           <w:i/>
           <w:iCs/>
         </w:rPr>
-        <w:t xml:space="preserve"> </w:t>
-      </w:r>
-      <w:r>
-        <w:rPr>
-          <w:i/>
-          <w:iCs/>
-        </w:rPr>
-        <w:t xml:space="preserve">Phys.</w:t>
-      </w:r>
-      <w:r>
-        <w:t xml:space="preserve"> </w:t>
-      </w:r>
-      <w:r>
-        <w:rPr>
-          <w:b/>
-          <w:bCs/>
-        </w:rPr>
-        <w:t xml:space="preserve">2011</w:t>
-      </w:r>
-      <w:r>
-        <w:t xml:space="preserve">,</w:t>
-      </w:r>
-      <w:r>
-        <w:t xml:space="preserve"> </w:t>
-      </w:r>
-      <w:r>
-        <w:rPr>
-          <w:i/>
-          <w:iCs/>
-        </w:rPr>
-        <w:t xml:space="preserve">38</w:t>
-      </w:r>
-      <w:r>
-        <w:t xml:space="preserve">, 820–829. https://doi.org/10.1118/1.3533897</w:t>
+        <w:t xml:space="preserve">54</w:t>
+      </w:r>
+      <w:r>
+        <w:t xml:space="preserve">, 497–512.</w:t>
+      </w:r>
+      <w:r>
+        <w:t xml:space="preserve"> </w:t>
+      </w:r>
+      <w:r>
+        <w:t xml:space="preserve">https://doi.org/10.1088/0031-9155/54/3/003</w:t>
       </w:r>
     </w:p>
     <w:p>
@@ -4656,13 +4965,19 @@
         </w:numPr>
       </w:pPr>
       <w:r>
-        <w:t xml:space="preserve">Tian, X.; Li, X.; Segars, W.P.; Frush, D.P.; Paulson, E.K.; Samei, E. Dose Coefficients</w:t>
-      </w:r>
-      <w:r>
-        <w:t xml:space="preserve"> </w:t>
-      </w:r>
-      <w:r>
-        <w:t xml:space="preserve">in Pediatric and Adult Abdominopelvic CT Based on 100 Patient Models.</w:t>
+        <w:t xml:space="preserve">Khatonabadi, M.; Kim, H.J.; Lu, P.; McMillan, K.L.; Cagnon, C.H.; DeMarco, J.J.;</w:t>
+      </w:r>
+      <w:r>
+        <w:t xml:space="preserve"> </w:t>
+      </w:r>
+      <w:r>
+        <w:t xml:space="preserve">McNitt-Gray, M.F. The Feasibility of a Regional CTDIvol to Estimate Organ Dose from</w:t>
+      </w:r>
+      <w:r>
+        <w:t xml:space="preserve"> </w:t>
+      </w:r>
+      <w:r>
+        <w:t xml:space="preserve">Tube Current Modulated CT Exams.</w:t>
       </w:r>
       <w:r>
         <w:t xml:space="preserve"> </w:t>
@@ -4672,7 +4987,7 @@
           <w:i/>
           <w:iCs/>
         </w:rPr>
-        <w:t xml:space="preserve">Phys. Med. Biol.</w:t>
+        <w:t xml:space="preserve">Med. Phys.</w:t>
       </w:r>
       <w:r>
         <w:t xml:space="preserve"> </w:t>
@@ -4695,10 +5010,16 @@
           <w:i/>
           <w:iCs/>
         </w:rPr>
-        <w:t xml:space="preserve">58</w:t>
-      </w:r>
-      <w:r>
-        <w:t xml:space="preserve">, 8755–8768. https://doi.org/10.1088/0031-9155/58/24/8755</w:t>
+        <w:t xml:space="preserve">40</w:t>
+      </w:r>
+      <w:r>
+        <w:t xml:space="preserve">, 051903.</w:t>
+      </w:r>
+      <w:r>
+        <w:t xml:space="preserve"> </w:t>
+      </w:r>
+      <w:r>
+        <w:t xml:space="preserve">https://doi.org/10.1118/1.4798561</w:t>
       </w:r>
     </w:p>
     <w:p>
@@ -4710,13 +5031,13 @@
         </w:numPr>
       </w:pPr>
       <w:r>
-        <w:t xml:space="preserve">Dinwiddie, L.E.; Baggett, J.M.; Kofler, J.M.; et al. Survey of Normalized CTDIvol Values</w:t>
-      </w:r>
-      <w:r>
-        <w:t xml:space="preserve"> </w:t>
-      </w:r>
-      <w:r>
-        <w:t xml:space="preserve">Across Four Major Computed Tomography Vendors for Use in the MIRDct Software.</w:t>
+        <w:t xml:space="preserve">Tian, X.; Li, X.; Segars, W.P.; Frush, D.P.; Samei, E. Prospective Estimation of Organ</w:t>
+      </w:r>
+      <w:r>
+        <w:t xml:space="preserve"> </w:t>
+      </w:r>
+      <w:r>
+        <w:t xml:space="preserve">Dose in CT under Tube Current Modulation.</w:t>
       </w:r>
       <w:r>
         <w:t xml:space="preserve"> </w:t>
@@ -4726,47 +5047,39 @@
           <w:i/>
           <w:iCs/>
         </w:rPr>
-        <w:t xml:space="preserve">J. Appl.</w:t>
+        <w:t xml:space="preserve">Med. Phys.</w:t>
+      </w:r>
+      <w:r>
+        <w:t xml:space="preserve"> </w:t>
+      </w:r>
+      <w:r>
+        <w:rPr>
+          <w:b/>
+          <w:bCs/>
+        </w:rPr>
+        <w:t xml:space="preserve">2015</w:t>
+      </w:r>
+      <w:r>
+        <w:t xml:space="preserve">,</w:t>
+      </w:r>
+      <w:r>
+        <w:t xml:space="preserve"> </w:t>
       </w:r>
       <w:r>
         <w:rPr>
           <w:i/>
           <w:iCs/>
         </w:rPr>
-        <w:t xml:space="preserve"> </w:t>
-      </w:r>
-      <w:r>
-        <w:rPr>
-          <w:i/>
-          <w:iCs/>
-        </w:rPr>
-        <w:t xml:space="preserve">Clin. Med. Phys.</w:t>
-      </w:r>
-      <w:r>
-        <w:t xml:space="preserve"> </w:t>
-      </w:r>
-      <w:r>
-        <w:rPr>
-          <w:b/>
-          <w:bCs/>
-        </w:rPr>
-        <w:t xml:space="preserve">2026</w:t>
-      </w:r>
-      <w:r>
-        <w:t xml:space="preserve">,</w:t>
-      </w:r>
-      <w:r>
-        <w:t xml:space="preserve"> </w:t>
-      </w:r>
-      <w:r>
-        <w:rPr>
-          <w:i/>
-          <w:iCs/>
-        </w:rPr>
-        <w:t xml:space="preserve">27</w:t>
-      </w:r>
-      <w:r>
-        <w:t xml:space="preserve">, e70473. https://doi.org/10.1002/acm2.70473</w:t>
+        <w:t xml:space="preserve">42</w:t>
+      </w:r>
+      <w:r>
+        <w:t xml:space="preserve">, 1575–1585.</w:t>
+      </w:r>
+      <w:r>
+        <w:t xml:space="preserve"> </w:t>
+      </w:r>
+      <w:r>
+        <w:t xml:space="preserve">https://doi.org/10.1118/1.4907955</w:t>
       </w:r>
     </w:p>
     <w:p>
@@ -4778,13 +5091,19 @@
         </w:numPr>
       </w:pPr>
       <w:r>
-        <w:t xml:space="preserve">ICRP. Basic Anatomical and Physiological Data for Use in Radiological Protection:</w:t>
-      </w:r>
-      <w:r>
-        <w:t xml:space="preserve"> </w:t>
-      </w:r>
-      <w:r>
-        <w:t xml:space="preserve">Reference Values. ICRP Publication 89.</w:t>
+        <w:t xml:space="preserve">Bostani, M.; McMillan, K.; DeMarco, J.J.; Cagnon, C.H.; McNitt-Gray, M.F. Validation of</w:t>
+      </w:r>
+      <w:r>
+        <w:t xml:space="preserve"> </w:t>
+      </w:r>
+      <w:r>
+        <w:t xml:space="preserve">a Monte Carlo Model Used for Simulating Tube Current Modulation in Computed Tomography</w:t>
+      </w:r>
+      <w:r>
+        <w:t xml:space="preserve"> </w:t>
+      </w:r>
+      <w:r>
+        <w:t xml:space="preserve">over a Wide Range of Phantom Conditions/Challenges.</w:t>
       </w:r>
       <w:r>
         <w:t xml:space="preserve"> </w:t>
@@ -4794,7 +5113,7 @@
           <w:i/>
           <w:iCs/>
         </w:rPr>
-        <w:t xml:space="preserve">Ann. ICRP</w:t>
+        <w:t xml:space="preserve">Med. Phys.</w:t>
       </w:r>
       <w:r>
         <w:t xml:space="preserve"> </w:t>
@@ -4804,7 +5123,7 @@
           <w:b/>
           <w:bCs/>
         </w:rPr>
-        <w:t xml:space="preserve">2002</w:t>
+        <w:t xml:space="preserve">2014</w:t>
       </w:r>
       <w:r>
         <w:t xml:space="preserve">,</w:t>
@@ -4817,13 +5136,22 @@
           <w:i/>
           <w:iCs/>
         </w:rPr>
-        <w:t xml:space="preserve">32</w:t>
-      </w:r>
-      <w:r>
-        <w:t xml:space="preserve"> </w:t>
-      </w:r>
-      <w:r>
-        <w:t xml:space="preserve">(3–4).</w:t>
+        <w:t xml:space="preserve">41</w:t>
+      </w:r>
+      <w:r>
+        <w:t xml:space="preserve">,</w:t>
+      </w:r>
+    </w:p>
+    <w:p>
+      <w:pPr>
+        <w:pStyle w:val="Compact"/>
+        <w:numPr>
+          <w:ilvl w:val="1"/>
+          <w:numId w:val="1003"/>
+        </w:numPr>
+      </w:pPr>
+      <w:r>
+        <w:t xml:space="preserve">https://doi.org/10.1118/1.4887807</w:t>
       </w:r>
     </w:p>
     <w:p>
@@ -4835,19 +5163,29 @@
         </w:numPr>
       </w:pPr>
       <w:r>
-        <w:t xml:space="preserve">Yamamoto, S. ctdose-core: open, auditable CT dose surveillance from DICOM, with a</w:t>
-      </w:r>
-      <w:r>
-        <w:t xml:space="preserve"> </w:t>
-      </w:r>
-      <w:r>
-        <w:t xml:space="preserve">physics reconstruction when the dose attributes are missing (Version 0.1.1)</w:t>
-      </w:r>
-      <w:r>
-        <w:t xml:space="preserve"> </w:t>
-      </w:r>
-      <w:r>
-        <w:t xml:space="preserve">[Software]. Zenodo,</w:t>
+        <w:t xml:space="preserve">Bostani, M.; McMillan, K.; Lu, P.; Kim, G.H.J.; Cody, D.; Arbique, G.; Greenberg, S.B.;</w:t>
+      </w:r>
+      <w:r>
+        <w:t xml:space="preserve"> </w:t>
+      </w:r>
+      <w:r>
+        <w:t xml:space="preserve">DeMarco, J.J.; Cagnon, C.H.; McNitt-Gray, M.F. Estimating Organ Doses from Tube Current</w:t>
+      </w:r>
+      <w:r>
+        <w:t xml:space="preserve"> </w:t>
+      </w:r>
+      <w:r>
+        <w:t xml:space="preserve">Modulated CT Examinations Using a Generalized Linear Model.</w:t>
+      </w:r>
+      <w:r>
+        <w:t xml:space="preserve"> </w:t>
+      </w:r>
+      <w:r>
+        <w:rPr>
+          <w:i/>
+          <w:iCs/>
+        </w:rPr>
+        <w:t xml:space="preserve">Med. Phys.</w:t>
       </w:r>
       <w:r>
         <w:t xml:space="preserve"> </w:t>
@@ -4857,10 +5195,29 @@
           <w:b/>
           <w:bCs/>
         </w:rPr>
-        <w:t xml:space="preserve">2026</w:t>
-      </w:r>
-      <w:r>
-        <w:t xml:space="preserve">. https://doi.org/10.5281/zenodo.21636082</w:t>
+        <w:t xml:space="preserve">2017</w:t>
+      </w:r>
+      <w:r>
+        <w:t xml:space="preserve">,</w:t>
+      </w:r>
+      <w:r>
+        <w:t xml:space="preserve"> </w:t>
+      </w:r>
+      <w:r>
+        <w:rPr>
+          <w:i/>
+          <w:iCs/>
+        </w:rPr>
+        <w:t xml:space="preserve">44</w:t>
+      </w:r>
+      <w:r>
+        <w:t xml:space="preserve">,</w:t>
+      </w:r>
+      <w:r>
+        <w:t xml:space="preserve"> </w:t>
+      </w:r>
+      <w:r>
+        <w:t xml:space="preserve">1500–1513. https://doi.org/10.1002/mp.12119</w:t>
       </w:r>
     </w:p>
     <w:p>
@@ -4872,25 +5229,25 @@
         </w:numPr>
       </w:pPr>
       <w:r>
-        <w:t xml:space="preserve">McCollough, C.; Bakalyar, D.M.; Bostani, M.; Brady, S.; Boedeker, K.; Boone, J.M.;</w:t>
-      </w:r>
-      <w:r>
-        <w:t xml:space="preserve"> </w:t>
-      </w:r>
-      <w:r>
-        <w:t xml:space="preserve">Chen-Mayer, H.H.; Christianson, O.I.; Leng, S.; Li, B.; et al. Use of Water Equivalent</w:t>
-      </w:r>
-      <w:r>
-        <w:t xml:space="preserve"> </w:t>
-      </w:r>
-      <w:r>
-        <w:t xml:space="preserve">Diameter for Calculating Patient Size and Size-Specific Dose Estimates (SSDE) in CT: The</w:t>
-      </w:r>
-      <w:r>
-        <w:t xml:space="preserve"> </w:t>
-      </w:r>
-      <w:r>
-        <w:t xml:space="preserve">Report of AAPM Task Group 220.</w:t>
+        <w:t xml:space="preserve">McMillan, K.; Bostani, M.; Cagnon, C.H.; Yu, L.; Leng, S.; McCollough, C.H.;</w:t>
+      </w:r>
+      <w:r>
+        <w:t xml:space="preserve"> </w:t>
+      </w:r>
+      <w:r>
+        <w:t xml:space="preserve">McNitt-Gray, M.F. Estimating Patient Dose from CT Exams That Use Automatic Exposure</w:t>
+      </w:r>
+      <w:r>
+        <w:t xml:space="preserve"> </w:t>
+      </w:r>
+      <w:r>
+        <w:t xml:space="preserve">Control: Development and Validation of Methods to Accurately Estimate Tube Current</w:t>
+      </w:r>
+      <w:r>
+        <w:t xml:space="preserve"> </w:t>
+      </w:r>
+      <w:r>
+        <w:t xml:space="preserve">Values.</w:t>
       </w:r>
       <w:r>
         <w:t xml:space="preserve"> </w:t>
@@ -4900,10 +5257,7 @@
           <w:i/>
           <w:iCs/>
         </w:rPr>
-        <w:t xml:space="preserve">AAPM Report No. 220</w:t>
-      </w:r>
-      <w:r>
-        <w:t xml:space="preserve">,</w:t>
+        <w:t xml:space="preserve">Med. Phys.</w:t>
       </w:r>
       <w:r>
         <w:t xml:space="preserve"> </w:t>
@@ -4913,16 +5267,23 @@
           <w:b/>
           <w:bCs/>
         </w:rPr>
-        <w:t xml:space="preserve">2014</w:t>
-      </w:r>
-      <w:r>
-        <w:t xml:space="preserve">.</w:t>
-      </w:r>
-      <w:r>
-        <w:t xml:space="preserve"> </w:t>
-      </w:r>
-      <w:r>
-        <w:t xml:space="preserve">https://doi.org/10.37206/146</w:t>
+        <w:t xml:space="preserve">2017</w:t>
+      </w:r>
+      <w:r>
+        <w:t xml:space="preserve">,</w:t>
+      </w:r>
+      <w:r>
+        <w:t xml:space="preserve"> </w:t>
+      </w:r>
+      <w:r>
+        <w:rPr>
+          <w:i/>
+          <w:iCs/>
+        </w:rPr>
+        <w:t xml:space="preserve">44</w:t>
+      </w:r>
+      <w:r>
+        <w:t xml:space="preserve">, 4262–4275. https://doi.org/10.1002/mp.12314</w:t>
       </w:r>
     </w:p>
     <w:p>
@@ -4934,13 +5295,29 @@
         </w:numPr>
       </w:pPr>
       <w:r>
-        <w:t xml:space="preserve">ICRU. Tissue Substitutes in Radiation Dosimetry and Measurement. ICRU Report 44; ICRU:</w:t>
-      </w:r>
-      <w:r>
-        <w:t xml:space="preserve"> </w:t>
-      </w:r>
-      <w:r>
-        <w:t xml:space="preserve">Bethesda, MD, USA,</w:t>
+        <w:t xml:space="preserve">Wasserthal, J.; Breit, H.-C.; Meyer, M.T.; Pradella, M.; Hinck, D.; Sauter, A.W.; Heye,</w:t>
+      </w:r>
+      <w:r>
+        <w:t xml:space="preserve"> </w:t>
+      </w:r>
+      <w:r>
+        <w:t xml:space="preserve">T.; Boll, D.T.; Cyriac, J.; Yang, S.; Bach, M.; Segeroth, M. TotalSegmentator: Robust</w:t>
+      </w:r>
+      <w:r>
+        <w:t xml:space="preserve"> </w:t>
+      </w:r>
+      <w:r>
+        <w:t xml:space="preserve">Segmentation of 104 Anatomic Structures in CT Images.</w:t>
+      </w:r>
+      <w:r>
+        <w:t xml:space="preserve"> </w:t>
+      </w:r>
+      <w:r>
+        <w:rPr>
+          <w:i/>
+          <w:iCs/>
+        </w:rPr>
+        <w:t xml:space="preserve">Radiol. Artif. Intell.</w:t>
       </w:r>
       <w:r>
         <w:t xml:space="preserve"> </w:t>
@@ -4950,10 +5327,23 @@
           <w:b/>
           <w:bCs/>
         </w:rPr>
-        <w:t xml:space="preserve">1989</w:t>
-      </w:r>
-      <w:r>
-        <w:t xml:space="preserve">.</w:t>
+        <w:t xml:space="preserve">2023</w:t>
+      </w:r>
+      <w:r>
+        <w:t xml:space="preserve">,</w:t>
+      </w:r>
+      <w:r>
+        <w:t xml:space="preserve"> </w:t>
+      </w:r>
+      <w:r>
+        <w:rPr>
+          <w:i/>
+          <w:iCs/>
+        </w:rPr>
+        <w:t xml:space="preserve">5</w:t>
+      </w:r>
+      <w:r>
+        <w:t xml:space="preserve">, e230024. https://doi.org/10.1148/ryai.230024</w:t>
       </w:r>
     </w:p>
     <w:p>
@@ -4965,13 +5355,13 @@
         </w:numPr>
       </w:pPr>
       <w:r>
-        <w:t xml:space="preserve">Schneider, U.; Pedroni, E.; Lomax, A. The Calibration of CT Hounsfield Units for</w:t>
-      </w:r>
-      <w:r>
-        <w:t xml:space="preserve"> </w:t>
-      </w:r>
-      <w:r>
-        <w:t xml:space="preserve">Radiotherapy Treatment Planning.</w:t>
+        <w:t xml:space="preserve">Isensee, F.; Jaeger, P.F.; Kohl, S.A.A.; Petersen, J.; Maier-Hein, K.H. nnU-Net: A</w:t>
+      </w:r>
+      <w:r>
+        <w:t xml:space="preserve"> </w:t>
+      </w:r>
+      <w:r>
+        <w:t xml:space="preserve">Self-Configuring Method for Deep Learning-Based Biomedical Image Segmentation.</w:t>
       </w:r>
       <w:r>
         <w:t xml:space="preserve"> </w:t>
@@ -4981,7 +5371,21 @@
           <w:i/>
           <w:iCs/>
         </w:rPr>
-        <w:t xml:space="preserve">Phys. Med. Biol.</w:t>
+        <w:t xml:space="preserve">Nat.</w:t>
+      </w:r>
+      <w:r>
+        <w:rPr>
+          <w:i/>
+          <w:iCs/>
+        </w:rPr>
+        <w:t xml:space="preserve"> </w:t>
+      </w:r>
+      <w:r>
+        <w:rPr>
+          <w:i/>
+          <w:iCs/>
+        </w:rPr>
+        <w:t xml:space="preserve">Methods</w:t>
       </w:r>
       <w:r>
         <w:t xml:space="preserve"> </w:t>
@@ -4991,7 +5395,7 @@
           <w:b/>
           <w:bCs/>
         </w:rPr>
-        <w:t xml:space="preserve">1996</w:t>
+        <w:t xml:space="preserve">2021</w:t>
       </w:r>
       <w:r>
         <w:t xml:space="preserve">,</w:t>
@@ -5004,9 +5408,500 @@
           <w:i/>
           <w:iCs/>
         </w:rPr>
+        <w:t xml:space="preserve">18</w:t>
+      </w:r>
+      <w:r>
+        <w:t xml:space="preserve">, 203–211. https://doi.org/10.1038/s41592-020-01008-z</w:t>
+      </w:r>
+    </w:p>
+    <w:p>
+      <w:pPr>
+        <w:pStyle w:val="Compact"/>
+        <w:numPr>
+          <w:ilvl w:val="0"/>
+          <w:numId w:val="1002"/>
+        </w:numPr>
+      </w:pPr>
+      <w:r>
+        <w:t xml:space="preserve">Turner, A.C.; Zhang, D.; Khatonabadi, M.; Zankl, M.; DeMarco, J.J.; Cagnon, C.H.; Cody,</w:t>
+      </w:r>
+      <w:r>
+        <w:t xml:space="preserve"> </w:t>
+      </w:r>
+      <w:r>
+        <w:t xml:space="preserve">D.D.; Stevens, D.M.; McCollough, C.H.; McNitt-Gray, M.F. The Feasibility of Patient</w:t>
+      </w:r>
+      <w:r>
+        <w:t xml:space="preserve"> </w:t>
+      </w:r>
+      <w:r>
+        <w:t xml:space="preserve">Size-Corrected, Scanner-Independent Organ Dose Estimates for Abdominal CT Exams.</w:t>
+      </w:r>
+      <w:r>
+        <w:t xml:space="preserve"> </w:t>
+      </w:r>
+      <w:r>
+        <w:rPr>
+          <w:i/>
+          <w:iCs/>
+        </w:rPr>
+        <w:t xml:space="preserve">Med.</w:t>
+      </w:r>
+      <w:r>
+        <w:rPr>
+          <w:i/>
+          <w:iCs/>
+        </w:rPr>
+        <w:t xml:space="preserve"> </w:t>
+      </w:r>
+      <w:r>
+        <w:rPr>
+          <w:i/>
+          <w:iCs/>
+        </w:rPr>
+        <w:t xml:space="preserve">Phys.</w:t>
+      </w:r>
+      <w:r>
+        <w:t xml:space="preserve"> </w:t>
+      </w:r>
+      <w:r>
+        <w:rPr>
+          <w:b/>
+          <w:bCs/>
+        </w:rPr>
+        <w:t xml:space="preserve">2011</w:t>
+      </w:r>
+      <w:r>
+        <w:t xml:space="preserve">,</w:t>
+      </w:r>
+      <w:r>
+        <w:t xml:space="preserve"> </w:t>
+      </w:r>
+      <w:r>
+        <w:rPr>
+          <w:i/>
+          <w:iCs/>
+        </w:rPr>
+        <w:t xml:space="preserve">38</w:t>
+      </w:r>
+      <w:r>
+        <w:t xml:space="preserve">, 820–829. https://doi.org/10.1118/1.3533897</w:t>
+      </w:r>
+    </w:p>
+    <w:p>
+      <w:pPr>
+        <w:pStyle w:val="Compact"/>
+        <w:numPr>
+          <w:ilvl w:val="0"/>
+          <w:numId w:val="1002"/>
+        </w:numPr>
+      </w:pPr>
+      <w:r>
+        <w:t xml:space="preserve">Tian, X.; Li, X.; Segars, W.P.; Frush, D.P.; Paulson, E.K.; Samei, E. Dose Coefficients</w:t>
+      </w:r>
+      <w:r>
+        <w:t xml:space="preserve"> </w:t>
+      </w:r>
+      <w:r>
+        <w:t xml:space="preserve">in Pediatric and Adult Abdominopelvic CT Based on 100 Patient Models.</w:t>
+      </w:r>
+      <w:r>
+        <w:t xml:space="preserve"> </w:t>
+      </w:r>
+      <w:r>
+        <w:rPr>
+          <w:i/>
+          <w:iCs/>
+        </w:rPr>
+        <w:t xml:space="preserve">Phys. Med.</w:t>
+      </w:r>
+      <w:r>
+        <w:rPr>
+          <w:i/>
+          <w:iCs/>
+        </w:rPr>
+        <w:t xml:space="preserve"> </w:t>
+      </w:r>
+      <w:r>
+        <w:rPr>
+          <w:i/>
+          <w:iCs/>
+        </w:rPr>
+        <w:t xml:space="preserve">Biol.</w:t>
+      </w:r>
+      <w:r>
+        <w:t xml:space="preserve"> </w:t>
+      </w:r>
+      <w:r>
+        <w:rPr>
+          <w:b/>
+          <w:bCs/>
+        </w:rPr>
+        <w:t xml:space="preserve">2013</w:t>
+      </w:r>
+      <w:r>
+        <w:t xml:space="preserve">,</w:t>
+      </w:r>
+      <w:r>
+        <w:t xml:space="preserve"> </w:t>
+      </w:r>
+      <w:r>
+        <w:rPr>
+          <w:i/>
+          <w:iCs/>
+        </w:rPr>
+        <w:t xml:space="preserve">58</w:t>
+      </w:r>
+      <w:r>
+        <w:t xml:space="preserve">, 8755–8768. https://doi.org/10.1088/0031-9155/58/24/8755</w:t>
+      </w:r>
+    </w:p>
+    <w:p>
+      <w:pPr>
+        <w:pStyle w:val="Compact"/>
+        <w:numPr>
+          <w:ilvl w:val="0"/>
+          <w:numId w:val="1002"/>
+        </w:numPr>
+      </w:pPr>
+      <w:r>
+        <w:t xml:space="preserve">Sahbaee, P.; Segars, W.P.; Samei, E. Patient-Based Estimation of Organ Dose for a</w:t>
+      </w:r>
+      <w:r>
+        <w:t xml:space="preserve"> </w:t>
+      </w:r>
+      <w:r>
+        <w:t xml:space="preserve">Population of 58 Adult Patients across 13 Protocol Categories.</w:t>
+      </w:r>
+      <w:r>
+        <w:t xml:space="preserve"> </w:t>
+      </w:r>
+      <w:r>
+        <w:rPr>
+          <w:i/>
+          <w:iCs/>
+        </w:rPr>
+        <w:t xml:space="preserve">Med. Phys.</w:t>
+      </w:r>
+      <w:r>
+        <w:t xml:space="preserve"> </w:t>
+      </w:r>
+      <w:r>
+        <w:rPr>
+          <w:b/>
+          <w:bCs/>
+        </w:rPr>
+        <w:t xml:space="preserve">2014</w:t>
+      </w:r>
+      <w:r>
+        <w:t xml:space="preserve">,</w:t>
+      </w:r>
+      <w:r>
+        <w:t xml:space="preserve"> </w:t>
+      </w:r>
+      <w:r>
+        <w:rPr>
+          <w:i/>
+          <w:iCs/>
+        </w:rPr>
         <w:t xml:space="preserve">41</w:t>
       </w:r>
       <w:r>
+        <w:t xml:space="preserve">, 072104. https://doi.org/10.1118/1.4883778</w:t>
+      </w:r>
+    </w:p>
+    <w:p>
+      <w:pPr>
+        <w:pStyle w:val="Compact"/>
+        <w:numPr>
+          <w:ilvl w:val="0"/>
+          <w:numId w:val="1002"/>
+        </w:numPr>
+      </w:pPr>
+      <w:r>
+        <w:t xml:space="preserve">ICRP. Basic Anatomical and Physiological Data for Use in Radiological Protection:</w:t>
+      </w:r>
+      <w:r>
+        <w:t xml:space="preserve"> </w:t>
+      </w:r>
+      <w:r>
+        <w:t xml:space="preserve">Reference Values. ICRP Publication 89.</w:t>
+      </w:r>
+      <w:r>
+        <w:t xml:space="preserve"> </w:t>
+      </w:r>
+      <w:r>
+        <w:rPr>
+          <w:i/>
+          <w:iCs/>
+        </w:rPr>
+        <w:t xml:space="preserve">Ann. ICRP</w:t>
+      </w:r>
+      <w:r>
+        <w:t xml:space="preserve"> </w:t>
+      </w:r>
+      <w:r>
+        <w:rPr>
+          <w:b/>
+          <w:bCs/>
+        </w:rPr>
+        <w:t xml:space="preserve">2002</w:t>
+      </w:r>
+      <w:r>
+        <w:t xml:space="preserve">,</w:t>
+      </w:r>
+      <w:r>
+        <w:t xml:space="preserve"> </w:t>
+      </w:r>
+      <w:r>
+        <w:rPr>
+          <w:i/>
+          <w:iCs/>
+        </w:rPr>
+        <w:t xml:space="preserve">32</w:t>
+      </w:r>
+      <w:r>
+        <w:t xml:space="preserve"> </w:t>
+      </w:r>
+      <w:r>
+        <w:t xml:space="preserve">(3–4).</w:t>
+      </w:r>
+    </w:p>
+    <w:p>
+      <w:pPr>
+        <w:pStyle w:val="Compact"/>
+        <w:numPr>
+          <w:ilvl w:val="0"/>
+          <w:numId w:val="1002"/>
+        </w:numPr>
+      </w:pPr>
+      <w:r>
+        <w:t xml:space="preserve">Dinwiddie, L.E.; Baggett, J.M.; Kofler, J.M.; et al. Survey of Normalized CTDIvol</w:t>
+      </w:r>
+      <w:r>
+        <w:t xml:space="preserve"> </w:t>
+      </w:r>
+      <w:r>
+        <w:t xml:space="preserve">Values Across Four Major Computed Tomography Vendors for Use in the MIRDct Software.</w:t>
+      </w:r>
+      <w:r>
+        <w:t xml:space="preserve"> </w:t>
+      </w:r>
+      <w:r>
+        <w:rPr>
+          <w:i/>
+          <w:iCs/>
+        </w:rPr>
+        <w:t xml:space="preserve">J. Appl. Clin. Med. Phys.</w:t>
+      </w:r>
+      <w:r>
+        <w:t xml:space="preserve"> </w:t>
+      </w:r>
+      <w:r>
+        <w:rPr>
+          <w:b/>
+          <w:bCs/>
+        </w:rPr>
+        <w:t xml:space="preserve">2026</w:t>
+      </w:r>
+      <w:r>
+        <w:t xml:space="preserve">,</w:t>
+      </w:r>
+      <w:r>
+        <w:t xml:space="preserve"> </w:t>
+      </w:r>
+      <w:r>
+        <w:rPr>
+          <w:i/>
+          <w:iCs/>
+        </w:rPr>
+        <w:t xml:space="preserve">27</w:t>
+      </w:r>
+      <w:r>
+        <w:t xml:space="preserve">, e70473. https://doi.org/10.1002/acm2.70473</w:t>
+      </w:r>
+    </w:p>
+    <w:p>
+      <w:pPr>
+        <w:pStyle w:val="Compact"/>
+        <w:numPr>
+          <w:ilvl w:val="0"/>
+          <w:numId w:val="1002"/>
+        </w:numPr>
+      </w:pPr>
+      <w:r>
+        <w:t xml:space="preserve">Yamamoto, S. ctdose-core: open, auditable CT dose surveillance from DICOM, with a</w:t>
+      </w:r>
+      <w:r>
+        <w:t xml:space="preserve"> </w:t>
+      </w:r>
+      <w:r>
+        <w:t xml:space="preserve">physics reconstruction when the dose attributes are missing (Version 0.1.1)</w:t>
+      </w:r>
+      <w:r>
+        <w:t xml:space="preserve"> </w:t>
+      </w:r>
+      <w:r>
+        <w:t xml:space="preserve">[Software]. Zenodo,</w:t>
+      </w:r>
+      <w:r>
+        <w:t xml:space="preserve"> </w:t>
+      </w:r>
+      <w:r>
+        <w:rPr>
+          <w:b/>
+          <w:bCs/>
+        </w:rPr>
+        <w:t xml:space="preserve">2026</w:t>
+      </w:r>
+      <w:r>
+        <w:t xml:space="preserve">. https://doi.org/10.5281/zenodo.21636082</w:t>
+      </w:r>
+    </w:p>
+    <w:p>
+      <w:pPr>
+        <w:pStyle w:val="Compact"/>
+        <w:numPr>
+          <w:ilvl w:val="0"/>
+          <w:numId w:val="1002"/>
+        </w:numPr>
+      </w:pPr>
+      <w:r>
+        <w:t xml:space="preserve">McCollough, C.; Bakalyar, D.M.; Bostani, M.; Brady, S.; Boedeker, K.; Boone, J.M.;</w:t>
+      </w:r>
+      <w:r>
+        <w:t xml:space="preserve"> </w:t>
+      </w:r>
+      <w:r>
+        <w:t xml:space="preserve">Chen-Mayer, H.H.; Christianson, O.I.; Leng, S.; Li, B.; et al. Use of Water Equivalent</w:t>
+      </w:r>
+      <w:r>
+        <w:t xml:space="preserve"> </w:t>
+      </w:r>
+      <w:r>
+        <w:t xml:space="preserve">Diameter for Calculating Patient Size and Size-Specific Dose Estimates (SSDE) in CT:</w:t>
+      </w:r>
+      <w:r>
+        <w:t xml:space="preserve"> </w:t>
+      </w:r>
+      <w:r>
+        <w:t xml:space="preserve">The Report of AAPM Task Group 220.</w:t>
+      </w:r>
+      <w:r>
+        <w:t xml:space="preserve"> </w:t>
+      </w:r>
+      <w:r>
+        <w:rPr>
+          <w:i/>
+          <w:iCs/>
+        </w:rPr>
+        <w:t xml:space="preserve">AAPM Report No. 220</w:t>
+      </w:r>
+      <w:r>
+        <w:t xml:space="preserve">,</w:t>
+      </w:r>
+      <w:r>
+        <w:t xml:space="preserve"> </w:t>
+      </w:r>
+      <w:r>
+        <w:rPr>
+          <w:b/>
+          <w:bCs/>
+        </w:rPr>
+        <w:t xml:space="preserve">2014</w:t>
+      </w:r>
+      <w:r>
+        <w:t xml:space="preserve">.</w:t>
+      </w:r>
+      <w:r>
+        <w:t xml:space="preserve"> </w:t>
+      </w:r>
+      <w:r>
+        <w:t xml:space="preserve">https://doi.org/10.37206/146</w:t>
+      </w:r>
+    </w:p>
+    <w:p>
+      <w:pPr>
+        <w:pStyle w:val="Compact"/>
+        <w:numPr>
+          <w:ilvl w:val="0"/>
+          <w:numId w:val="1002"/>
+        </w:numPr>
+      </w:pPr>
+      <w:r>
+        <w:t xml:space="preserve">ICRU. Tissue Substitutes in Radiation Dosimetry and Measurement. ICRU Report 44; ICRU:</w:t>
+      </w:r>
+      <w:r>
+        <w:t xml:space="preserve"> </w:t>
+      </w:r>
+      <w:r>
+        <w:t xml:space="preserve">Bethesda, MD, USA,</w:t>
+      </w:r>
+      <w:r>
+        <w:t xml:space="preserve"> </w:t>
+      </w:r>
+      <w:r>
+        <w:rPr>
+          <w:b/>
+          <w:bCs/>
+        </w:rPr>
+        <w:t xml:space="preserve">1989</w:t>
+      </w:r>
+      <w:r>
+        <w:t xml:space="preserve">.</w:t>
+      </w:r>
+    </w:p>
+    <w:p>
+      <w:pPr>
+        <w:pStyle w:val="Compact"/>
+        <w:numPr>
+          <w:ilvl w:val="0"/>
+          <w:numId w:val="1002"/>
+        </w:numPr>
+      </w:pPr>
+      <w:r>
+        <w:t xml:space="preserve">Schneider, U.; Pedroni, E.; Lomax, A. The Calibration of CT Hounsfield Units for</w:t>
+      </w:r>
+      <w:r>
+        <w:t xml:space="preserve"> </w:t>
+      </w:r>
+      <w:r>
+        <w:t xml:space="preserve">Radiotherapy Treatment Planning.</w:t>
+      </w:r>
+      <w:r>
+        <w:t xml:space="preserve"> </w:t>
+      </w:r>
+      <w:r>
+        <w:rPr>
+          <w:i/>
+          <w:iCs/>
+        </w:rPr>
+        <w:t xml:space="preserve">Phys. Med. Biol.</w:t>
+      </w:r>
+      <w:r>
+        <w:t xml:space="preserve"> </w:t>
+      </w:r>
+      <w:r>
+        <w:rPr>
+          <w:b/>
+          <w:bCs/>
+        </w:rPr>
+        <w:t xml:space="preserve">1996</w:t>
+      </w:r>
+      <w:r>
+        <w:t xml:space="preserve">,</w:t>
+      </w:r>
+      <w:r>
+        <w:t xml:space="preserve"> </w:t>
+      </w:r>
+      <w:r>
+        <w:rPr>
+          <w:i/>
+          <w:iCs/>
+        </w:rPr>
+        <w:t xml:space="preserve">41</w:t>
+      </w:r>
+      <w:r>
         <w:t xml:space="preserve">, 111–124.</w:t>
       </w:r>
       <w:r>
@@ -5014,6 +5909,80 @@
       </w:r>
       <w:r>
         <w:t xml:space="preserve">https://doi.org/10.1088/0031-9155/41/1/009</w:t>
+      </w:r>
+    </w:p>
+    <w:p>
+      <w:pPr>
+        <w:pStyle w:val="Compact"/>
+        <w:numPr>
+          <w:ilvl w:val="0"/>
+          <w:numId w:val="1002"/>
+        </w:numPr>
+      </w:pPr>
+      <w:r>
+        <w:t xml:space="preserve">Clark, K.; Vendt, B.; Smith, K.; Freymann, J.; Kirby, J.; Koppel, P.; Moore, S.;</w:t>
+      </w:r>
+      <w:r>
+        <w:t xml:space="preserve"> </w:t>
+      </w:r>
+      <w:r>
+        <w:t xml:space="preserve">Phillips, S.; Maffitt, D.; Pringle, M.; Tarbox, L.; Prior, F. The Cancer Imaging</w:t>
+      </w:r>
+      <w:r>
+        <w:t xml:space="preserve"> </w:t>
+      </w:r>
+      <w:r>
+        <w:t xml:space="preserve">Archive (TCIA): Maintaining and Operating a Public Information Repository.</w:t>
+      </w:r>
+      <w:r>
+        <w:t xml:space="preserve"> </w:t>
+      </w:r>
+      <w:r>
+        <w:rPr>
+          <w:i/>
+          <w:iCs/>
+        </w:rPr>
+        <w:t xml:space="preserve">J. Digit.</w:t>
+      </w:r>
+      <w:r>
+        <w:rPr>
+          <w:i/>
+          <w:iCs/>
+        </w:rPr>
+        <w:t xml:space="preserve"> </w:t>
+      </w:r>
+      <w:r>
+        <w:rPr>
+          <w:i/>
+          <w:iCs/>
+        </w:rPr>
+        <w:t xml:space="preserve">Imaging</w:t>
+      </w:r>
+      <w:r>
+        <w:t xml:space="preserve"> </w:t>
+      </w:r>
+      <w:r>
+        <w:rPr>
+          <w:b/>
+          <w:bCs/>
+        </w:rPr>
+        <w:t xml:space="preserve">2013</w:t>
+      </w:r>
+      <w:r>
+        <w:t xml:space="preserve">,</w:t>
+      </w:r>
+      <w:r>
+        <w:t xml:space="preserve"> </w:t>
+      </w:r>
+      <w:r>
+        <w:rPr>
+          <w:i/>
+          <w:iCs/>
+        </w:rPr>
+        <w:t xml:space="preserve">26</w:t>
+      </w:r>
+      <w:r>
+        <w:t xml:space="preserve">, 1045–1057. https://doi.org/10.1007/s10278-013-9622-7</w:t>
       </w:r>
     </w:p>
     <w:bookmarkEnd w:id="53"/>
@@ -5205,6 +6174,91 @@
     </w:lvl>
     <w:lvl w:ilvl="8">
       <w:start w:val="1"/>
+      <w:numFmt w:val="decimal"/>
+      <w:lvlText w:val="%9."/>
+      <w:lvlJc w:val="left"/>
+      <w:pPr>
+        <w:ind w:left="6480" w:hanging="360"/>
+      </w:pPr>
+    </w:lvl>
+  </w:abstractNum>
+  <w:abstractNum w:abstractNumId="9941112101">
+    <w:nsid w:val="A9941112101"/>
+    <w:multiLevelType w:val="multilevel"/>
+    <w:lvl w:ilvl="0">
+      <w:start w:val="112101"/>
+      <w:numFmt w:val="decimal"/>
+      <w:lvlText w:val="%1."/>
+      <w:lvlJc w:val="left"/>
+      <w:pPr>
+        <w:ind w:left="720" w:hanging="360"/>
+      </w:pPr>
+    </w:lvl>
+    <w:lvl w:ilvl="1">
+      <w:start w:val="112101"/>
+      <w:numFmt w:val="decimal"/>
+      <w:lvlText w:val="%2."/>
+      <w:lvlJc w:val="left"/>
+      <w:pPr>
+        <w:ind w:left="1440" w:hanging="360"/>
+      </w:pPr>
+    </w:lvl>
+    <w:lvl w:ilvl="2">
+      <w:start w:val="112101"/>
+      <w:numFmt w:val="decimal"/>
+      <w:lvlText w:val="%3."/>
+      <w:lvlJc w:val="left"/>
+      <w:pPr>
+        <w:ind w:left="2160" w:hanging="360"/>
+      </w:pPr>
+    </w:lvl>
+    <w:lvl w:ilvl="3">
+      <w:start w:val="112101"/>
+      <w:numFmt w:val="decimal"/>
+      <w:lvlText w:val="%4."/>
+      <w:lvlJc w:val="left"/>
+      <w:pPr>
+        <w:ind w:left="2880" w:hanging="360"/>
+      </w:pPr>
+    </w:lvl>
+    <w:lvl w:ilvl="4">
+      <w:start w:val="112101"/>
+      <w:numFmt w:val="decimal"/>
+      <w:lvlText w:val="%5."/>
+      <w:lvlJc w:val="left"/>
+      <w:pPr>
+        <w:ind w:left="3600" w:hanging="360"/>
+      </w:pPr>
+    </w:lvl>
+    <w:lvl w:ilvl="5">
+      <w:start w:val="112101"/>
+      <w:numFmt w:val="decimal"/>
+      <w:lvlText w:val="%6."/>
+      <w:lvlJc w:val="left"/>
+      <w:pPr>
+        <w:ind w:left="4320" w:hanging="360"/>
+      </w:pPr>
+    </w:lvl>
+    <w:lvl w:ilvl="6">
+      <w:start w:val="112101"/>
+      <w:numFmt w:val="decimal"/>
+      <w:lvlText w:val="%7."/>
+      <w:lvlJc w:val="left"/>
+      <w:pPr>
+        <w:ind w:left="5040" w:hanging="360"/>
+      </w:pPr>
+    </w:lvl>
+    <w:lvl w:ilvl="7">
+      <w:start w:val="112101"/>
+      <w:numFmt w:val="decimal"/>
+      <w:lvlText w:val="%8."/>
+      <w:lvlJc w:val="left"/>
+      <w:pPr>
+        <w:ind w:left="5760" w:hanging="360"/>
+      </w:pPr>
+    </w:lvl>
+    <w:lvl w:ilvl="8">
+      <w:start w:val="112101"/>
       <w:numFmt w:val="decimal"/>
       <w:lvlText w:val="%9."/>
       <w:lvlJc w:val="left"/>
@@ -5274,6 +6328,36 @@
     </w:lvlOverride>
     <w:lvlOverride w:ilvl="8">
       <w:startOverride w:val="1"/>
+    </w:lvlOverride>
+  </w:num>
+  <w:num w:numId="1003">
+    <w:abstractNumId w:val="9941112101"/>
+    <w:lvlOverride w:ilvl="0">
+      <w:startOverride w:val="112101"/>
+    </w:lvlOverride>
+    <w:lvlOverride w:ilvl="1">
+      <w:startOverride w:val="112101"/>
+    </w:lvlOverride>
+    <w:lvlOverride w:ilvl="2">
+      <w:startOverride w:val="112101"/>
+    </w:lvlOverride>
+    <w:lvlOverride w:ilvl="3">
+      <w:startOverride w:val="112101"/>
+    </w:lvlOverride>
+    <w:lvlOverride w:ilvl="4">
+      <w:startOverride w:val="112101"/>
+    </w:lvlOverride>
+    <w:lvlOverride w:ilvl="5">
+      <w:startOverride w:val="112101"/>
+    </w:lvlOverride>
+    <w:lvlOverride w:ilvl="6">
+      <w:startOverride w:val="112101"/>
+    </w:lvlOverride>
+    <w:lvlOverride w:ilvl="7">
+      <w:startOverride w:val="112101"/>
+    </w:lvlOverride>
+    <w:lvlOverride w:ilvl="8">
+      <w:startOverride w:val="112101"/>
     </w:lvlOverride>
   </w:num>
 </w:numbering>

--- a/paper/manuscript_tomography_internal.docx
+++ b/paper/manuscript_tomography_internal.docx
@@ -75,55 +75,61 @@
         <w:t xml:space="preserve"> </w:t>
       </w:r>
       <w:r>
-        <w:t xml:space="preserve">addressing this has been reported previously, but on single-institution cohorts and often</w:t>
-      </w:r>
-      <w:r>
-        <w:t xml:space="preserve"> </w:t>
-      </w:r>
-      <w:r>
-        <w:t xml:space="preserve">from data archives do not retain. We operationalised that quantity openly across</w:t>
-      </w:r>
-      <w:r>
-        <w:t xml:space="preserve"> </w:t>
-      </w:r>
-      <w:r>
-        <w:t xml:space="preserve">manufacturers, from routine DICOM metadata and automated segmentation alone; it is not an</w:t>
-      </w:r>
-      <w:r>
-        <w:t xml:space="preserve"> </w:t>
-      </w:r>
-      <w:r>
-        <w:t xml:space="preserve">estimate of absorbed organ dose. Forty abdominal CT series, ten per manufacturer, were</w:t>
-      </w:r>
-      <w:r>
-        <w:t xml:space="preserve"> </w:t>
-      </w:r>
-      <w:r>
-        <w:t xml:space="preserve">drawn from The Cancer Imaging Archive and twelve organs segmented with TotalSegmentator at</w:t>
-      </w:r>
-      <w:r>
-        <w:t xml:space="preserve"> </w:t>
-      </w:r>
-      <w:r>
-        <w:t xml:space="preserve">inference only. Of 480 requested organ–series combinations, 455 were produced; the</w:t>
-      </w:r>
-      <w:r>
-        <w:t xml:space="preserve"> </w:t>
-      </w:r>
-      <w:r>
-        <w:t xml:space="preserve">remaining 25 organs lay outside the scanned range. A prespecified acquisition-constancy</w:t>
-      </w:r>
-      <w:r>
-        <w:t xml:space="preserve"> </w:t>
-      </w:r>
-      <w:r>
-        <w:t xml:space="preserve">criterion admitted 39 of the 40 series. Modulation weights spanned 0.59 to 1.69, so the</w:t>
-      </w:r>
-      <w:r>
-        <w:t xml:space="preserve"> </w:t>
-      </w:r>
-      <w:r>
-        <w:t xml:space="preserve">index departs from the whole-scan CTDIvol by up to 70% within one acquisition. A recorded</w:t>
+        <w:t xml:space="preserve">addressing this problem has been reported previously, but primarily in single-institution</w:t>
+      </w:r>
+      <w:r>
+        <w:t xml:space="preserve"> </w:t>
+      </w:r>
+      <w:r>
+        <w:t xml:space="preserve">cohorts and often using inputs that routine image archives do not retain. We</w:t>
+      </w:r>
+      <w:r>
+        <w:t xml:space="preserve"> </w:t>
+      </w:r>
+      <w:r>
+        <w:t xml:space="preserve">operationalised that quantity openly across manufacturers, from routine DICOM metadata and</w:t>
+      </w:r>
+      <w:r>
+        <w:t xml:space="preserve"> </w:t>
+      </w:r>
+      <w:r>
+        <w:t xml:space="preserve">automated segmentation alone; it is not an estimate of absorbed organ dose. Forty abdominal</w:t>
+      </w:r>
+      <w:r>
+        <w:t xml:space="preserve"> </w:t>
+      </w:r>
+      <w:r>
+        <w:t xml:space="preserve">CT series, ten per manufacturer, were drawn from The Cancer Imaging Archive and twelve</w:t>
+      </w:r>
+      <w:r>
+        <w:t xml:space="preserve"> </w:t>
+      </w:r>
+      <w:r>
+        <w:t xml:space="preserve">organs segmented with TotalSegmentator at inference only. Of 480 requested organ–series</w:t>
+      </w:r>
+      <w:r>
+        <w:t xml:space="preserve"> </w:t>
+      </w:r>
+      <w:r>
+        <w:t xml:space="preserve">combinations, 455 were produced; the remaining 25 organs lay outside the scanned range. A</w:t>
+      </w:r>
+      <w:r>
+        <w:t xml:space="preserve"> </w:t>
+      </w:r>
+      <w:r>
+        <w:t xml:space="preserve">rule-based acquisition-constancy criterion admitted 39 series. Modulation weights spanned</w:t>
+      </w:r>
+      <w:r>
+        <w:t xml:space="preserve"> </w:t>
+      </w:r>
+      <w:r>
+        <w:t xml:space="preserve">0.59 to 1.69, so the index departs from the whole-scan CTDIvol by up to 70% within one</w:t>
+      </w:r>
+      <w:r>
+        <w:t xml:space="preserve"> </w:t>
+      </w:r>
+      <w:r>
+        <w:t xml:space="preserve">acquisition. A recorded</w:t>
       </w:r>
       <w:r>
         <w:t xml:space="preserve"> </w:t>
@@ -147,13 +153,13 @@
         <w:t xml:space="preserve"> </w:t>
       </w:r>
       <w:r>
-        <w:t xml:space="preserve">dose requires Monte-Carlo coefficients this index does not replace. The implementation and</w:t>
-      </w:r>
-      <w:r>
-        <w:t xml:space="preserve"> </w:t>
-      </w:r>
-      <w:r>
-        <w:t xml:space="preserve">derived records are openly available.</w:t>
+        <w:t xml:space="preserve">dose requires Monte-Carlo coefficients this index does not replace. The implementation is</w:t>
+      </w:r>
+      <w:r>
+        <w:t xml:space="preserve"> </w:t>
+      </w:r>
+      <w:r>
+        <w:t xml:space="preserve">openly available.</w:t>
       </w:r>
     </w:p>
     <w:p>
@@ -420,67 +426,103 @@
         <w:pStyle w:val="BodyText"/>
       </w:pPr>
       <w:r>
-        <w:t xml:space="preserve">The existing work does not answer that, and the gap is structural rather than incidental.</w:t>
-      </w:r>
-      <w:r>
-        <w:t xml:space="preserve"> </w:t>
-      </w:r>
-      <w:r>
-        <w:t xml:space="preserve">Those studies rest on single-institution cohorts and one or two scanner models; several</w:t>
-      </w:r>
-      <w:r>
-        <w:t xml:space="preserve"> </w:t>
-      </w:r>
-      <w:r>
-        <w:t xml:space="preserve">require raw projection data or vendor-supplied modulation profiles, which archived DICOM</w:t>
-      </w:r>
-      <w:r>
-        <w:t xml:space="preserve"> </w:t>
-      </w:r>
-      <w:r>
-        <w:t xml:space="preserve">does not retain; their organ contours are manual or semi-automatic; and neither their</w:t>
-      </w:r>
-      <w:r>
-        <w:t xml:space="preserve"> </w:t>
-      </w:r>
-      <w:r>
-        <w:t xml:space="preserve">implementations nor their coefficient tables are openly redistributable. Three practical</w:t>
-      </w:r>
-      <w:r>
-        <w:t xml:space="preserve"> </w:t>
-      </w:r>
-      <w:r>
-        <w:t xml:space="preserve">questions therefore remain open: whether the quantity can be computed at all from what</w:t>
-      </w:r>
-      <w:r>
-        <w:t xml:space="preserve"> </w:t>
-      </w:r>
-      <w:r>
-        <w:t xml:space="preserve">public archives actually keep, how it behaves across manufacturers when it can, and what</w:t>
-      </w:r>
-      <w:r>
-        <w:t xml:space="preserve"> </w:t>
-      </w:r>
-      <w:r>
-        <w:t xml:space="preserve">fraction of archived data supports it. Deep-learning segmentation removes the obstacle</w:t>
-      </w:r>
-      <w:r>
-        <w:t xml:space="preserve"> </w:t>
-      </w:r>
-      <w:r>
-        <w:t xml:space="preserve">that previously made the attempt impractical at scale — a general-purpose segmenter such</w:t>
-      </w:r>
-      <w:r>
-        <w:t xml:space="preserve"> </w:t>
-      </w:r>
-      <w:r>
-        <w:t xml:space="preserve">as TotalSegmentator [8], built on nnU-Net [9], produces abdominal organ masks from a</w:t>
-      </w:r>
-      <w:r>
-        <w:t xml:space="preserve"> </w:t>
-      </w:r>
-      <w:r>
-        <w:t xml:space="preserve">routine series in seconds at inference only, so the anatomy is now effectively free.</w:t>
+        <w:t xml:space="preserve">Existing work only partially answers that question. Longitudinal dose indices,</w:t>
+      </w:r>
+      <w:r>
+        <w:t xml:space="preserve"> </w:t>
+      </w:r>
+      <w:r>
+        <w:t xml:space="preserve">DICOM-header-derived modulation profiles and TotalSegmentator-assisted dose calculations</w:t>
+      </w:r>
+      <w:r>
+        <w:t xml:space="preserve"> </w:t>
+      </w:r>
+      <w:r>
+        <w:t xml:space="preserve">have each been investigated, but in different settings and for different endpoints. Li et</w:t>
+      </w:r>
+      <w:r>
+        <w:t xml:space="preserve"> </w:t>
+      </w:r>
+      <w:r>
+        <w:t xml:space="preserve">al. characterised the size-specific dose estimate as a function of longitudinal position,</w:t>
+      </w:r>
+      <w:r>
+        <w:t xml:space="preserve"> </w:t>
+      </w:r>
+      <w:r>
+        <w:t xml:space="preserve">SSDE(z), under both fixed and modulated tube current [8]. Nuntue et al. derived</w:t>
+      </w:r>
+      <w:r>
+        <w:t xml:space="preserve"> </w:t>
+      </w:r>
+      <w:r>
+        <w:t xml:space="preserve">tube-current-modulation profiles from DICOM headers and used them, with Monte-Carlo</w:t>
+      </w:r>
+      <w:r>
+        <w:t xml:space="preserve"> </w:t>
+      </w:r>
+      <w:r>
+        <w:t xml:space="preserve">simulation and physical measurement, to improve absorbed organ dose estimates in abdominal</w:t>
+      </w:r>
+      <w:r>
+        <w:t xml:space="preserve"> </w:t>
+      </w:r>
+      <w:r>
+        <w:t xml:space="preserve">CT [9]. Eom et al. incorporated TotalSegmentator into an automated effective-dose</w:t>
+      </w:r>
+      <w:r>
+        <w:t xml:space="preserve"> </w:t>
+      </w:r>
+      <w:r>
+        <w:t xml:space="preserve">calculation on clinical PET/CT [10]. What remains insufficiently characterised is whether</w:t>
+      </w:r>
+      <w:r>
+        <w:t xml:space="preserve"> </w:t>
+      </w:r>
+      <w:r>
+        <w:t xml:space="preserve">the organ-weighting layer can be reconstructed end to end from heterogeneous archived</w:t>
+      </w:r>
+      <w:r>
+        <w:t xml:space="preserve"> </w:t>
+      </w:r>
+      <w:r>
+        <w:t xml:space="preserve">DICOM alone, how often the required inputs survive archive curation and de-identification,</w:t>
+      </w:r>
+      <w:r>
+        <w:t xml:space="preserve"> </w:t>
+      </w:r>
+      <w:r>
+        <w:t xml:space="preserve">how acquisition-parameter constancy can be verified, and how the resulting quantity</w:t>
+      </w:r>
+      <w:r>
+        <w:t xml:space="preserve"> </w:t>
+      </w:r>
+      <w:r>
+        <w:t xml:space="preserve">behaves across manufacturers when patient-specific contours are obtained automatically.</w:t>
+      </w:r>
+      <w:r>
+        <w:t xml:space="preserve"> </w:t>
+      </w:r>
+      <w:r>
+        <w:t xml:space="preserve">Deep-learning segmentation is what makes the attempt practical at scale: a general-purpose</w:t>
+      </w:r>
+      <w:r>
+        <w:t xml:space="preserve"> </w:t>
+      </w:r>
+      <w:r>
+        <w:t xml:space="preserve">segmenter such as TotalSegmentator [11], built on nnU-Net [12], produces abdominal organ</w:t>
+      </w:r>
+      <w:r>
+        <w:t xml:space="preserve"> </w:t>
+      </w:r>
+      <w:r>
+        <w:t xml:space="preserve">masks from a routine series in seconds at inference only, so the anatomy is now</w:t>
+      </w:r>
+      <w:r>
+        <w:t xml:space="preserve"> </w:t>
+      </w:r>
+      <w:r>
+        <w:t xml:space="preserve">effectively free.</w:t>
       </w:r>
     </w:p>
     <w:p>
@@ -578,7 +620,7 @@
         <w:t xml:space="preserve"> </w:t>
       </w:r>
       <w:r>
-        <w:t xml:space="preserve">anthropomorphic phantoms and corrected for patient size [10,11,12]. Such coefficient sets</w:t>
+        <w:t xml:space="preserve">anthropomorphic phantoms and corrected for patient size [13,14,15]. Such coefficient sets</w:t>
       </w:r>
       <w:r>
         <w:t xml:space="preserve"> </w:t>
@@ -634,19 +676,13 @@
         </w:numPr>
       </w:pPr>
       <w:r>
-        <w:t xml:space="preserve">The first multi-vendor empirical characterisation of that quantity on public archive</w:t>
-      </w:r>
-      <w:r>
-        <w:t xml:space="preserve"> </w:t>
-      </w:r>
-      <w:r>
-        <w:t xml:space="preserve">data: its range, its within-acquisition spread, and its behaviour across four</w:t>
-      </w:r>
-      <w:r>
-        <w:t xml:space="preserve"> </w:t>
-      </w:r>
-      <w:r>
-        <w:t xml:space="preserve">manufacturers.</w:t>
+        <w:t xml:space="preserve">A multi-vendor empirical characterisation of that quantity on public archive data:</w:t>
+      </w:r>
+      <w:r>
+        <w:t xml:space="preserve"> </w:t>
+      </w:r>
+      <w:r>
+        <w:t xml:space="preserve">its range, its within-acquisition spread and its behaviour across four manufacturers.</w:t>
       </w:r>
     </w:p>
     <w:p>
@@ -670,7 +706,7 @@
         <w:t xml:space="preserve"> </w:t>
       </w:r>
       <w:r>
-        <w:t xml:space="preserve">this kind.</w:t>
+        <w:t xml:space="preserve">this kind, and one that has not been well characterised.</w:t>
       </w:r>
     </w:p>
     <w:p>
@@ -682,13 +718,13 @@
         </w:numPr>
       </w:pPr>
       <w:r>
-        <w:t xml:space="preserve">A prespecified acquisition-constancy criterion that makes the assumption underlying</w:t>
-      </w:r>
-      <w:r>
-        <w:t xml:space="preserve"> </w:t>
-      </w:r>
-      <w:r>
-        <w:t xml:space="preserve">the weighting testable rather than implicit.</w:t>
+        <w:t xml:space="preserve">A rule-based acquisition-constancy criterion that makes the assumption underlying the</w:t>
+      </w:r>
+      <w:r>
+        <w:t xml:space="preserve"> </w:t>
+      </w:r>
+      <w:r>
+        <w:t xml:space="preserve">weighting testable rather than implicit.</w:t>
       </w:r>
     </w:p>
     <w:p>
@@ -706,7 +742,7 @@
         <w:t xml:space="preserve"> </w:t>
       </w:r>
       <w:r>
-        <w:t xml:space="preserve">ICRP 89 reference values [13], and the practical limits an organ-level modulation</w:t>
+        <w:t xml:space="preserve">ICRP 89 reference values [16], and the practical limits an organ-level modulation</w:t>
       </w:r>
       <w:r>
         <w:t xml:space="preserve"> </w:t>
@@ -771,7 +807,7 @@
         <w:pStyle w:val="BodyText"/>
       </w:pPr>
       <w:r>
-        <w:t xml:space="preserve">All imaging was drawn from The Cancer Imaging Archive [19]. The candidate index was built</w:t>
+        <w:t xml:space="preserve">All imaging was drawn from The Cancer Imaging Archive [17]. The candidate index was built</w:t>
       </w:r>
       <w:r>
         <w:t xml:space="preserve"> </w:t>
@@ -789,7 +825,7 @@
         <w:t xml:space="preserve"> </w:t>
       </w:r>
       <w:r>
-        <w:t xml:space="preserve">survey distributed with the companion software release [15] — a software record, not a</w:t>
+        <w:t xml:space="preserve">survey distributed with the companion software release [18] — a software record, not a</w:t>
       </w:r>
       <w:r>
         <w:t xml:space="preserve"> </w:t>
@@ -1190,7 +1226,7 @@
         <w:pStyle w:val="FirstParagraph"/>
       </w:pPr>
       <w:r>
-        <w:t xml:space="preserve">Twelve abdominal organs were segmented with TotalSegmentator v2.17 [8],</w:t>
+        <w:t xml:space="preserve">Twelve abdominal organs were segmented with TotalSegmentator v2.17 [11],</w:t>
       </w:r>
       <w:r>
         <w:t xml:space="preserve"> </w:t>
@@ -1269,7 +1305,7 @@
         <w:t xml:space="preserve"> </w:t>
       </w:r>
       <w:r>
-        <w:t xml:space="preserve">deterministic threshold contour following AAPM Report 220 [16]. Figure 1 illustrates the</w:t>
+        <w:t xml:space="preserve">deterministic threshold contour following AAPM Report 220 [19]. Figure 1 illustrates the</w:t>
       </w:r>
       <w:r>
         <w:t xml:space="preserve"> </w:t>
@@ -1305,13 +1341,13 @@
         <w:t xml:space="preserve"> </w:t>
       </w:r>
       <w:r>
-        <w:t xml:space="preserve">reference tissue anchor points, taking the densities from ICRU Report 44 [17] and the</w:t>
-      </w:r>
-      <w:r>
-        <w:t xml:space="preserve"> </w:t>
-      </w:r>
-      <w:r>
-        <w:t xml:space="preserve">construction from Schneider et al. [18]. Estimated organ mass is the sum of local density</w:t>
+        <w:t xml:space="preserve">reference tissue anchor points, taking the densities from ICRU Report 44 [20] and the</w:t>
+      </w:r>
+      <w:r>
+        <w:t xml:space="preserve"> </w:t>
+      </w:r>
+      <w:r>
+        <w:t xml:space="preserve">construction from Schneider et al. [21]. Estimated organ mass is the sum of local density</w:t>
       </w:r>
       <w:r>
         <w:t xml:space="preserve"> </w:t>
@@ -1595,13 +1631,13 @@
         <w:pStyle w:val="FirstParagraph"/>
       </w:pPr>
       <w:r>
-        <w:t xml:space="preserve">Rather than assume that assumption, we stated it as an eligibility rule in advance and</w:t>
-      </w:r>
-      <w:r>
-        <w:t xml:space="preserve"> </w:t>
-      </w:r>
-      <w:r>
-        <w:t xml:space="preserve">applied it mechanically:</w:t>
+        <w:t xml:space="preserve">We formalised this assumption as a rule-based eligibility criterion and applied it</w:t>
+      </w:r>
+      <w:r>
+        <w:t xml:space="preserve"> </w:t>
+      </w:r>
+      <w:r>
+        <w:t xml:space="preserve">mechanically:</w:t>
       </w:r>
     </w:p>
     <w:p>
@@ -1864,7 +1900,7 @@
         <w:t xml:space="preserve"> </w:t>
       </w:r>
       <w:r>
-        <w:t xml:space="preserve">[14]; recorded and reconstructed values are never merged, and each series records which it</w:t>
+        <w:t xml:space="preserve">[22]; recorded and reconstructed values are never merged, and each series records which it</w:t>
       </w:r>
       <w:r>
         <w:t xml:space="preserve"> </w:t>
@@ -1985,37 +2021,69 @@
         <w:t xml:space="preserve"> </w:t>
       </w:r>
       <w:r>
-        <w:t xml:space="preserve">and 47 reach a scan boundary. Index availability is a property of the series: 386 records</w:t>
-      </w:r>
-      <w:r>
-        <w:t xml:space="preserve"> </w:t>
-      </w:r>
-      <w:r>
-        <w:t xml:space="preserve">carry an anatomy-weighted index, while the remaining 69 records, from 6 series, carry a</w:t>
-      </w:r>
-      <w:r>
-        <w:t xml:space="preserve"> </w:t>
-      </w:r>
-      <w:r>
-        <w:t xml:space="preserve">modulation weight but no index, because those series have no CTDIvol by either route. The</w:t>
-      </w:r>
-      <w:r>
-        <w:t xml:space="preserve"> </w:t>
-      </w:r>
-      <w:r>
-        <w:t xml:space="preserve">two conditions hold together for 345 records; 41 truncated records still carry an index,</w:t>
-      </w:r>
-      <w:r>
-        <w:t xml:space="preserve"> </w:t>
-      </w:r>
-      <w:r>
-        <w:t xml:space="preserve">and 63 untruncated records do not. The external reference-mass comparison uses the 177</w:t>
-      </w:r>
-      <w:r>
-        <w:t xml:space="preserve"> </w:t>
-      </w:r>
-      <w:r>
-        <w:t xml:space="preserve">untruncated records of the five solid organs. The full flow is in the shipped</w:t>
+        <w:t xml:space="preserve">and 47 reach a scan boundary. Index availability is a property of the series: before</w:t>
+      </w:r>
+      <w:r>
+        <w:t xml:space="preserve"> </w:t>
+      </w:r>
+      <w:r>
+        <w:t xml:space="preserve">application of the acquisition-constancy criterion, 386 records from 34 series had a</w:t>
+      </w:r>
+      <w:r>
+        <w:t xml:space="preserve"> </w:t>
+      </w:r>
+      <w:r>
+        <w:t xml:space="preserve">recorded or reconstructed CTDIvol and were computationally capable of carrying an index,</w:t>
+      </w:r>
+      <w:r>
+        <w:t xml:space="preserve"> </w:t>
+      </w:r>
+      <w:r>
+        <w:t xml:space="preserve">while the remaining 69 records, from 6 series, carry a modulation weight but no index</w:t>
+      </w:r>
+      <w:r>
+        <w:t xml:space="preserve"> </w:t>
+      </w:r>
+      <w:r>
+        <w:t xml:space="preserve">because those series have no CTDIvol by either route. The two conditions hold together for</w:t>
+      </w:r>
+      <w:r>
+        <w:t xml:space="preserve"> </w:t>
+      </w:r>
+      <w:r>
+        <w:t xml:space="preserve">345 records; 41 truncated records still carry an index, and 63 untruncated records do not.</w:t>
+      </w:r>
+    </w:p>
+    <w:p>
+      <w:pPr>
+        <w:pStyle w:val="BodyText"/>
+      </w:pPr>
+      <w:r>
+        <w:t xml:space="preserve">After exclusion of the one materially variable series, 375 records from 33 series were</w:t>
+      </w:r>
+      <w:r>
+        <w:t xml:space="preserve"> </w:t>
+      </w:r>
+      <w:r>
+        <w:t xml:space="preserve">eligible for the quantitative anatomy-weighted-index analysis; the 11 excluded records</w:t>
+      </w:r>
+      <w:r>
+        <w:t xml:space="preserve"> </w:t>
+      </w:r>
+      <w:r>
+        <w:t xml:space="preserve">belong to that series. The external reference-mass comparison, which does not depend on</w:t>
+      </w:r>
+      <w:r>
+        <w:t xml:space="preserve"> </w:t>
+      </w:r>
+      <w:r>
+        <w:t xml:space="preserve">the modulation weighting, uses the 177 untruncated records of the five solid organs across</w:t>
+      </w:r>
+      <w:r>
+        <w:t xml:space="preserve"> </w:t>
+      </w:r>
+      <w:r>
+        <w:t xml:space="preserve">the whole cohort. The full flow is in the shipped</w:t>
       </w:r>
       <w:r>
         <w:t xml:space="preserve"> </w:t>
@@ -2879,7 +2947,7 @@
         <w:t xml:space="preserve"> </w:t>
       </w:r>
       <w:r>
-        <w:t xml:space="preserve">reference adult male values [13], over the 177 untruncated records of the five solid</w:t>
+        <w:t xml:space="preserve">reference adult male values [16], over the 177 untruncated records of the five solid</w:t>
       </w:r>
       <w:r>
         <w:t xml:space="preserve"> </w:t>
@@ -3380,7 +3448,13 @@
         <w:pStyle w:val="BodyText"/>
       </w:pPr>
       <w:r>
-        <w:t xml:space="preserve">3 of the 40 series showed a peak-to-peak spread of organ weights below 0.02: their tube</w:t>
+        <w:t xml:space="preserve">Three of the 39 series eligible for quantitative modulation analysis showed a</w:t>
+      </w:r>
+      <w:r>
+        <w:t xml:space="preserve"> </w:t>
+      </w:r>
+      <w:r>
+        <w:t xml:space="preserve">peak-to-peak spread of organ weights below 0.02: their tube</w:t>
       </w:r>
       <w:r>
         <w:t xml:space="preserve"> </w:t>
@@ -3485,13 +3559,13 @@
         <w:t xml:space="preserve"> </w:t>
       </w:r>
       <w:r>
-        <w:t xml:space="preserve">records truncated by the scan boundary, by manufacturer, annotated with the counts.</w:t>
-      </w:r>
-      <w:r>
-        <w:t xml:space="preserve"> </w:t>
-      </w:r>
-      <w:r>
-        <w:t xml:space="preserve">(</w:t>
+        <w:t xml:space="preserve">records truncated by the scan boundary, by manufacturer, annotated with the counts, over</w:t>
+      </w:r>
+      <w:r>
+        <w:t xml:space="preserve"> </w:t>
+      </w:r>
+      <w:r>
+        <w:t xml:space="preserve">all 40 segmented series. (</w:t>
       </w:r>
       <w:r>
         <w:rPr>
@@ -3501,13 +3575,19 @@
         <w:t xml:space="preserve">b</w:t>
       </w:r>
       <w:r>
-        <w:t xml:space="preserve">) Peak-to-peak spread of the organ-specific modulation weights within each series;</w:t>
-      </w:r>
-      <w:r>
-        <w:t xml:space="preserve"> </w:t>
-      </w:r>
-      <w:r>
-        <w:t xml:space="preserve">the dashed line is the threshold below which a series carries no usable variation.</w:t>
+        <w:t xml:space="preserve">) Peak-to-peak spread of the organ-specific modulation</w:t>
+      </w:r>
+      <w:r>
+        <w:t xml:space="preserve"> </w:t>
+      </w:r>
+      <w:r>
+        <w:t xml:space="preserve">weights within each of the 39 series eligible for quantitative modulation analysis; the</w:t>
+      </w:r>
+      <w:r>
+        <w:t xml:space="preserve"> </w:t>
+      </w:r>
+      <w:r>
+        <w:t xml:space="preserve">dashed line is the threshold below which a series carries no usable variation.</w:t>
       </w:r>
     </w:p>
     <w:bookmarkEnd w:id="42"/>
@@ -3536,13 +3616,13 @@
         <w:t xml:space="preserve"> </w:t>
       </w:r>
       <w:r>
-        <w:t xml:space="preserve">Organ-specific modulation weights span 0.59 to 1.69 across this</w:t>
-      </w:r>
-      <w:r>
-        <w:t xml:space="preserve"> </w:t>
-      </w:r>
-      <w:r>
-        <w:t xml:space="preserve">cohort, and within a single acquisition two organs differed by a factor of 1.8 in their</w:t>
+        <w:t xml:space="preserve">Organ-specific modulation weights span 0.59 to 1.69 across the</w:t>
+      </w:r>
+      <w:r>
+        <w:t xml:space="preserve"> </w:t>
+      </w:r>
+      <w:r>
+        <w:t xml:space="preserve">eligible cohort, and within a single acquisition two organs differed by a factor of 1.8 in their</w:t>
       </w:r>
       <w:r>
         <w:t xml:space="preserve"> </w:t>
@@ -3620,91 +3700,149 @@
         <w:t xml:space="preserve"> </w:t>
       </w:r>
       <w:r>
-        <w:t xml:space="preserve">al. [4]; what is new here is the conditions under which it was obtained. Those studies,</w:t>
-      </w:r>
-      <w:r>
-        <w:t xml:space="preserve"> </w:t>
-      </w:r>
-      <w:r>
-        <w:t xml:space="preserve">and the related modulation dosimetry of Angel et al. [2] and Bostani et al. [5,6],</w:t>
-      </w:r>
-      <w:r>
-        <w:t xml:space="preserve"> </w:t>
-      </w:r>
-      <w:r>
-        <w:t xml:space="preserve">established the concept and validated it against Monte-Carlo dose on single-institution</w:t>
-      </w:r>
-      <w:r>
-        <w:t xml:space="preserve"> </w:t>
-      </w:r>
-      <w:r>
-        <w:t xml:space="preserve">cohorts, typically with one or two scanner models, manual or semi-automatic contours, and</w:t>
-      </w:r>
-      <w:r>
-        <w:t xml:space="preserve"> </w:t>
-      </w:r>
-      <w:r>
-        <w:t xml:space="preserve">in several cases raw projection data or vendor-supplied modulation profiles. Archived</w:t>
-      </w:r>
-      <w:r>
-        <w:t xml:space="preserve"> </w:t>
-      </w:r>
-      <w:r>
-        <w:t xml:space="preserve">DICOM retains none of the latter. This study consequently answers questions those designs</w:t>
-      </w:r>
-      <w:r>
-        <w:t xml:space="preserve"> </w:t>
-      </w:r>
-      <w:r>
-        <w:t xml:space="preserve">were not positioned to address: that the quantity is computable from archived headers</w:t>
-      </w:r>
-      <w:r>
-        <w:t xml:space="preserve"> </w:t>
-      </w:r>
-      <w:r>
-        <w:t xml:space="preserve">alone, on four manufacturers and 23 scanner models, with contours obtained at inference;</w:t>
-      </w:r>
-      <w:r>
-        <w:t xml:space="preserve"> </w:t>
-      </w:r>
-      <w:r>
-        <w:t xml:space="preserve">that its range across such a cohort is 0.59 to 1.69; and — the finding with the most</w:t>
-      </w:r>
-      <w:r>
-        <w:t xml:space="preserve"> </w:t>
-      </w:r>
-      <w:r>
-        <w:t xml:space="preserve">practical consequence — that the whole-scan CTDIvol it scales is missing from a</w:t>
-      </w:r>
-      <w:r>
-        <w:t xml:space="preserve"> </w:t>
-      </w:r>
-      <w:r>
-        <w:t xml:space="preserve">manufacturer-associated fraction of archived series, which bounds any retrospective study</w:t>
-      </w:r>
-      <w:r>
-        <w:t xml:space="preserve"> </w:t>
-      </w:r>
-      <w:r>
-        <w:t xml:space="preserve">of this kind before segmentation is even attempted. The contribution is therefore</w:t>
-      </w:r>
-      <w:r>
-        <w:t xml:space="preserve"> </w:t>
-      </w:r>
-      <w:r>
-        <w:t xml:space="preserve">operationalisation and empirical characterisation, not a new index, and the reported</w:t>
-      </w:r>
-      <w:r>
-        <w:t xml:space="preserve"> </w:t>
-      </w:r>
-      <w:r>
-        <w:t xml:space="preserve">values should be read as describing archived multi-vendor data rather than as improving</w:t>
-      </w:r>
-      <w:r>
-        <w:t xml:space="preserve"> </w:t>
-      </w:r>
-      <w:r>
-        <w:t xml:space="preserve">on the Monte-Carlo validations already published.</w:t>
+        <w:t xml:space="preserve">al. [4], who established the organ-specific weighted CTDIvol and validated it against</w:t>
+      </w:r>
+      <w:r>
+        <w:t xml:space="preserve"> </w:t>
+      </w:r>
+      <w:r>
+        <w:t xml:space="preserve">Monte-Carlo organ dose; this study did not invent it, and adds nothing to those</w:t>
+      </w:r>
+      <w:r>
+        <w:t xml:space="preserve"> </w:t>
+      </w:r>
+      <w:r>
+        <w:t xml:space="preserve">validations. What differs is the setting. Those studies, and the related modulation</w:t>
+      </w:r>
+      <w:r>
+        <w:t xml:space="preserve"> </w:t>
+      </w:r>
+      <w:r>
+        <w:t xml:space="preserve">dosimetry of Angel et al. [2] and Bostani et al. [5,6], worked from single-institution</w:t>
+      </w:r>
+      <w:r>
+        <w:t xml:space="preserve"> </w:t>
+      </w:r>
+      <w:r>
+        <w:t xml:space="preserve">cohorts with one or two scanner models and manual or semi-automatic contours, in several</w:t>
+      </w:r>
+      <w:r>
+        <w:t xml:space="preserve"> </w:t>
+      </w:r>
+      <w:r>
+        <w:t xml:space="preserve">cases using raw projection data or vendor-supplied modulation profiles that archived DICOM</w:t>
+      </w:r>
+      <w:r>
+        <w:t xml:space="preserve"> </w:t>
+      </w:r>
+      <w:r>
+        <w:t xml:space="preserve">does not retain. Here the same quantity is obtained from archived headers alone, across</w:t>
+      </w:r>
+      <w:r>
+        <w:t xml:space="preserve"> </w:t>
+      </w:r>
+      <w:r>
+        <w:t xml:space="preserve">four manufacturers and 23 scanner models, with contours produced automatically.</w:t>
+      </w:r>
+    </w:p>
+    <w:p>
+      <w:pPr>
+        <w:pStyle w:val="BodyText"/>
+      </w:pPr>
+      <w:r>
+        <w:t xml:space="preserve">Three recent studies sit closest and differ in endpoint rather than in quality. Li et al.</w:t>
+      </w:r>
+      <w:r>
+        <w:t xml:space="preserve"> </w:t>
+      </w:r>
+      <w:r>
+        <w:t xml:space="preserve">[8] characterise SSDE(z), a patient-size-adjusted dose index evaluated at each</w:t>
+      </w:r>
+      <w:r>
+        <w:t xml:space="preserve"> </w:t>
+      </w:r>
+      <w:r>
+        <w:t xml:space="preserve">longitudinal position; that is related but not the same quantity, since the weighting here</w:t>
+      </w:r>
+      <w:r>
+        <w:t xml:space="preserve"> </w:t>
+      </w:r>
+      <w:r>
+        <w:t xml:space="preserve">is by segmented organ occupancy of the tube-current profile rather than by patient size at</w:t>
+      </w:r>
+      <w:r>
+        <w:t xml:space="preserve"> </w:t>
+      </w:r>
+      <w:r>
+        <w:t xml:space="preserve">a given position. Nuntue et al. [9] also derive modulation profiles from DICOM headers,</w:t>
+      </w:r>
+      <w:r>
+        <w:t xml:space="preserve"> </w:t>
+      </w:r>
+      <w:r>
+        <w:t xml:space="preserve">and go further than this work in estimating absorbed organ dose with Monte-Carlo</w:t>
+      </w:r>
+      <w:r>
+        <w:t xml:space="preserve"> </w:t>
+      </w:r>
+      <w:r>
+        <w:t xml:space="preserve">simulation and measurement validation; this study deliberately stops short of absorbed</w:t>
+      </w:r>
+      <w:r>
+        <w:t xml:space="preserve"> </w:t>
+      </w:r>
+      <w:r>
+        <w:t xml:space="preserve">dose and addresses instead archive feasibility, multi-vendor availability, quality control</w:t>
+      </w:r>
+      <w:r>
+        <w:t xml:space="preserve"> </w:t>
+      </w:r>
+      <w:r>
+        <w:t xml:space="preserve">and an open implementation. Eom et al. [10] likewise use TotalSegmentator for automated</w:t>
+      </w:r>
+      <w:r>
+        <w:t xml:space="preserve"> </w:t>
+      </w:r>
+      <w:r>
+        <w:t xml:space="preserve">dose calculation, but their endpoint is effective dose from body regions and DLP</w:t>
+      </w:r>
+      <w:r>
+        <w:t xml:space="preserve"> </w:t>
+      </w:r>
+      <w:r>
+        <w:t xml:space="preserve">conversion factors, whereas the present work uses individual organ masks, the per-slice</w:t>
+      </w:r>
+      <w:r>
+        <w:t xml:space="preserve"> </w:t>
+      </w:r>
+      <w:r>
+        <w:t xml:space="preserve">tube current and an organ-specific longitudinal weighting.</w:t>
+      </w:r>
+    </w:p>
+    <w:p>
+      <w:pPr>
+        <w:pStyle w:val="BodyText"/>
+      </w:pPr>
+      <w:r>
+        <w:t xml:space="preserve">The contribution is therefore not a new dose index or an improvement on the published</w:t>
+      </w:r>
+      <w:r>
+        <w:t xml:space="preserve"> </w:t>
+      </w:r>
+      <w:r>
+        <w:t xml:space="preserve">Monte-Carlo validations. It is an open, multi-vendor operationalisation and empirical</w:t>
+      </w:r>
+      <w:r>
+        <w:t xml:space="preserve"> </w:t>
+      </w:r>
+      <w:r>
+        <w:t xml:space="preserve">characterisation of the organ-weighting layer under the constraints of real archived</w:t>
+      </w:r>
+      <w:r>
+        <w:t xml:space="preserve"> </w:t>
+      </w:r>
+      <w:r>
+        <w:t xml:space="preserve">DICOM.</w:t>
       </w:r>
     </w:p>
     <w:p>
@@ -3800,7 +3938,7 @@
         <w:t xml:space="preserve"> </w:t>
       </w:r>
       <w:r>
-        <w:t xml:space="preserve">0.939 for the kidneys [8]), which supports reduced boundary agreement; but Dice is</w:t>
+        <w:t xml:space="preserve">0.939 for the kidneys [11]), which supports reduced boundary agreement; but Dice is</w:t>
       </w:r>
       <w:r>
         <w:t xml:space="preserve"> </w:t>
@@ -4133,13 +4271,13 @@
         <w:t xml:space="preserve"> </w:t>
       </w:r>
       <w:r>
-        <w:t xml:space="preserve">HU-to-density anchor values are used by citation to ICRU Report 44 [17] and Schneider et</w:t>
-      </w:r>
-      <w:r>
-        <w:t xml:space="preserve"> </w:t>
-      </w:r>
-      <w:r>
-        <w:t xml:space="preserve">al. [18] rather than redistributed; and no Monte-Carlo coefficient table is included at all.</w:t>
+        <w:t xml:space="preserve">HU-to-density anchor values are used by citation to ICRU Report 44 [20] and Schneider et</w:t>
+      </w:r>
+      <w:r>
+        <w:t xml:space="preserve"> </w:t>
+      </w:r>
+      <w:r>
+        <w:t xml:space="preserve">al. [21] rather than redistributed; and no Monte-Carlo coefficient table is included at all.</w:t>
       </w:r>
     </w:p>
     <w:p>
@@ -4169,13 +4307,13 @@
         <w:t xml:space="preserve"> </w:t>
       </w:r>
       <w:r>
-        <w:t xml:space="preserve">correction, of the kind established by Turner et al. [10] and extended over larger patient</w:t>
-      </w:r>
-      <w:r>
-        <w:t xml:space="preserve"> </w:t>
-      </w:r>
-      <w:r>
-        <w:t xml:space="preserve">model libraries by Tian et al. [11], together with the transport considerations listed in</w:t>
+        <w:t xml:space="preserve">correction, of the kind established by Turner et al. [13] and extended over larger patient</w:t>
+      </w:r>
+      <w:r>
+        <w:t xml:space="preserve"> </w:t>
+      </w:r>
+      <w:r>
+        <w:t xml:space="preserve">model libraries by Tian et al. [14], together with the transport considerations listed in</w:t>
       </w:r>
       <w:r>
         <w:t xml:space="preserve"> </w:t>
@@ -4205,7 +4343,7 @@
         <w:t xml:space="preserve"> </w:t>
       </w:r>
       <w:r>
-        <w:t xml:space="preserve">missing whole-scan index has been published under CC BY [14], which shows the convention is</w:t>
+        <w:t xml:space="preserve">missing whole-scan index has been published under CC BY [22], which shows the convention is</w:t>
       </w:r>
       <w:r>
         <w:t xml:space="preserve"> </w:t>
@@ -4674,7 +4812,7 @@
         <w:pStyle w:val="BodyText"/>
       </w:pPr>
       <w:r>
-        <w:t xml:space="preserve">Segmentation used TotalSegmentator [8]. Its software code is distributed under the Apache</w:t>
+        <w:t xml:space="preserve">Segmentation used TotalSegmentator [11]. Its software code is distributed under the Apache</w:t>
       </w:r>
       <w:r>
         <w:t xml:space="preserve"> </w:t>
@@ -5295,19 +5433,13 @@
         </w:numPr>
       </w:pPr>
       <w:r>
-        <w:t xml:space="preserve">Wasserthal, J.; Breit, H.-C.; Meyer, M.T.; Pradella, M.; Hinck, D.; Sauter, A.W.; Heye,</w:t>
-      </w:r>
-      <w:r>
-        <w:t xml:space="preserve"> </w:t>
-      </w:r>
-      <w:r>
-        <w:t xml:space="preserve">T.; Boll, D.T.; Cyriac, J.; Yang, S.; Bach, M.; Segeroth, M. TotalSegmentator: Robust</w:t>
-      </w:r>
-      <w:r>
-        <w:t xml:space="preserve"> </w:t>
-      </w:r>
-      <w:r>
-        <w:t xml:space="preserve">Segmentation of 104 Anatomic Structures in CT Images.</w:t>
+        <w:t xml:space="preserve">Li, X.; Marschall, T.A.; Yang, K.; Liu, B. Technical Note: Advancing Size-Specific</w:t>
+      </w:r>
+      <w:r>
+        <w:t xml:space="preserve"> </w:t>
+      </w:r>
+      <w:r>
+        <w:t xml:space="preserve">Dose Estimates in CT Examinations: Dose Estimates at Longitudinal Positions of Scans.</w:t>
       </w:r>
       <w:r>
         <w:t xml:space="preserve"> </w:t>
@@ -5317,7 +5449,7 @@
           <w:i/>
           <w:iCs/>
         </w:rPr>
-        <w:t xml:space="preserve">Radiol. Artif. Intell.</w:t>
+        <w:t xml:space="preserve">Med. Phys.</w:t>
       </w:r>
       <w:r>
         <w:t xml:space="preserve"> </w:t>
@@ -5327,7 +5459,7 @@
           <w:b/>
           <w:bCs/>
         </w:rPr>
-        <w:t xml:space="preserve">2023</w:t>
+        <w:t xml:space="preserve">2022</w:t>
       </w:r>
       <w:r>
         <w:t xml:space="preserve">,</w:t>
@@ -5340,10 +5472,10 @@
           <w:i/>
           <w:iCs/>
         </w:rPr>
-        <w:t xml:space="preserve">5</w:t>
-      </w:r>
-      <w:r>
-        <w:t xml:space="preserve">, e230024. https://doi.org/10.1148/ryai.230024</w:t>
+        <w:t xml:space="preserve">49</w:t>
+      </w:r>
+      <w:r>
+        <w:t xml:space="preserve">, 1303–1311. https://doi.org/10.1002/mp.15402</w:t>
       </w:r>
     </w:p>
     <w:p>
@@ -5355,13 +5487,19 @@
         </w:numPr>
       </w:pPr>
       <w:r>
-        <w:t xml:space="preserve">Isensee, F.; Jaeger, P.F.; Kohl, S.A.A.; Petersen, J.; Maier-Hein, K.H. nnU-Net: A</w:t>
-      </w:r>
-      <w:r>
-        <w:t xml:space="preserve"> </w:t>
-      </w:r>
-      <w:r>
-        <w:t xml:space="preserve">Self-Configuring Method for Deep Learning-Based Biomedical Image Segmentation.</w:t>
+        <w:t xml:space="preserve">Nuntue, C.; Matsubara, K.; Watanabe, S.; Fukushima, K.; Tantiwetchayanon, K. Improved</w:t>
+      </w:r>
+      <w:r>
+        <w:t xml:space="preserve"> </w:t>
+      </w:r>
+      <w:r>
+        <w:t xml:space="preserve">Organ Absorbed Dose Estimation in Abdominal CT Using DICOM Header-Based Tube Current</w:t>
+      </w:r>
+      <w:r>
+        <w:t xml:space="preserve"> </w:t>
+      </w:r>
+      <w:r>
+        <w:t xml:space="preserve">Modulation Profiles: Validation with Measurements and Monte Carlo Simulations.</w:t>
       </w:r>
       <w:r>
         <w:t xml:space="preserve"> </w:t>
@@ -5371,7 +5509,7 @@
           <w:i/>
           <w:iCs/>
         </w:rPr>
-        <w:t xml:space="preserve">Nat.</w:t>
+        <w:t xml:space="preserve">J.</w:t>
       </w:r>
       <w:r>
         <w:rPr>
@@ -5385,7 +5523,7 @@
           <w:i/>
           <w:iCs/>
         </w:rPr>
-        <w:t xml:space="preserve">Methods</w:t>
+        <w:t xml:space="preserve">Appl. Clin. Med. Phys.</w:t>
       </w:r>
       <w:r>
         <w:t xml:space="preserve"> </w:t>
@@ -5395,7 +5533,7 @@
           <w:b/>
           <w:bCs/>
         </w:rPr>
-        <w:t xml:space="preserve">2021</w:t>
+        <w:t xml:space="preserve">2025</w:t>
       </w:r>
       <w:r>
         <w:t xml:space="preserve">,</w:t>
@@ -5408,10 +5546,10 @@
           <w:i/>
           <w:iCs/>
         </w:rPr>
-        <w:t xml:space="preserve">18</w:t>
-      </w:r>
-      <w:r>
-        <w:t xml:space="preserve">, 203–211. https://doi.org/10.1038/s41592-020-01008-z</w:t>
+        <w:t xml:space="preserve">26</w:t>
+      </w:r>
+      <w:r>
+        <w:t xml:space="preserve">, e70321. https://doi.org/10.1002/acm2.70321</w:t>
       </w:r>
     </w:p>
     <w:p>
@@ -5423,19 +5561,19 @@
         </w:numPr>
       </w:pPr>
       <w:r>
-        <w:t xml:space="preserve">Turner, A.C.; Zhang, D.; Khatonabadi, M.; Zankl, M.; DeMarco, J.J.; Cagnon, C.H.; Cody,</w:t>
-      </w:r>
-      <w:r>
-        <w:t xml:space="preserve"> </w:t>
-      </w:r>
-      <w:r>
-        <w:t xml:space="preserve">D.D.; Stevens, D.M.; McCollough, C.H.; McNitt-Gray, M.F. The Feasibility of Patient</w:t>
-      </w:r>
-      <w:r>
-        <w:t xml:space="preserve"> </w:t>
-      </w:r>
-      <w:r>
-        <w:t xml:space="preserve">Size-Corrected, Scanner-Independent Organ Dose Estimates for Abdominal CT Exams.</w:t>
+        <w:t xml:space="preserve">Eom, Y.; Park, Y.-J.; Lee, S.; Lee, S.-J.; An, Y.-S.; Park, B.-N.; Yoon, J.-K.</w:t>
+      </w:r>
+      <w:r>
+        <w:t xml:space="preserve"> </w:t>
+      </w:r>
+      <w:r>
+        <w:t xml:space="preserve">Automated Measurement of Effective Radiation Dose by 18F-Fluorodeoxyglucose Positron</w:t>
+      </w:r>
+      <w:r>
+        <w:t xml:space="preserve"> </w:t>
+      </w:r>
+      <w:r>
+        <w:t xml:space="preserve">Emission Tomography/Computed Tomography.</w:t>
       </w:r>
       <w:r>
         <w:t xml:space="preserve"> </w:t>
@@ -5445,47 +5583,39 @@
           <w:i/>
           <w:iCs/>
         </w:rPr>
-        <w:t xml:space="preserve">Med.</w:t>
+        <w:t xml:space="preserve">Tomography</w:t>
+      </w:r>
+      <w:r>
+        <w:t xml:space="preserve"> </w:t>
+      </w:r>
+      <w:r>
+        <w:rPr>
+          <w:b/>
+          <w:bCs/>
+        </w:rPr>
+        <w:t xml:space="preserve">2024</w:t>
+      </w:r>
+      <w:r>
+        <w:t xml:space="preserve">,</w:t>
+      </w:r>
+      <w:r>
+        <w:t xml:space="preserve"> </w:t>
       </w:r>
       <w:r>
         <w:rPr>
           <w:i/>
           <w:iCs/>
         </w:rPr>
-        <w:t xml:space="preserve"> </w:t>
-      </w:r>
-      <w:r>
-        <w:rPr>
-          <w:i/>
-          <w:iCs/>
-        </w:rPr>
-        <w:t xml:space="preserve">Phys.</w:t>
-      </w:r>
-      <w:r>
-        <w:t xml:space="preserve"> </w:t>
-      </w:r>
-      <w:r>
-        <w:rPr>
-          <w:b/>
-          <w:bCs/>
-        </w:rPr>
-        <w:t xml:space="preserve">2011</w:t>
-      </w:r>
-      <w:r>
-        <w:t xml:space="preserve">,</w:t>
-      </w:r>
-      <w:r>
-        <w:t xml:space="preserve"> </w:t>
-      </w:r>
-      <w:r>
-        <w:rPr>
-          <w:i/>
-          <w:iCs/>
-        </w:rPr>
-        <w:t xml:space="preserve">38</w:t>
-      </w:r>
-      <w:r>
-        <w:t xml:space="preserve">, 820–829. https://doi.org/10.1118/1.3533897</w:t>
+        <w:t xml:space="preserve">10</w:t>
+      </w:r>
+      <w:r>
+        <w:t xml:space="preserve">, 2144–2157.</w:t>
+      </w:r>
+      <w:r>
+        <w:t xml:space="preserve"> </w:t>
+      </w:r>
+      <w:r>
+        <w:t xml:space="preserve">https://doi.org/10.3390/tomography10120151</w:t>
       </w:r>
     </w:p>
     <w:p>
@@ -5497,13 +5627,19 @@
         </w:numPr>
       </w:pPr>
       <w:r>
-        <w:t xml:space="preserve">Tian, X.; Li, X.; Segars, W.P.; Frush, D.P.; Paulson, E.K.; Samei, E. Dose Coefficients</w:t>
-      </w:r>
-      <w:r>
-        <w:t xml:space="preserve"> </w:t>
-      </w:r>
-      <w:r>
-        <w:t xml:space="preserve">in Pediatric and Adult Abdominopelvic CT Based on 100 Patient Models.</w:t>
+        <w:t xml:space="preserve">Wasserthal, J.; Breit, H.-C.; Meyer, M.T.; Pradella, M.; Hinck, D.; Sauter, A.W.; Heye,</w:t>
+      </w:r>
+      <w:r>
+        <w:t xml:space="preserve"> </w:t>
+      </w:r>
+      <w:r>
+        <w:t xml:space="preserve">T.; Boll, D.T.; Cyriac, J.; Yang, S.; Bach, M.; Segeroth, M. TotalSegmentator: Robust</w:t>
+      </w:r>
+      <w:r>
+        <w:t xml:space="preserve"> </w:t>
+      </w:r>
+      <w:r>
+        <w:t xml:space="preserve">Segmentation of 104 Anatomic Structures in CT Images.</w:t>
       </w:r>
       <w:r>
         <w:t xml:space="preserve"> </w:t>
@@ -5513,47 +5649,33 @@
           <w:i/>
           <w:iCs/>
         </w:rPr>
-        <w:t xml:space="preserve">Phys. Med.</w:t>
+        <w:t xml:space="preserve">Radiol. Artif. Intell.</w:t>
+      </w:r>
+      <w:r>
+        <w:t xml:space="preserve"> </w:t>
+      </w:r>
+      <w:r>
+        <w:rPr>
+          <w:b/>
+          <w:bCs/>
+        </w:rPr>
+        <w:t xml:space="preserve">2023</w:t>
+      </w:r>
+      <w:r>
+        <w:t xml:space="preserve">,</w:t>
+      </w:r>
+      <w:r>
+        <w:t xml:space="preserve"> </w:t>
       </w:r>
       <w:r>
         <w:rPr>
           <w:i/>
           <w:iCs/>
         </w:rPr>
-        <w:t xml:space="preserve"> </w:t>
-      </w:r>
-      <w:r>
-        <w:rPr>
-          <w:i/>
-          <w:iCs/>
-        </w:rPr>
-        <w:t xml:space="preserve">Biol.</w:t>
-      </w:r>
-      <w:r>
-        <w:t xml:space="preserve"> </w:t>
-      </w:r>
-      <w:r>
-        <w:rPr>
-          <w:b/>
-          <w:bCs/>
-        </w:rPr>
-        <w:t xml:space="preserve">2013</w:t>
-      </w:r>
-      <w:r>
-        <w:t xml:space="preserve">,</w:t>
-      </w:r>
-      <w:r>
-        <w:t xml:space="preserve"> </w:t>
-      </w:r>
-      <w:r>
-        <w:rPr>
-          <w:i/>
-          <w:iCs/>
-        </w:rPr>
-        <w:t xml:space="preserve">58</w:t>
-      </w:r>
-      <w:r>
-        <w:t xml:space="preserve">, 8755–8768. https://doi.org/10.1088/0031-9155/58/24/8755</w:t>
+        <w:t xml:space="preserve">5</w:t>
+      </w:r>
+      <w:r>
+        <w:t xml:space="preserve">, e230024. https://doi.org/10.1148/ryai.230024</w:t>
       </w:r>
     </w:p>
     <w:p>
@@ -5565,13 +5687,13 @@
         </w:numPr>
       </w:pPr>
       <w:r>
-        <w:t xml:space="preserve">Sahbaee, P.; Segars, W.P.; Samei, E. Patient-Based Estimation of Organ Dose for a</w:t>
-      </w:r>
-      <w:r>
-        <w:t xml:space="preserve"> </w:t>
-      </w:r>
-      <w:r>
-        <w:t xml:space="preserve">Population of 58 Adult Patients across 13 Protocol Categories.</w:t>
+        <w:t xml:space="preserve">Isensee, F.; Jaeger, P.F.; Kohl, S.A.A.; Petersen, J.; Maier-Hein, K.H. nnU-Net: A</w:t>
+      </w:r>
+      <w:r>
+        <w:t xml:space="preserve"> </w:t>
+      </w:r>
+      <w:r>
+        <w:t xml:space="preserve">Self-Configuring Method for Deep Learning-Based Biomedical Image Segmentation.</w:t>
       </w:r>
       <w:r>
         <w:t xml:space="preserve"> </w:t>
@@ -5581,7 +5703,21 @@
           <w:i/>
           <w:iCs/>
         </w:rPr>
-        <w:t xml:space="preserve">Med. Phys.</w:t>
+        <w:t xml:space="preserve">Nat.</w:t>
+      </w:r>
+      <w:r>
+        <w:rPr>
+          <w:i/>
+          <w:iCs/>
+        </w:rPr>
+        <w:t xml:space="preserve"> </w:t>
+      </w:r>
+      <w:r>
+        <w:rPr>
+          <w:i/>
+          <w:iCs/>
+        </w:rPr>
+        <w:t xml:space="preserve">Methods</w:t>
       </w:r>
       <w:r>
         <w:t xml:space="preserve"> </w:t>
@@ -5591,7 +5727,7 @@
           <w:b/>
           <w:bCs/>
         </w:rPr>
-        <w:t xml:space="preserve">2014</w:t>
+        <w:t xml:space="preserve">2021</w:t>
       </w:r>
       <w:r>
         <w:t xml:space="preserve">,</w:t>
@@ -5604,10 +5740,10 @@
           <w:i/>
           <w:iCs/>
         </w:rPr>
-        <w:t xml:space="preserve">41</w:t>
-      </w:r>
-      <w:r>
-        <w:t xml:space="preserve">, 072104. https://doi.org/10.1118/1.4883778</w:t>
+        <w:t xml:space="preserve">18</w:t>
+      </w:r>
+      <w:r>
+        <w:t xml:space="preserve">, 203–211. https://doi.org/10.1038/s41592-020-01008-z</w:t>
       </w:r>
     </w:p>
     <w:p>
@@ -5619,13 +5755,19 @@
         </w:numPr>
       </w:pPr>
       <w:r>
-        <w:t xml:space="preserve">ICRP. Basic Anatomical and Physiological Data for Use in Radiological Protection:</w:t>
-      </w:r>
-      <w:r>
-        <w:t xml:space="preserve"> </w:t>
-      </w:r>
-      <w:r>
-        <w:t xml:space="preserve">Reference Values. ICRP Publication 89.</w:t>
+        <w:t xml:space="preserve">Turner, A.C.; Zhang, D.; Khatonabadi, M.; Zankl, M.; DeMarco, J.J.; Cagnon, C.H.; Cody,</w:t>
+      </w:r>
+      <w:r>
+        <w:t xml:space="preserve"> </w:t>
+      </w:r>
+      <w:r>
+        <w:t xml:space="preserve">D.D.; Stevens, D.M.; McCollough, C.H.; McNitt-Gray, M.F. The Feasibility of Patient</w:t>
+      </w:r>
+      <w:r>
+        <w:t xml:space="preserve"> </w:t>
+      </w:r>
+      <w:r>
+        <w:t xml:space="preserve">Size-Corrected, Scanner-Independent Organ Dose Estimates for Abdominal CT Exams.</w:t>
       </w:r>
       <w:r>
         <w:t xml:space="preserve"> </w:t>
@@ -5635,7 +5777,21 @@
           <w:i/>
           <w:iCs/>
         </w:rPr>
-        <w:t xml:space="preserve">Ann. ICRP</w:t>
+        <w:t xml:space="preserve">Med.</w:t>
+      </w:r>
+      <w:r>
+        <w:rPr>
+          <w:i/>
+          <w:iCs/>
+        </w:rPr>
+        <w:t xml:space="preserve"> </w:t>
+      </w:r>
+      <w:r>
+        <w:rPr>
+          <w:i/>
+          <w:iCs/>
+        </w:rPr>
+        <w:t xml:space="preserve">Phys.</w:t>
       </w:r>
       <w:r>
         <w:t xml:space="preserve"> </w:t>
@@ -5645,7 +5801,7 @@
           <w:b/>
           <w:bCs/>
         </w:rPr>
-        <w:t xml:space="preserve">2002</w:t>
+        <w:t xml:space="preserve">2011</w:t>
       </w:r>
       <w:r>
         <w:t xml:space="preserve">,</w:t>
@@ -5658,13 +5814,10 @@
           <w:i/>
           <w:iCs/>
         </w:rPr>
-        <w:t xml:space="preserve">32</w:t>
-      </w:r>
-      <w:r>
-        <w:t xml:space="preserve"> </w:t>
-      </w:r>
-      <w:r>
-        <w:t xml:space="preserve">(3–4).</w:t>
+        <w:t xml:space="preserve">38</w:t>
+      </w:r>
+      <w:r>
+        <w:t xml:space="preserve">, 820–829. https://doi.org/10.1118/1.3533897</w:t>
       </w:r>
     </w:p>
     <w:p>
@@ -5676,13 +5829,13 @@
         </w:numPr>
       </w:pPr>
       <w:r>
-        <w:t xml:space="preserve">Dinwiddie, L.E.; Baggett, J.M.; Kofler, J.M.; et al. Survey of Normalized CTDIvol</w:t>
-      </w:r>
-      <w:r>
-        <w:t xml:space="preserve"> </w:t>
-      </w:r>
-      <w:r>
-        <w:t xml:space="preserve">Values Across Four Major Computed Tomography Vendors for Use in the MIRDct Software.</w:t>
+        <w:t xml:space="preserve">Tian, X.; Li, X.; Segars, W.P.; Frush, D.P.; Paulson, E.K.; Samei, E. Dose Coefficients</w:t>
+      </w:r>
+      <w:r>
+        <w:t xml:space="preserve"> </w:t>
+      </w:r>
+      <w:r>
+        <w:t xml:space="preserve">in Pediatric and Adult Abdominopelvic CT Based on 100 Patient Models.</w:t>
       </w:r>
       <w:r>
         <w:t xml:space="preserve"> </w:t>
@@ -5692,7 +5845,21 @@
           <w:i/>
           <w:iCs/>
         </w:rPr>
-        <w:t xml:space="preserve">J. Appl. Clin. Med. Phys.</w:t>
+        <w:t xml:space="preserve">Phys. Med.</w:t>
+      </w:r>
+      <w:r>
+        <w:rPr>
+          <w:i/>
+          <w:iCs/>
+        </w:rPr>
+        <w:t xml:space="preserve"> </w:t>
+      </w:r>
+      <w:r>
+        <w:rPr>
+          <w:i/>
+          <w:iCs/>
+        </w:rPr>
+        <w:t xml:space="preserve">Biol.</w:t>
       </w:r>
       <w:r>
         <w:t xml:space="preserve"> </w:t>
@@ -5702,7 +5869,7 @@
           <w:b/>
           <w:bCs/>
         </w:rPr>
-        <w:t xml:space="preserve">2026</w:t>
+        <w:t xml:space="preserve">2013</w:t>
       </w:r>
       <w:r>
         <w:t xml:space="preserve">,</w:t>
@@ -5715,10 +5882,10 @@
           <w:i/>
           <w:iCs/>
         </w:rPr>
-        <w:t xml:space="preserve">27</w:t>
-      </w:r>
-      <w:r>
-        <w:t xml:space="preserve">, e70473. https://doi.org/10.1002/acm2.70473</w:t>
+        <w:t xml:space="preserve">58</w:t>
+      </w:r>
+      <w:r>
+        <w:t xml:space="preserve">, 8755–8768. https://doi.org/10.1088/0031-9155/58/24/8755</w:t>
       </w:r>
     </w:p>
     <w:p>
@@ -5730,19 +5897,23 @@
         </w:numPr>
       </w:pPr>
       <w:r>
-        <w:t xml:space="preserve">Yamamoto, S. ctdose-core: open, auditable CT dose surveillance from DICOM, with a</w:t>
-      </w:r>
-      <w:r>
-        <w:t xml:space="preserve"> </w:t>
-      </w:r>
-      <w:r>
-        <w:t xml:space="preserve">physics reconstruction when the dose attributes are missing (Version 0.1.1)</w:t>
-      </w:r>
-      <w:r>
-        <w:t xml:space="preserve"> </w:t>
-      </w:r>
-      <w:r>
-        <w:t xml:space="preserve">[Software]. Zenodo,</w:t>
+        <w:t xml:space="preserve">Sahbaee, P.; Segars, W.P.; Samei, E. Patient-Based Estimation of Organ Dose for a</w:t>
+      </w:r>
+      <w:r>
+        <w:t xml:space="preserve"> </w:t>
+      </w:r>
+      <w:r>
+        <w:t xml:space="preserve">Population of 58 Adult Patients across 13 Protocol Categories.</w:t>
+      </w:r>
+      <w:r>
+        <w:t xml:space="preserve"> </w:t>
+      </w:r>
+      <w:r>
+        <w:rPr>
+          <w:i/>
+          <w:iCs/>
+        </w:rPr>
+        <w:t xml:space="preserve">Med. Phys.</w:t>
       </w:r>
       <w:r>
         <w:t xml:space="preserve"> </w:t>
@@ -5752,10 +5923,23 @@
           <w:b/>
           <w:bCs/>
         </w:rPr>
-        <w:t xml:space="preserve">2026</w:t>
-      </w:r>
-      <w:r>
-        <w:t xml:space="preserve">. https://doi.org/10.5281/zenodo.21636082</w:t>
+        <w:t xml:space="preserve">2014</w:t>
+      </w:r>
+      <w:r>
+        <w:t xml:space="preserve">,</w:t>
+      </w:r>
+      <w:r>
+        <w:t xml:space="preserve"> </w:t>
+      </w:r>
+      <w:r>
+        <w:rPr>
+          <w:i/>
+          <w:iCs/>
+        </w:rPr>
+        <w:t xml:space="preserve">41</w:t>
+      </w:r>
+      <w:r>
+        <w:t xml:space="preserve">, 072104. https://doi.org/10.1118/1.4883778</w:t>
       </w:r>
     </w:p>
     <w:p>
@@ -5767,25 +5951,13 @@
         </w:numPr>
       </w:pPr>
       <w:r>
-        <w:t xml:space="preserve">McCollough, C.; Bakalyar, D.M.; Bostani, M.; Brady, S.; Boedeker, K.; Boone, J.M.;</w:t>
-      </w:r>
-      <w:r>
-        <w:t xml:space="preserve"> </w:t>
-      </w:r>
-      <w:r>
-        <w:t xml:space="preserve">Chen-Mayer, H.H.; Christianson, O.I.; Leng, S.; Li, B.; et al. Use of Water Equivalent</w:t>
-      </w:r>
-      <w:r>
-        <w:t xml:space="preserve"> </w:t>
-      </w:r>
-      <w:r>
-        <w:t xml:space="preserve">Diameter for Calculating Patient Size and Size-Specific Dose Estimates (SSDE) in CT:</w:t>
-      </w:r>
-      <w:r>
-        <w:t xml:space="preserve"> </w:t>
-      </w:r>
-      <w:r>
-        <w:t xml:space="preserve">The Report of AAPM Task Group 220.</w:t>
+        <w:t xml:space="preserve">ICRP. Basic Anatomical and Physiological Data for Use in Radiological Protection:</w:t>
+      </w:r>
+      <w:r>
+        <w:t xml:space="preserve"> </w:t>
+      </w:r>
+      <w:r>
+        <w:t xml:space="preserve">Reference Values. ICRP Publication 89.</w:t>
       </w:r>
       <w:r>
         <w:t xml:space="preserve"> </w:t>
@@ -5795,10 +5967,7 @@
           <w:i/>
           <w:iCs/>
         </w:rPr>
-        <w:t xml:space="preserve">AAPM Report No. 220</w:t>
-      </w:r>
-      <w:r>
-        <w:t xml:space="preserve">,</w:t>
+        <w:t xml:space="preserve">Ann. ICRP</w:t>
       </w:r>
       <w:r>
         <w:t xml:space="preserve"> </w:t>
@@ -5808,16 +5977,26 @@
           <w:b/>
           <w:bCs/>
         </w:rPr>
-        <w:t xml:space="preserve">2014</w:t>
-      </w:r>
-      <w:r>
-        <w:t xml:space="preserve">.</w:t>
-      </w:r>
-      <w:r>
-        <w:t xml:space="preserve"> </w:t>
-      </w:r>
-      <w:r>
-        <w:t xml:space="preserve">https://doi.org/10.37206/146</w:t>
+        <w:t xml:space="preserve">2002</w:t>
+      </w:r>
+      <w:r>
+        <w:t xml:space="preserve">,</w:t>
+      </w:r>
+      <w:r>
+        <w:t xml:space="preserve"> </w:t>
+      </w:r>
+      <w:r>
+        <w:rPr>
+          <w:i/>
+          <w:iCs/>
+        </w:rPr>
+        <w:t xml:space="preserve">32</w:t>
+      </w:r>
+      <w:r>
+        <w:t xml:space="preserve"> </w:t>
+      </w:r>
+      <w:r>
+        <w:t xml:space="preserve">(3–4).</w:t>
       </w:r>
     </w:p>
     <w:p>
@@ -5829,13 +6008,43 @@
         </w:numPr>
       </w:pPr>
       <w:r>
-        <w:t xml:space="preserve">ICRU. Tissue Substitutes in Radiation Dosimetry and Measurement. ICRU Report 44; ICRU:</w:t>
-      </w:r>
-      <w:r>
-        <w:t xml:space="preserve"> </w:t>
-      </w:r>
-      <w:r>
-        <w:t xml:space="preserve">Bethesda, MD, USA,</w:t>
+        <w:t xml:space="preserve">Clark, K.; Vendt, B.; Smith, K.; Freymann, J.; Kirby, J.; Koppel, P.; Moore, S.;</w:t>
+      </w:r>
+      <w:r>
+        <w:t xml:space="preserve"> </w:t>
+      </w:r>
+      <w:r>
+        <w:t xml:space="preserve">Phillips, S.; Maffitt, D.; Pringle, M.; Tarbox, L.; Prior, F. The Cancer Imaging</w:t>
+      </w:r>
+      <w:r>
+        <w:t xml:space="preserve"> </w:t>
+      </w:r>
+      <w:r>
+        <w:t xml:space="preserve">Archive (TCIA): Maintaining and Operating a Public Information Repository.</w:t>
+      </w:r>
+      <w:r>
+        <w:t xml:space="preserve"> </w:t>
+      </w:r>
+      <w:r>
+        <w:rPr>
+          <w:i/>
+          <w:iCs/>
+        </w:rPr>
+        <w:t xml:space="preserve">J. Digit.</w:t>
+      </w:r>
+      <w:r>
+        <w:rPr>
+          <w:i/>
+          <w:iCs/>
+        </w:rPr>
+        <w:t xml:space="preserve"> </w:t>
+      </w:r>
+      <w:r>
+        <w:rPr>
+          <w:i/>
+          <w:iCs/>
+        </w:rPr>
+        <w:t xml:space="preserve">Imaging</w:t>
       </w:r>
       <w:r>
         <w:t xml:space="preserve"> </w:t>
@@ -5845,10 +6054,23 @@
           <w:b/>
           <w:bCs/>
         </w:rPr>
-        <w:t xml:space="preserve">1989</w:t>
-      </w:r>
-      <w:r>
-        <w:t xml:space="preserve">.</w:t>
+        <w:t xml:space="preserve">2013</w:t>
+      </w:r>
+      <w:r>
+        <w:t xml:space="preserve">,</w:t>
+      </w:r>
+      <w:r>
+        <w:t xml:space="preserve"> </w:t>
+      </w:r>
+      <w:r>
+        <w:rPr>
+          <w:i/>
+          <w:iCs/>
+        </w:rPr>
+        <w:t xml:space="preserve">26</w:t>
+      </w:r>
+      <w:r>
+        <w:t xml:space="preserve">, 1045–1057. https://doi.org/10.1007/s10278-013-9622-7</w:t>
       </w:r>
     </w:p>
     <w:p>
@@ -5860,23 +6082,19 @@
         </w:numPr>
       </w:pPr>
       <w:r>
-        <w:t xml:space="preserve">Schneider, U.; Pedroni, E.; Lomax, A. The Calibration of CT Hounsfield Units for</w:t>
-      </w:r>
-      <w:r>
-        <w:t xml:space="preserve"> </w:t>
-      </w:r>
-      <w:r>
-        <w:t xml:space="preserve">Radiotherapy Treatment Planning.</w:t>
-      </w:r>
-      <w:r>
-        <w:t xml:space="preserve"> </w:t>
-      </w:r>
-      <w:r>
-        <w:rPr>
-          <w:i/>
-          <w:iCs/>
-        </w:rPr>
-        <w:t xml:space="preserve">Phys. Med. Biol.</w:t>
+        <w:t xml:space="preserve">Yamamoto, S. ctdose-core: open, auditable CT dose surveillance from DICOM, with a</w:t>
+      </w:r>
+      <w:r>
+        <w:t xml:space="preserve"> </w:t>
+      </w:r>
+      <w:r>
+        <w:t xml:space="preserve">physics reconstruction when the dose attributes are missing (Version 0.1.1)</w:t>
+      </w:r>
+      <w:r>
+        <w:t xml:space="preserve"> </w:t>
+      </w:r>
+      <w:r>
+        <w:t xml:space="preserve">[Software]. Zenodo,</w:t>
       </w:r>
       <w:r>
         <w:t xml:space="preserve"> </w:t>
@@ -5886,29 +6104,10 @@
           <w:b/>
           <w:bCs/>
         </w:rPr>
-        <w:t xml:space="preserve">1996</w:t>
-      </w:r>
-      <w:r>
-        <w:t xml:space="preserve">,</w:t>
-      </w:r>
-      <w:r>
-        <w:t xml:space="preserve"> </w:t>
-      </w:r>
-      <w:r>
-        <w:rPr>
-          <w:i/>
-          <w:iCs/>
-        </w:rPr>
-        <w:t xml:space="preserve">41</w:t>
-      </w:r>
-      <w:r>
-        <w:t xml:space="preserve">, 111–124.</w:t>
-      </w:r>
-      <w:r>
-        <w:t xml:space="preserve"> </w:t>
-      </w:r>
-      <w:r>
-        <w:t xml:space="preserve">https://doi.org/10.1088/0031-9155/41/1/009</w:t>
+        <w:t xml:space="preserve">2026</w:t>
+      </w:r>
+      <w:r>
+        <w:t xml:space="preserve">. https://doi.org/10.5281/zenodo.21636082</w:t>
       </w:r>
     </w:p>
     <w:p>
@@ -5920,19 +6119,25 @@
         </w:numPr>
       </w:pPr>
       <w:r>
-        <w:t xml:space="preserve">Clark, K.; Vendt, B.; Smith, K.; Freymann, J.; Kirby, J.; Koppel, P.; Moore, S.;</w:t>
-      </w:r>
-      <w:r>
-        <w:t xml:space="preserve"> </w:t>
-      </w:r>
-      <w:r>
-        <w:t xml:space="preserve">Phillips, S.; Maffitt, D.; Pringle, M.; Tarbox, L.; Prior, F. The Cancer Imaging</w:t>
-      </w:r>
-      <w:r>
-        <w:t xml:space="preserve"> </w:t>
-      </w:r>
-      <w:r>
-        <w:t xml:space="preserve">Archive (TCIA): Maintaining and Operating a Public Information Repository.</w:t>
+        <w:t xml:space="preserve">McCollough, C.; Bakalyar, D.M.; Bostani, M.; Brady, S.; Boedeker, K.; Boone, J.M.;</w:t>
+      </w:r>
+      <w:r>
+        <w:t xml:space="preserve"> </w:t>
+      </w:r>
+      <w:r>
+        <w:t xml:space="preserve">Chen-Mayer, H.H.; Christianson, O.I.; Leng, S.; Li, B.; et al. Use of Water Equivalent</w:t>
+      </w:r>
+      <w:r>
+        <w:t xml:space="preserve"> </w:t>
+      </w:r>
+      <w:r>
+        <w:t xml:space="preserve">Diameter for Calculating Patient Size and Size-Specific Dose Estimates (SSDE) in CT:</w:t>
+      </w:r>
+      <w:r>
+        <w:t xml:space="preserve"> </w:t>
+      </w:r>
+      <w:r>
+        <w:t xml:space="preserve">The Report of AAPM Task Group 220.</w:t>
       </w:r>
       <w:r>
         <w:t xml:space="preserve"> </w:t>
@@ -5942,13 +6147,103 @@
           <w:i/>
           <w:iCs/>
         </w:rPr>
-        <w:t xml:space="preserve">J. Digit.</w:t>
+        <w:t xml:space="preserve">AAPM Report No. 220</w:t>
+      </w:r>
+      <w:r>
+        <w:t xml:space="preserve">,</w:t>
+      </w:r>
+      <w:r>
+        <w:t xml:space="preserve"> </w:t>
+      </w:r>
+      <w:r>
+        <w:rPr>
+          <w:b/>
+          <w:bCs/>
+        </w:rPr>
+        <w:t xml:space="preserve">2014</w:t>
+      </w:r>
+      <w:r>
+        <w:t xml:space="preserve">.</w:t>
+      </w:r>
+      <w:r>
+        <w:t xml:space="preserve"> </w:t>
+      </w:r>
+      <w:r>
+        <w:t xml:space="preserve">https://doi.org/10.37206/146</w:t>
+      </w:r>
+    </w:p>
+    <w:p>
+      <w:pPr>
+        <w:pStyle w:val="Compact"/>
+        <w:numPr>
+          <w:ilvl w:val="0"/>
+          <w:numId w:val="1002"/>
+        </w:numPr>
+      </w:pPr>
+      <w:r>
+        <w:t xml:space="preserve">ICRU. Tissue Substitutes in Radiation Dosimetry and Measurement. ICRU Report 44; ICRU:</w:t>
+      </w:r>
+      <w:r>
+        <w:t xml:space="preserve"> </w:t>
+      </w:r>
+      <w:r>
+        <w:t xml:space="preserve">Bethesda, MD, USA,</w:t>
+      </w:r>
+      <w:r>
+        <w:t xml:space="preserve"> </w:t>
+      </w:r>
+      <w:r>
+        <w:rPr>
+          <w:b/>
+          <w:bCs/>
+        </w:rPr>
+        <w:t xml:space="preserve">1989</w:t>
+      </w:r>
+      <w:r>
+        <w:t xml:space="preserve">.</w:t>
+      </w:r>
+    </w:p>
+    <w:p>
+      <w:pPr>
+        <w:pStyle w:val="Compact"/>
+        <w:numPr>
+          <w:ilvl w:val="0"/>
+          <w:numId w:val="1002"/>
+        </w:numPr>
+      </w:pPr>
+      <w:r>
+        <w:t xml:space="preserve">Schneider, U.; Pedroni, E.; Lomax, A. The Calibration of CT Hounsfield Units for</w:t>
+      </w:r>
+      <w:r>
+        <w:t xml:space="preserve"> </w:t>
+      </w:r>
+      <w:r>
+        <w:t xml:space="preserve">Radiotherapy Treatment Planning.</w:t>
+      </w:r>
+      <w:r>
+        <w:t xml:space="preserve"> </w:t>
       </w:r>
       <w:r>
         <w:rPr>
           <w:i/>
           <w:iCs/>
         </w:rPr>
+        <w:t xml:space="preserve">Phys. Med. Biol.</w:t>
+      </w:r>
+      <w:r>
+        <w:t xml:space="preserve"> </w:t>
+      </w:r>
+      <w:r>
+        <w:rPr>
+          <w:b/>
+          <w:bCs/>
+        </w:rPr>
+        <w:t xml:space="preserve">1996</w:t>
+      </w:r>
+      <w:r>
+        <w:t xml:space="preserve">,</w:t>
+      </w:r>
+      <w:r>
         <w:t xml:space="preserve"> </w:t>
       </w:r>
       <w:r>
@@ -5956,7 +6251,44 @@
           <w:i/>
           <w:iCs/>
         </w:rPr>
-        <w:t xml:space="preserve">Imaging</w:t>
+        <w:t xml:space="preserve">41</w:t>
+      </w:r>
+      <w:r>
+        <w:t xml:space="preserve">, 111–124.</w:t>
+      </w:r>
+      <w:r>
+        <w:t xml:space="preserve"> </w:t>
+      </w:r>
+      <w:r>
+        <w:t xml:space="preserve">https://doi.org/10.1088/0031-9155/41/1/009</w:t>
+      </w:r>
+    </w:p>
+    <w:p>
+      <w:pPr>
+        <w:pStyle w:val="Compact"/>
+        <w:numPr>
+          <w:ilvl w:val="0"/>
+          <w:numId w:val="1002"/>
+        </w:numPr>
+      </w:pPr>
+      <w:r>
+        <w:t xml:space="preserve">Dinwiddie, L.E.; Baggett, J.M.; Kofler, J.M.; et al. Survey of Normalized CTDIvol</w:t>
+      </w:r>
+      <w:r>
+        <w:t xml:space="preserve"> </w:t>
+      </w:r>
+      <w:r>
+        <w:t xml:space="preserve">Values Across Four Major Computed Tomography Vendors for Use in the MIRDct Software.</w:t>
+      </w:r>
+      <w:r>
+        <w:t xml:space="preserve"> </w:t>
+      </w:r>
+      <w:r>
+        <w:rPr>
+          <w:i/>
+          <w:iCs/>
+        </w:rPr>
+        <w:t xml:space="preserve">J. Appl. Clin. Med. Phys.</w:t>
       </w:r>
       <w:r>
         <w:t xml:space="preserve"> </w:t>
@@ -5966,7 +6298,7 @@
           <w:b/>
           <w:bCs/>
         </w:rPr>
-        <w:t xml:space="preserve">2013</w:t>
+        <w:t xml:space="preserve">2026</w:t>
       </w:r>
       <w:r>
         <w:t xml:space="preserve">,</w:t>
@@ -5979,10 +6311,10 @@
           <w:i/>
           <w:iCs/>
         </w:rPr>
-        <w:t xml:space="preserve">26</w:t>
-      </w:r>
-      <w:r>
-        <w:t xml:space="preserve">, 1045–1057. https://doi.org/10.1007/s10278-013-9622-7</w:t>
+        <w:t xml:space="preserve">27</w:t>
+      </w:r>
+      <w:r>
+        <w:t xml:space="preserve">, e70473. https://doi.org/10.1002/acm2.70473</w:t>
       </w:r>
     </w:p>
     <w:bookmarkEnd w:id="53"/>

--- a/paper/manuscript_tomography_internal.docx
+++ b/paper/manuscript_tomography_internal.docx
@@ -87,79 +87,73 @@
         <w:t xml:space="preserve"> </w:t>
       </w:r>
       <w:r>
-        <w:t xml:space="preserve">operationalised that quantity openly across manufacturers, from routine DICOM metadata and</w:t>
-      </w:r>
-      <w:r>
-        <w:t xml:space="preserve"> </w:t>
-      </w:r>
-      <w:r>
-        <w:t xml:space="preserve">automated segmentation alone; it is not an estimate of absorbed organ dose. Forty abdominal</w:t>
-      </w:r>
-      <w:r>
-        <w:t xml:space="preserve"> </w:t>
-      </w:r>
-      <w:r>
-        <w:t xml:space="preserve">CT series, ten per manufacturer, were drawn from The Cancer Imaging Archive and twelve</w:t>
-      </w:r>
-      <w:r>
-        <w:t xml:space="preserve"> </w:t>
-      </w:r>
-      <w:r>
-        <w:t xml:space="preserve">organs segmented with TotalSegmentator at inference only. Of 480 requested organ–series</w:t>
-      </w:r>
-      <w:r>
-        <w:t xml:space="preserve"> </w:t>
-      </w:r>
-      <w:r>
-        <w:t xml:space="preserve">combinations, 455 were produced; the remaining 25 organs lay outside the scanned range. A</w:t>
-      </w:r>
-      <w:r>
-        <w:t xml:space="preserve"> </w:t>
-      </w:r>
-      <w:r>
-        <w:t xml:space="preserve">rule-based acquisition-constancy criterion admitted 39 series. Modulation weights spanned</w:t>
-      </w:r>
-      <w:r>
-        <w:t xml:space="preserve"> </w:t>
-      </w:r>
-      <w:r>
-        <w:t xml:space="preserve">0.59 to 1.69, so the index departs from the whole-scan CTDIvol by up to 70% within one</w:t>
-      </w:r>
-      <w:r>
-        <w:t xml:space="preserve"> </w:t>
-      </w:r>
-      <w:r>
-        <w:t xml:space="preserve">acquisition. A recorded</w:t>
-      </w:r>
-      <w:r>
-        <w:t xml:space="preserve"> </w:t>
-      </w:r>
-      <w:r>
-        <w:t xml:space="preserve">CTDIvol was retained in the archived headers of 29 of 40 series, was reconstructable in 5</w:t>
-      </w:r>
-      <w:r>
-        <w:t xml:space="preserve"> </w:t>
-      </w:r>
-      <w:r>
-        <w:t xml:space="preserve">and unavailable in 6, differing markedly between manufacturers. Estimated organ mass was</w:t>
-      </w:r>
-      <w:r>
-        <w:t xml:space="preserve"> </w:t>
-      </w:r>
-      <w:r>
-        <w:t xml:space="preserve">broadly consistent with ICRP 89 values for liver and kidneys. Conversion to absorbed organ</w:t>
-      </w:r>
-      <w:r>
-        <w:t xml:space="preserve"> </w:t>
-      </w:r>
-      <w:r>
-        <w:t xml:space="preserve">dose requires Monte-Carlo coefficients this index does not replace. The implementation is</w:t>
-      </w:r>
-      <w:r>
-        <w:t xml:space="preserve"> </w:t>
-      </w:r>
-      <w:r>
-        <w:t xml:space="preserve">openly available.</w:t>
+        <w:t xml:space="preserve">operationalised it openly across manufacturers, from routine DICOM metadata and automated</w:t>
+      </w:r>
+      <w:r>
+        <w:t xml:space="preserve"> </w:t>
+      </w:r>
+      <w:r>
+        <w:t xml:space="preserve">segmentation alone; it is not an estimate of absorbed organ dose. Forty abdominal CT</w:t>
+      </w:r>
+      <w:r>
+        <w:t xml:space="preserve"> </w:t>
+      </w:r>
+      <w:r>
+        <w:t xml:space="preserve">series, ten per manufacturer, were drawn from The Cancer Imaging Archive and twelve organs</w:t>
+      </w:r>
+      <w:r>
+        <w:t xml:space="preserve"> </w:t>
+      </w:r>
+      <w:r>
+        <w:t xml:space="preserve">segmented with TotalSegmentator at inference only. Of 480 requested organ–series</w:t>
+      </w:r>
+      <w:r>
+        <w:t xml:space="preserve"> </w:t>
+      </w:r>
+      <w:r>
+        <w:t xml:space="preserve">combinations, 455 records were produced. A rule-based acquisition-constancy</w:t>
+      </w:r>
+      <w:r>
+        <w:t xml:space="preserve"> </w:t>
+      </w:r>
+      <w:r>
+        <w:t xml:space="preserve">criterion admitted 39 of the 40 series to the quantitative modulation analysis. Modulation</w:t>
+      </w:r>
+      <w:r>
+        <w:t xml:space="preserve"> </w:t>
+      </w:r>
+      <w:r>
+        <w:t xml:space="preserve">weights spanned 0.59 to 1.69, so the index departs from the whole-scan CTDIvol by up to</w:t>
+      </w:r>
+      <w:r>
+        <w:t xml:space="preserve"> </w:t>
+      </w:r>
+      <w:r>
+        <w:t xml:space="preserve">70% within one acquisition. A recorded CTDIvol was retained in the archived headers of 29</w:t>
+      </w:r>
+      <w:r>
+        <w:t xml:space="preserve"> </w:t>
+      </w:r>
+      <w:r>
+        <w:t xml:space="preserve">of 40 series, reconstructable in 5 and unavailable in 6, with availability differing</w:t>
+      </w:r>
+      <w:r>
+        <w:t xml:space="preserve"> </w:t>
+      </w:r>
+      <w:r>
+        <w:t xml:space="preserve">markedly between manufacturers in this sample. Estimated organ mass was broadly consistent</w:t>
+      </w:r>
+      <w:r>
+        <w:t xml:space="preserve"> </w:t>
+      </w:r>
+      <w:r>
+        <w:t xml:space="preserve">with ICRP 89 values for liver and kidneys. Conversion to absorbed organ dose requires</w:t>
+      </w:r>
+      <w:r>
+        <w:t xml:space="preserve"> </w:t>
+      </w:r>
+      <w:r>
+        <w:t xml:space="preserve">Monte-Carlo coefficients this index does not replace; the implementation is open.</w:t>
       </w:r>
     </w:p>
     <w:p>
